--- a/docs/BabelStack_Junior_Documento_v0.1.docx
+++ b/docs/BabelStack_Junior_Documento_v0.1.docx
@@ -5108,7 +5108,7 @@
           <w:b w:val="false"/>
           <w:bCs w:val="false"/>
         </w:rPr>
-        <w:t xml:space="preserve">Documentação técnica de apoio: arquitetura dos 5 produtos e modelo de dados (ERD) em docs/produto/tdd_arquitetura.md; especificações em docs/produto/prd_*.md; e as decisões de stack registradas como ADRs em docs/adr/ (0001–0005).</w:t>
+        <w:t xml:space="preserve">Documentação técnica de apoio: arquitetura dos 5 produtos e modelo de dados (ERD) em docs/produtos/tdd_arquitetura.md; especificações em docs/produtos/prd_*.md; e as decisões de stack registradas como ADRs em docs/adr/ (0001–0005).</w:t>
       </w:r>
     </w:p>
     <w:p>

--- a/docs/BabelStack_Junior_Documento_v0.1.docx
+++ b/docs/BabelStack_Junior_Documento_v0.1.docx
@@ -1567,7 +1567,7 @@
           <w:iCs/>
           <w:color w:val="64748B"/>
         </w:rPr>
-        <w:t xml:space="preserve">[Anexo: organograma visual (Draw.io) — a produzir na Fase 2]</w:t>
+        <w:t xml:space="preserve">[Anexo: organograma da estrutura organizacional — ver diagramas/organograma.svg (fontes .mmd e .drawio)]</w:t>
       </w:r>
     </w:p>
     <w:p>
@@ -3901,7 +3901,7 @@
           <w:iCs/>
           <w:color w:val="64748B"/>
         </w:rPr>
-        <w:t xml:space="preserve">[Anexo: fluxograma de atendimento (Bizagi) — a produzir na Fase 3]</w:t>
+        <w:t xml:space="preserve">[Anexo: fluxograma de atendimento ponta-a-ponta — ver diagramas/fluxograma_atendimento.svg (fontes .mmd e .drawio)]</w:t>
       </w:r>
     </w:p>
     <w:p>
@@ -5096,7 +5096,7 @@
           <w:iCs/>
           <w:color w:val="64748B"/>
         </w:rPr>
-        <w:t xml:space="preserve">[Anexo: diagrama ERD do banco PostgreSQL (alunos, turmas, notas, presenças) — bônus da Fase 3]</w:t>
+        <w:t xml:space="preserve">[Anexo: diagrama ERD do banco PostgreSQL (aluno, professor, turma, matrícula, nota, presença) — ver diagramas/erd_babelstack.svg (fonte .mmd)]</w:t>
       </w:r>
     </w:p>
     <w:p>
@@ -5924,7 +5924,7 @@
           <w:iCs/>
           <w:color w:val="64748B"/>
         </w:rPr>
-        <w:t xml:space="preserve">[Anexo: gráfico de Gantt com as datas reais — a produzir na Fase 5]</w:t>
+        <w:t xml:space="preserve">[Anexo: gráfico de Gantt do cronograma, com as datas reais (16/06–31/07/2026) e os marcos das apresentações (24/07 e 31/07) — ver diagramas/gantt_cronograma.svg (fonte .mmd)]</w:t>
       </w:r>
     </w:p>
     <w:sectPr>

--- a/docs/BabelStack_Junior_Documento_v0.1.docx
+++ b/docs/BabelStack_Junior_Documento_v0.1.docx
@@ -2,6 +2,52 @@
 <file path=word/document.xml><?xml version="1.0" encoding="utf-8"?>
 <w:document xmlns:wpc="http://schemas.microsoft.com/office/word/2010/wordprocessingCanvas" xmlns:mc="http://schemas.openxmlformats.org/markup-compatibility/2006" xmlns:o="urn:schemas-microsoft-com:office:office" xmlns:r="http://schemas.openxmlformats.org/officeDocument/2006/relationships" xmlns:m="http://schemas.openxmlformats.org/officeDocument/2006/math" xmlns:v="urn:schemas-microsoft-com:vml" xmlns:wp14="http://schemas.microsoft.com/office/word/2010/wordprocessingDrawing" xmlns:wp="http://schemas.openxmlformats.org/drawingml/2006/wordprocessingDrawing" xmlns:w10="urn:schemas-microsoft-com:office:word" xmlns:w="http://schemas.openxmlformats.org/wordprocessingml/2006/main" xmlns:w14="http://schemas.microsoft.com/office/word/2010/wordml" xmlns:w15="http://schemas.microsoft.com/office/word/2012/wordml" xmlns:wpg="http://schemas.microsoft.com/office/word/2010/wordprocessingGroup" xmlns:wpi="http://schemas.microsoft.com/office/word/2010/wordprocessingInk" xmlns:wne="http://schemas.microsoft.com/office/word/2006/wordml" xmlns:wps="http://schemas.microsoft.com/office/word/2010/wordprocessingShape" xmlns:cx="http://schemas.microsoft.com/office/drawing/2014/chartex" xmlns:cx1="http://schemas.microsoft.com/office/drawing/2015/9/8/chartex" xmlns:cx2="http://schemas.microsoft.com/office/drawing/2015/10/21/chartex" xmlns:cx3="http://schemas.microsoft.com/office/drawing/2016/5/9/chartex" xmlns:cx4="http://schemas.microsoft.com/office/drawing/2016/5/10/chartex" xmlns:cx5="http://schemas.microsoft.com/office/drawing/2016/5/11/chartex" xmlns:cx6="http://schemas.microsoft.com/office/drawing/2016/5/12/chartex" xmlns:cx7="http://schemas.microsoft.com/office/drawing/2016/5/13/chartex" xmlns:cx8="http://schemas.microsoft.com/office/drawing/2016/5/14/chartex" xmlns:aink="http://schemas.microsoft.com/office/drawing/2016/ink" xmlns:am3d="http://schemas.microsoft.com/office/drawing/2017/model3d" xmlns:w16cex="http://schemas.microsoft.com/office/word/2018/wordml/cex" xmlns:w16cid="http://schemas.microsoft.com/office/word/2016/wordml/cid" xmlns:w16="http://schemas.microsoft.com/office/word/2018/wordml" xmlns:w16sdtdh="http://schemas.microsoft.com/office/word/2020/wordml/sdtdatahash" xmlns:w16se="http://schemas.microsoft.com/office/word/2015/wordml/symex" mc:Ignorable="w14 w15 wp14">
   <w:body>
+    <w:p>
+      <w:pPr>
+        <w:spacing w:after="280" w:before="400"/>
+        <w:jc w:val="center"/>
+      </w:pPr>
+      <w:r>
+        <w:drawing>
+          <wp:inline distT="0" distB="0" distL="0" distR="0">
+            <wp:extent cx="3429000" cy="914400"/>
+            <wp:effectExtent t="0" r="0" b="0" l="0"/>
+            <wp:docPr id="1" name="" descr="" title=""/>
+            <wp:cNvGraphicFramePr>
+              <a:graphicFrameLocks xmlns:a="http://schemas.openxmlformats.org/drawingml/2006/main" noChangeAspect="1"/>
+            </wp:cNvGraphicFramePr>
+            <a:graphic xmlns:a="http://schemas.openxmlformats.org/drawingml/2006/main">
+              <a:graphicData uri="http://schemas.openxmlformats.org/drawingml/2006/picture">
+                <pic:pic xmlns:pic="http://schemas.openxmlformats.org/drawingml/2006/picture">
+                  <pic:nvPicPr>
+                    <pic:cNvPr id="0" name="" descr=""/>
+                    <pic:cNvPicPr>
+                      <a:picLocks noChangeAspect="1" noChangeArrowheads="1"/>
+                    </pic:cNvPicPr>
+                  </pic:nvPicPr>
+                  <pic:blipFill>
+                    <a:blip r:embed="rId8" cstate="none"/>
+                    <a:srcRect/>
+                    <a:stretch>
+                      <a:fillRect/>
+                    </a:stretch>
+                  </pic:blipFill>
+                  <pic:spPr bwMode="auto">
+                    <a:xfrm>
+                      <a:off x="0" y="0"/>
+                      <a:ext cx="3429000" cy="914400"/>
+                    </a:xfrm>
+                    <a:prstGeom prst="rect">
+                      <a:avLst/>
+                    </a:prstGeom>
+                  </pic:spPr>
+                </pic:pic>
+              </a:graphicData>
+            </a:graphic>
+          </wp:inline>
+        </w:drawing>
+      </w:r>
+    </w:p>
     <w:p>
       <w:pPr>
         <w:spacing w:after="80"/>
@@ -3137,15 +3183,64 @@
     </w:p>
     <w:p>
       <w:pPr>
-        <w:spacing w:after="160" w:before="60"/>
+        <w:spacing w:after="60" w:before="120"/>
+        <w:jc w:val="center"/>
+      </w:pPr>
+      <w:r>
+        <w:drawing>
+          <wp:inline distT="0" distB="0" distL="0" distR="0">
+            <wp:extent cx="3429000" cy="8096250"/>
+            <wp:effectExtent t="0" r="0" b="0" l="0"/>
+            <wp:docPr id="1" name="" descr="" title=""/>
+            <wp:cNvGraphicFramePr>
+              <a:graphicFrameLocks xmlns:a="http://schemas.openxmlformats.org/drawingml/2006/main" noChangeAspect="1"/>
+            </wp:cNvGraphicFramePr>
+            <a:graphic xmlns:a="http://schemas.openxmlformats.org/drawingml/2006/main">
+              <a:graphicData uri="http://schemas.openxmlformats.org/drawingml/2006/picture">
+                <pic:pic xmlns:pic="http://schemas.openxmlformats.org/drawingml/2006/picture">
+                  <pic:nvPicPr>
+                    <pic:cNvPr id="0" name="" descr=""/>
+                    <pic:cNvPicPr>
+                      <a:picLocks noChangeAspect="1" noChangeArrowheads="1"/>
+                    </pic:cNvPicPr>
+                  </pic:nvPicPr>
+                  <pic:blipFill>
+                    <a:blip r:embed="rId9" cstate="none"/>
+                    <a:srcRect/>
+                    <a:stretch>
+                      <a:fillRect/>
+                    </a:stretch>
+                  </pic:blipFill>
+                  <pic:spPr bwMode="auto">
+                    <a:xfrm>
+                      <a:off x="0" y="0"/>
+                      <a:ext cx="3429000" cy="8096250"/>
+                    </a:xfrm>
+                    <a:prstGeom prst="rect">
+                      <a:avLst/>
+                    </a:prstGeom>
+                  </pic:spPr>
+                </pic:pic>
+              </a:graphicData>
+            </a:graphic>
+          </wp:inline>
+        </w:drawing>
+      </w:r>
+    </w:p>
+    <w:p>
+      <w:pPr>
+        <w:spacing w:after="160"/>
+        <w:jc w:val="center"/>
       </w:pPr>
       <w:r>
         <w:rPr>
           <w:i/>
           <w:iCs/>
           <w:color w:val="64748B"/>
-        </w:rPr>
-        <w:t xml:space="preserve">[Imagem ilustrativa: mockups dos gráficos e painéis]</w:t>
+          <w:sz w:val="18"/>
+          <w:szCs w:val="18"/>
+        </w:rPr>
+        <w:t xml:space="preserve">LingoBoard — dashboard com os 4 gráficos (média por turma, evolução por avaliação, ranking de risco e distribuição de faltas) e a tabela de alunos em risco.</w:t>
       </w:r>
     </w:p>
     <w:p>
@@ -3254,15 +3349,64 @@
     </w:p>
     <w:p>
       <w:pPr>
-        <w:spacing w:after="160" w:before="60"/>
+        <w:spacing w:after="60" w:before="120"/>
+        <w:jc w:val="center"/>
+      </w:pPr>
+      <w:r>
+        <w:drawing>
+          <wp:inline distT="0" distB="0" distL="0" distR="0">
+            <wp:extent cx="4762500" cy="3895725"/>
+            <wp:effectExtent t="0" r="0" b="0" l="0"/>
+            <wp:docPr id="1" name="" descr="" title=""/>
+            <wp:cNvGraphicFramePr>
+              <a:graphicFrameLocks xmlns:a="http://schemas.openxmlformats.org/drawingml/2006/main" noChangeAspect="1"/>
+            </wp:cNvGraphicFramePr>
+            <a:graphic xmlns:a="http://schemas.openxmlformats.org/drawingml/2006/main">
+              <a:graphicData uri="http://schemas.openxmlformats.org/drawingml/2006/picture">
+                <pic:pic xmlns:pic="http://schemas.openxmlformats.org/drawingml/2006/picture">
+                  <pic:nvPicPr>
+                    <pic:cNvPr id="0" name="" descr=""/>
+                    <pic:cNvPicPr>
+                      <a:picLocks noChangeAspect="1" noChangeArrowheads="1"/>
+                    </pic:cNvPicPr>
+                  </pic:nvPicPr>
+                  <pic:blipFill>
+                    <a:blip r:embed="rId10" cstate="none"/>
+                    <a:srcRect/>
+                    <a:stretch>
+                      <a:fillRect/>
+                    </a:stretch>
+                  </pic:blipFill>
+                  <pic:spPr bwMode="auto">
+                    <a:xfrm>
+                      <a:off x="0" y="0"/>
+                      <a:ext cx="4762500" cy="3895725"/>
+                    </a:xfrm>
+                    <a:prstGeom prst="rect">
+                      <a:avLst/>
+                    </a:prstGeom>
+                  </pic:spPr>
+                </pic:pic>
+              </a:graphicData>
+            </a:graphic>
+          </wp:inline>
+        </w:drawing>
+      </w:r>
+    </w:p>
+    <w:p>
+      <w:pPr>
+        <w:spacing w:after="160"/>
+        <w:jc w:val="center"/>
       </w:pPr>
       <w:r>
         <w:rPr>
           <w:i/>
           <w:iCs/>
           <w:color w:val="64748B"/>
-        </w:rPr>
-        <w:t xml:space="preserve">[Imagem ilustrativa: telas de interface mobile e web]</w:t>
+          <w:sz w:val="18"/>
+          <w:szCs w:val="18"/>
+        </w:rPr>
+        <w:t xml:space="preserve">VocabDeck — tela de estudo do baralho, com o card revelado e o motor de revisão espaçada (Leitner) de 5 caixas.</w:t>
       </w:r>
     </w:p>
     <w:p>
@@ -3371,15 +3515,64 @@
     </w:p>
     <w:p>
       <w:pPr>
-        <w:spacing w:after="160" w:before="60"/>
+        <w:spacing w:after="60" w:before="120"/>
+        <w:jc w:val="center"/>
+      </w:pPr>
+      <w:r>
+        <w:drawing>
+          <wp:inline distT="0" distB="0" distL="0" distR="0">
+            <wp:extent cx="2857500" cy="8210550"/>
+            <wp:effectExtent t="0" r="0" b="0" l="0"/>
+            <wp:docPr id="1" name="" descr="" title=""/>
+            <wp:cNvGraphicFramePr>
+              <a:graphicFrameLocks xmlns:a="http://schemas.openxmlformats.org/drawingml/2006/main" noChangeAspect="1"/>
+            </wp:cNvGraphicFramePr>
+            <a:graphic xmlns:a="http://schemas.openxmlformats.org/drawingml/2006/main">
+              <a:graphicData uri="http://schemas.openxmlformats.org/drawingml/2006/picture">
+                <pic:pic xmlns:pic="http://schemas.openxmlformats.org/drawingml/2006/picture">
+                  <pic:nvPicPr>
+                    <pic:cNvPr id="0" name="" descr=""/>
+                    <pic:cNvPicPr>
+                      <a:picLocks noChangeAspect="1" noChangeArrowheads="1"/>
+                    </pic:cNvPicPr>
+                  </pic:nvPicPr>
+                  <pic:blipFill>
+                    <a:blip r:embed="rId11" cstate="none"/>
+                    <a:srcRect/>
+                    <a:stretch>
+                      <a:fillRect/>
+                    </a:stretch>
+                  </pic:blipFill>
+                  <pic:spPr bwMode="auto">
+                    <a:xfrm>
+                      <a:off x="0" y="0"/>
+                      <a:ext cx="2857500" cy="8210550"/>
+                    </a:xfrm>
+                    <a:prstGeom prst="rect">
+                      <a:avLst/>
+                    </a:prstGeom>
+                  </pic:spPr>
+                </pic:pic>
+              </a:graphicData>
+            </a:graphic>
+          </wp:inline>
+        </w:drawing>
+      </w:r>
+    </w:p>
+    <w:p>
+      <w:pPr>
+        <w:spacing w:after="160"/>
+        <w:jc w:val="center"/>
       </w:pPr>
       <w:r>
         <w:rPr>
           <w:i/>
           <w:iCs/>
           <w:color w:val="64748B"/>
-        </w:rPr>
-        <w:t xml:space="preserve">[Imagem ilustrativa: página do evento em desktop e celular]</w:t>
+          <w:sz w:val="18"/>
+          <w:szCs w:val="18"/>
+        </w:rPr>
+        <w:t xml:space="preserve">EduLanding — landing page responsiva do exemplo "Feira Cultural de Idiomas" (hero, sobre, programação, galeria, FAQ e CTA).</w:t>
       </w:r>
     </w:p>
     <w:p>
@@ -3488,15 +3681,64 @@
     </w:p>
     <w:p>
       <w:pPr>
-        <w:spacing w:after="160" w:before="60"/>
+        <w:spacing w:after="60" w:before="120"/>
+        <w:jc w:val="center"/>
+      </w:pPr>
+      <w:r>
+        <w:drawing>
+          <wp:inline distT="0" distB="0" distL="0" distR="0">
+            <wp:extent cx="4191000" cy="7658100"/>
+            <wp:effectExtent t="0" r="0" b="0" l="0"/>
+            <wp:docPr id="1" name="" descr="" title=""/>
+            <wp:cNvGraphicFramePr>
+              <a:graphicFrameLocks xmlns:a="http://schemas.openxmlformats.org/drawingml/2006/main" noChangeAspect="1"/>
+            </wp:cNvGraphicFramePr>
+            <a:graphic xmlns:a="http://schemas.openxmlformats.org/drawingml/2006/main">
+              <a:graphicData uri="http://schemas.openxmlformats.org/drawingml/2006/picture">
+                <pic:pic xmlns:pic="http://schemas.openxmlformats.org/drawingml/2006/picture">
+                  <pic:nvPicPr>
+                    <pic:cNvPr id="0" name="" descr=""/>
+                    <pic:cNvPicPr>
+                      <a:picLocks noChangeAspect="1" noChangeArrowheads="1"/>
+                    </pic:cNvPicPr>
+                  </pic:nvPicPr>
+                  <pic:blipFill>
+                    <a:blip r:embed="rId12" cstate="none"/>
+                    <a:srcRect/>
+                    <a:stretch>
+                      <a:fillRect/>
+                    </a:stretch>
+                  </pic:blipFill>
+                  <pic:spPr bwMode="auto">
+                    <a:xfrm>
+                      <a:off x="0" y="0"/>
+                      <a:ext cx="4191000" cy="7658100"/>
+                    </a:xfrm>
+                    <a:prstGeom prst="rect">
+                      <a:avLst/>
+                    </a:prstGeom>
+                  </pic:spPr>
+                </pic:pic>
+              </a:graphicData>
+            </a:graphic>
+          </wp:inline>
+        </w:drawing>
+      </w:r>
+    </w:p>
+    <w:p>
+      <w:pPr>
+        <w:spacing w:after="160"/>
+        <w:jc w:val="center"/>
       </w:pPr>
       <w:r>
         <w:rPr>
           <w:i/>
           <w:iCs/>
           <w:color w:val="64748B"/>
-        </w:rPr>
-        <w:t xml:space="preserve">[Imagem ilustrativa: comparações de telas "Antes e Depois"]</w:t>
+          <w:sz w:val="18"/>
+          <w:szCs w:val="18"/>
+        </w:rPr>
+        <w:t xml:space="preserve">BabelUX — comparativo Antes/Depois do Portal Acadêmico (telas de Login e Boletim), aplicando os tokens de identidade da marca.</w:t>
       </w:r>
     </w:p>
     <w:p>
@@ -3605,15 +3847,64 @@
     </w:p>
     <w:p>
       <w:pPr>
-        <w:spacing w:after="160" w:before="60"/>
+        <w:spacing w:after="60" w:before="120"/>
+        <w:jc w:val="center"/>
+      </w:pPr>
+      <w:r>
+        <w:drawing>
+          <wp:inline distT="0" distB="0" distL="0" distR="0">
+            <wp:extent cx="4572000" cy="6124575"/>
+            <wp:effectExtent t="0" r="0" b="0" l="0"/>
+            <wp:docPr id="1" name="" descr="" title=""/>
+            <wp:cNvGraphicFramePr>
+              <a:graphicFrameLocks xmlns:a="http://schemas.openxmlformats.org/drawingml/2006/main" noChangeAspect="1"/>
+            </wp:cNvGraphicFramePr>
+            <a:graphic xmlns:a="http://schemas.openxmlformats.org/drawingml/2006/main">
+              <a:graphicData uri="http://schemas.openxmlformats.org/drawingml/2006/picture">
+                <pic:pic xmlns:pic="http://schemas.openxmlformats.org/drawingml/2006/picture">
+                  <pic:nvPicPr>
+                    <pic:cNvPr id="0" name="" descr=""/>
+                    <pic:cNvPicPr>
+                      <a:picLocks noChangeAspect="1" noChangeArrowheads="1"/>
+                    </pic:cNvPicPr>
+                  </pic:nvPicPr>
+                  <pic:blipFill>
+                    <a:blip r:embed="rId13" cstate="none"/>
+                    <a:srcRect/>
+                    <a:stretch>
+                      <a:fillRect/>
+                    </a:stretch>
+                  </pic:blipFill>
+                  <pic:spPr bwMode="auto">
+                    <a:xfrm>
+                      <a:off x="0" y="0"/>
+                      <a:ext cx="4572000" cy="6124575"/>
+                    </a:xfrm>
+                    <a:prstGeom prst="rect">
+                      <a:avLst/>
+                    </a:prstGeom>
+                  </pic:spPr>
+                </pic:pic>
+              </a:graphicData>
+            </a:graphic>
+          </wp:inline>
+        </w:drawing>
+      </w:r>
+    </w:p>
+    <w:p>
+      <w:pPr>
+        <w:spacing w:after="160"/>
+        <w:jc w:val="center"/>
       </w:pPr>
       <w:r>
         <w:rPr>
           <w:i/>
           <w:iCs/>
           <w:color w:val="64748B"/>
-        </w:rPr>
-        <w:t xml:space="preserve">[Imagem ilustrativa: exemplo de e-mail gerado em modo simulação]</w:t>
+          <w:sz w:val="18"/>
+          <w:szCs w:val="18"/>
+        </w:rPr>
+        <w:t xml:space="preserve">IntegraSchool — prévia formatada de um resumo e um lembrete gerados em modo simulação (conteúdo real da saída do script).</w:t>
       </w:r>
     </w:p>
     <w:p>
@@ -3743,6 +4034,68 @@
           <w:bCs w:val="false"/>
         </w:rPr>
         <w:t xml:space="preserve">O site institucional é a vitrine do portfólio e o principal canal de contato. Página única e responsiva, com seções de apresentação, problema e solução, portfólio dos 5 produtos (com links para os demos), impacto social ("Código Fluente") e contato. Serve de "prova viva" das soluções, permitindo que escolas testem os produtos antes de contratar.</w:t>
+      </w:r>
+    </w:p>
+    <w:p>
+      <w:pPr>
+        <w:spacing w:after="60" w:before="120"/>
+        <w:jc w:val="center"/>
+      </w:pPr>
+      <w:r>
+        <w:drawing>
+          <wp:inline distT="0" distB="0" distL="0" distR="0">
+            <wp:extent cx="4762500" cy="5381625"/>
+            <wp:effectExtent t="0" r="0" b="0" l="0"/>
+            <wp:docPr id="1" name="" descr="" title=""/>
+            <wp:cNvGraphicFramePr>
+              <a:graphicFrameLocks xmlns:a="http://schemas.openxmlformats.org/drawingml/2006/main" noChangeAspect="1"/>
+            </wp:cNvGraphicFramePr>
+            <a:graphic xmlns:a="http://schemas.openxmlformats.org/drawingml/2006/main">
+              <a:graphicData uri="http://schemas.openxmlformats.org/drawingml/2006/picture">
+                <pic:pic xmlns:pic="http://schemas.openxmlformats.org/drawingml/2006/picture">
+                  <pic:nvPicPr>
+                    <pic:cNvPr id="0" name="" descr=""/>
+                    <pic:cNvPicPr>
+                      <a:picLocks noChangeAspect="1" noChangeArrowheads="1"/>
+                    </pic:cNvPicPr>
+                  </pic:nvPicPr>
+                  <pic:blipFill>
+                    <a:blip r:embed="rId14" cstate="none"/>
+                    <a:srcRect/>
+                    <a:stretch>
+                      <a:fillRect/>
+                    </a:stretch>
+                  </pic:blipFill>
+                  <pic:spPr bwMode="auto">
+                    <a:xfrm>
+                      <a:off x="0" y="0"/>
+                      <a:ext cx="4762500" cy="5381625"/>
+                    </a:xfrm>
+                    <a:prstGeom prst="rect">
+                      <a:avLst/>
+                    </a:prstGeom>
+                  </pic:spPr>
+                </pic:pic>
+              </a:graphicData>
+            </a:graphic>
+          </wp:inline>
+        </w:drawing>
+      </w:r>
+    </w:p>
+    <w:p>
+      <w:pPr>
+        <w:spacing w:after="160"/>
+        <w:jc w:val="center"/>
+      </w:pPr>
+      <w:r>
+        <w:rPr>
+          <w:i/>
+          <w:iCs/>
+          <w:color w:val="64748B"/>
+          <w:sz w:val="18"/>
+          <w:szCs w:val="18"/>
+        </w:rPr>
+        <w:t xml:space="preserve">Site institucional — home publicada no GitHub Pages, com a identidade visual da marca e o portfólio dos 5 produtos.</w:t>
       </w:r>
     </w:p>
     <w:p>

--- a/docs/BabelStack_Junior_Documento_v0.1.docx
+++ b/docs/BabelStack_Junior_Documento_v0.1.docx
@@ -1976,38 +1976,38 @@
           <w:b/>
           <w:bCs/>
         </w:rPr>
-        <w:t xml:space="preserve">Setor público e validação:</w:t>
-      </w:r>
-      <w:r>
-        <w:rPr>
-          <w:b w:val="false"/>
-          <w:bCs w:val="false"/>
-        </w:rPr>
-        <w:t xml:space="preserve"> professores e gestores de escolas públicas do DF e Centros Interescolares de Línguas (CILs) — foco em validação, testes de usabilidade e impacto social.</w:t>
-      </w:r>
-    </w:p>
-    <w:p>
-      <w:pPr>
-        <w:pStyle w:val="ListParagraph"/>
-        <w:numPr>
-          <w:ilvl w:val="0"/>
-          <w:numId w:val="2"/>
-        </w:numPr>
-        <w:spacing w:after="60"/>
-      </w:pPr>
-      <w:r>
-        <w:rPr>
-          <w:b/>
-          <w:bCs/>
-        </w:rPr>
-        <w:t xml:space="preserve">Setor privado e monetização:</w:t>
-      </w:r>
-      <w:r>
-        <w:rPr>
-          <w:b w:val="false"/>
-          <w:bCs w:val="false"/>
-        </w:rPr>
-        <w:t xml:space="preserve"> escolas de idiomas de pequeno porte e professores particulares que buscam automação e plataformas próprias, sem orçamento para fábricas de software tradicionais.</w:t>
+        <w:t xml:space="preserve">Setor público e validação social:</w:t>
+      </w:r>
+      <w:r>
+        <w:rPr>
+          <w:b w:val="false"/>
+          <w:bCs w:val="false"/>
+        </w:rPr>
+        <w:t xml:space="preserve"> gestores, coordenadores pedagógicos e professores de escolas públicas do Distrito Federal e dos Centros Interescolares de Línguas (CILs). Esse segmento constitui o laboratório de validação técnica, testes de usabilidade em ambiente real e consolidação de impacto social, alinhado às diretrizes de extensão universitária e ao programa "Código Fluente".</w:t>
+      </w:r>
+    </w:p>
+    <w:p>
+      <w:pPr>
+        <w:pStyle w:val="ListParagraph"/>
+        <w:numPr>
+          <w:ilvl w:val="0"/>
+          <w:numId w:val="2"/>
+        </w:numPr>
+        <w:spacing w:after="60"/>
+      </w:pPr>
+      <w:r>
+        <w:rPr>
+          <w:b/>
+          <w:bCs/>
+        </w:rPr>
+        <w:t xml:space="preserve">Setor privado e sustentabilidade financeira:</w:t>
+      </w:r>
+      <w:r>
+        <w:rPr>
+          <w:b w:val="false"/>
+          <w:bCs w:val="false"/>
+        </w:rPr>
+        <w:t xml:space="preserve"> escolas de idiomas de pequeno e médio porte e professores particulares de línguas estrangeiras no DF e no Brasil. Esse público necessita de automação pedagógica e plataformas próprias de estudo (como *VocabDeck* e *EduLanding*) e dashboards de engajamento (*LingoBoard*), mas carece de orçamento para contratar fábricas de software ou consultorias de TI tradicionais.</w:t>
       </w:r>
     </w:p>
     <w:p>
@@ -2039,7 +2039,7 @@
           <w:b w:val="false"/>
           <w:bCs w:val="false"/>
         </w:rPr>
-        <w:t xml:space="preserve"> empresas juniores como a CJR (Empresa Júnior de Computação da UnB) e consultorias de TI acessíveis. Diferencial da BabelStack: hiper-especialização no nicho de EdTech para idiomas.</w:t>
+        <w:t xml:space="preserve"> outras Empresas Juniores de Computação/TI do Distrito Federal (como a CJR da UnB) e agências boutique de desenvolvimento de software. O diferencial competitivo exclusivo da BabelStack Júnior reside na hiper-especialização no ecossistema de idiomas (EdTech), oferecendo um portfólio pré-estruturado (*LingoBoard*, *VocabDeck*, *EduLanding*, *BabelUX* e *IntegraSchool*) que reduz o tempo de entrega e garante metodologias pedagógicas integradas ao código.</w:t>
       </w:r>
     </w:p>
     <w:p>
@@ -2063,7 +2063,7 @@
           <w:b w:val="false"/>
           <w:bCs w:val="false"/>
         </w:rPr>
-        <w:t xml:space="preserve"> plataformas de gestão de aprendizagem (LMS) e EdTechs consolidadas (Geekie, Moodle, Agenda Edu); soluções de prateleira que muitas vezes engessam a metodologia do professor.</w:t>
+        <w:t xml:space="preserve"> plataformas de gestão da aprendizagem consolidadas (LMS como Moodle, Geekie, Google Classroom e Agenda Edu) e softwares de prateleira genéricos. Tais soluções apresentam custos recorrentes elevados de licença, suporte técnico generalista e fluxos rígidos que engessam a autonomia metodológica do professor de idiomas.</w:t>
       </w:r>
     </w:p>
     <w:p>
@@ -2088,62 +2088,62 @@
           <w:b/>
           <w:bCs/>
         </w:rPr>
-        <w:t xml:space="preserve">Institucionais e governamentais:</w:t>
-      </w:r>
-      <w:r>
-        <w:rPr>
-          <w:b w:val="false"/>
-          <w:bCs w:val="false"/>
-        </w:rPr>
-        <w:t xml:space="preserve"> universidades e escolas de governo do DF, como apoiadoras e facilitadoras do diálogo com a gestão pública.</w:t>
-      </w:r>
-    </w:p>
-    <w:p>
-      <w:pPr>
-        <w:pStyle w:val="ListParagraph"/>
-        <w:numPr>
-          <w:ilvl w:val="0"/>
-          <w:numId w:val="2"/>
-        </w:numPr>
-        <w:spacing w:after="60"/>
-      </w:pPr>
-      <w:r>
-        <w:rPr>
-          <w:b/>
-          <w:bCs/>
-        </w:rPr>
-        <w:t xml:space="preserve">Fomento à inovação:</w:t>
-      </w:r>
-      <w:r>
-        <w:rPr>
-          <w:b w:val="false"/>
-          <w:bCs w:val="false"/>
-        </w:rPr>
-        <w:t xml:space="preserve"> programas de incubadora digital do DF (espaço, networking e capacitação).</w:t>
-      </w:r>
-    </w:p>
-    <w:p>
-      <w:pPr>
-        <w:pStyle w:val="ListParagraph"/>
-        <w:numPr>
-          <w:ilvl w:val="0"/>
-          <w:numId w:val="2"/>
-        </w:numPr>
-        <w:spacing w:after="60"/>
-      </w:pPr>
-      <w:r>
-        <w:rPr>
-          <w:b/>
-          <w:bCs/>
-        </w:rPr>
-        <w:t xml:space="preserve">Aplicação (rede de ensino):</w:t>
-      </w:r>
-      <w:r>
-        <w:rPr>
-          <w:b w:val="false"/>
-          <w:bCs w:val="false"/>
-        </w:rPr>
-        <w:t xml:space="preserve"> os CILs, distribuídos por várias regiões administrativas, como laboratório ideal de validação.</w:t>
+        <w:t xml:space="preserve">Institucionais e acadêmicos:</w:t>
+      </w:r>
+      <w:r>
+        <w:rPr>
+          <w:b w:val="false"/>
+          <w:bCs w:val="false"/>
+        </w:rPr>
+        <w:t xml:space="preserve"> universidades e instituições de ensino superior do Distrito Federal, atuando no suporte metodológico, mentoria docente de engenharia de software e facilitação do diálogo com órgãos governamentais de educação.</w:t>
+      </w:r>
+    </w:p>
+    <w:p>
+      <w:pPr>
+        <w:pStyle w:val="ListParagraph"/>
+        <w:numPr>
+          <w:ilvl w:val="0"/>
+          <w:numId w:val="2"/>
+        </w:numPr>
+        <w:spacing w:after="60"/>
+      </w:pPr>
+      <w:r>
+        <w:rPr>
+          <w:b/>
+          <w:bCs/>
+        </w:rPr>
+        <w:t xml:space="preserve">Ecossistema de inovação e fomento:</w:t>
+      </w:r>
+      <w:r>
+        <w:rPr>
+          <w:b w:val="false"/>
+          <w:bCs w:val="false"/>
+        </w:rPr>
+        <w:t xml:space="preserve"> programas de incubação e aceleradoras digitais do DF, propiciando infraestrutura de coworking, networking estratégico e capacitação em modelagem de negócios.</w:t>
+      </w:r>
+    </w:p>
+    <w:p>
+      <w:pPr>
+        <w:pStyle w:val="ListParagraph"/>
+        <w:numPr>
+          <w:ilvl w:val="0"/>
+          <w:numId w:val="2"/>
+        </w:numPr>
+        <w:spacing w:after="60"/>
+      </w:pPr>
+      <w:r>
+        <w:rPr>
+          <w:b/>
+          <w:bCs/>
+        </w:rPr>
+        <w:t xml:space="preserve">Rede de aplicação e teste (CILs):</w:t>
+      </w:r>
+      <w:r>
+        <w:rPr>
+          <w:b w:val="false"/>
+          <w:bCs w:val="false"/>
+        </w:rPr>
+        <w:t xml:space="preserve"> os Centros Interescolares de Línguas da Secretaria de Estado de Educação do DF, distribuídos em diversas regiões administrativas, atuando como parceiros de co-criação para testes em escala com diversidade socioeconômica e linguística.</w:t>
       </w:r>
     </w:p>
     <w:p>
@@ -2151,31 +2151,31 @@
         <w:pStyle w:val="Heading2"/>
       </w:pPr>
       <w:r>
-        <w:t xml:space="preserve">Fornecedores</w:t>
-      </w:r>
-    </w:p>
-    <w:p>
-      <w:pPr>
-        <w:pStyle w:val="ListParagraph"/>
-        <w:numPr>
-          <w:ilvl w:val="0"/>
-          <w:numId w:val="2"/>
-        </w:numPr>
-        <w:spacing w:after="60"/>
-      </w:pPr>
-      <w:r>
-        <w:rPr>
-          <w:b/>
-          <w:bCs/>
-        </w:rPr>
-        <w:t xml:space="preserve">Sistemas operacionais:</w:t>
-      </w:r>
-      <w:r>
-        <w:rPr>
-          <w:b w:val="false"/>
-          <w:bCs w:val="false"/>
-        </w:rPr>
-        <w:t xml:space="preserve"> distribuições Linux para padronizar as estações de desenvolvimento.</w:t>
+        <w:t xml:space="preserve">Fornecedores e Stack Tecnológica</w:t>
+      </w:r>
+    </w:p>
+    <w:p>
+      <w:pPr>
+        <w:pStyle w:val="ListParagraph"/>
+        <w:numPr>
+          <w:ilvl w:val="0"/>
+          <w:numId w:val="2"/>
+        </w:numPr>
+        <w:spacing w:after="60"/>
+      </w:pPr>
+      <w:r>
+        <w:rPr>
+          <w:b/>
+          <w:bCs/>
+        </w:rPr>
+        <w:t xml:space="preserve">Sistemas operacionais e infraestrutura:</w:t>
+      </w:r>
+      <w:r>
+        <w:rPr>
+          <w:b w:val="false"/>
+          <w:bCs w:val="false"/>
+        </w:rPr>
+        <w:t xml:space="preserve"> distribuições Linux para padronização das estações de desenvolvimento e ambientes virtuais.</w:t>
       </w:r>
     </w:p>
     <w:p>
@@ -2199,55 +2199,79 @@
           <w:b w:val="false"/>
           <w:bCs w:val="false"/>
         </w:rPr>
-        <w:t xml:space="preserve"> PostgreSQL (relacional, open-source, robusto e sem custo de licença).</w:t>
-      </w:r>
-    </w:p>
-    <w:p>
-      <w:pPr>
-        <w:pStyle w:val="ListParagraph"/>
-        <w:numPr>
-          <w:ilvl w:val="0"/>
-          <w:numId w:val="2"/>
-        </w:numPr>
-        <w:spacing w:after="60"/>
-      </w:pPr>
-      <w:r>
-        <w:rPr>
-          <w:b/>
-          <w:bCs/>
-        </w:rPr>
-        <w:t xml:space="preserve">Lógica e BI:</w:t>
-      </w:r>
-      <w:r>
-        <w:rPr>
-          <w:b w:val="false"/>
-          <w:bCs w:val="false"/>
-        </w:rPr>
-        <w:t xml:space="preserve"> bibliotecas Python (Pandas para tratamento de dados, Streamlit para dashboards).</w:t>
-      </w:r>
-    </w:p>
-    <w:p>
-      <w:pPr>
-        <w:pStyle w:val="ListParagraph"/>
-        <w:numPr>
-          <w:ilvl w:val="0"/>
-          <w:numId w:val="2"/>
-        </w:numPr>
-        <w:spacing w:after="60"/>
-      </w:pPr>
-      <w:r>
-        <w:rPr>
-          <w:b/>
-          <w:bCs/>
-        </w:rPr>
-        <w:t xml:space="preserve">Design (UX/UI):</w:t>
-      </w:r>
-      <w:r>
-        <w:rPr>
-          <w:b w:val="false"/>
-          <w:bCs w:val="false"/>
-        </w:rPr>
-        <w:t xml:space="preserve"> Figma (versão gratuita), padrão da indústria para protótipos de alta fidelidade.</w:t>
+        <w:t xml:space="preserve"> PostgreSQL, sistema relacional open-source de alta robustez, conformidade ACID e custo zero de licenciamento.</w:t>
+      </w:r>
+    </w:p>
+    <w:p>
+      <w:pPr>
+        <w:pStyle w:val="ListParagraph"/>
+        <w:numPr>
+          <w:ilvl w:val="0"/>
+          <w:numId w:val="2"/>
+        </w:numPr>
+        <w:spacing w:after="60"/>
+      </w:pPr>
+      <w:r>
+        <w:rPr>
+          <w:b/>
+          <w:bCs/>
+        </w:rPr>
+        <w:t xml:space="preserve">Lógica de software e Business Intelligence:</w:t>
+      </w:r>
+      <w:r>
+        <w:rPr>
+          <w:b w:val="false"/>
+          <w:bCs w:val="false"/>
+        </w:rPr>
+        <w:t xml:space="preserve"> bibliotecas Python modernas (Pandas para engenharia de dados e Streamlit para renderização ágil de dashboards interativos no *LingoBoard* e *IntegraSchool*).</w:t>
+      </w:r>
+    </w:p>
+    <w:p>
+      <w:pPr>
+        <w:pStyle w:val="ListParagraph"/>
+        <w:numPr>
+          <w:ilvl w:val="0"/>
+          <w:numId w:val="2"/>
+        </w:numPr>
+        <w:spacing w:after="60"/>
+      </w:pPr>
+      <w:r>
+        <w:rPr>
+          <w:b/>
+          <w:bCs/>
+        </w:rPr>
+        <w:t xml:space="preserve">Design de Experiência e Interface (UX/UI):</w:t>
+      </w:r>
+      <w:r>
+        <w:rPr>
+          <w:b w:val="false"/>
+          <w:bCs w:val="false"/>
+        </w:rPr>
+        <w:t xml:space="preserve"> Figma (plano educacional/gratuito), padrão da indústria para prototipagem de alta fidelidade e auditorias heurísticas (*BabelUX*).</w:t>
+      </w:r>
+    </w:p>
+    <w:p>
+      <w:pPr>
+        <w:pStyle w:val="ListParagraph"/>
+        <w:numPr>
+          <w:ilvl w:val="0"/>
+          <w:numId w:val="2"/>
+        </w:numPr>
+        <w:spacing w:after="60"/>
+      </w:pPr>
+      <w:r>
+        <w:rPr>
+          <w:b/>
+          <w:bCs/>
+        </w:rPr>
+        <w:t xml:space="preserve">Hospedagem e DevOps em nuvem:</w:t>
+      </w:r>
+      <w:r>
+        <w:rPr>
+          <w:b w:val="false"/>
+          <w:bCs w:val="false"/>
+        </w:rPr>
+        <w:t xml:space="preserve"> ecossistema Git/GitHub para versionamento e CI/CD, utilizando instâncias gratuitas do GitHub Pages para aplicações estáticas (*EduLanding* e *VocabDeck*) e plataformas em nuvem (Vercel e Streamlit Community Cloud) para aplicações dinâmicas.</w:t>
       </w:r>
     </w:p>
     <w:p>
@@ -2269,44 +2293,65 @@
       </w:pPr>
       <w:r>
         <w:rPr>
-          <w:b w:val="false"/>
-          <w:bCs w:val="false"/>
-        </w:rPr>
-        <w:t xml:space="preserve">Excelente aderência de soluções open-source no setor público, sem orçamento para licenças caras.</w:t>
-      </w:r>
-    </w:p>
-    <w:p>
-      <w:pPr>
-        <w:pStyle w:val="ListParagraph"/>
-        <w:numPr>
-          <w:ilvl w:val="0"/>
-          <w:numId w:val="2"/>
-        </w:numPr>
-        <w:spacing w:after="60"/>
-      </w:pPr>
-      <w:r>
-        <w:rPr>
-          <w:b w:val="false"/>
-          <w:bCs w:val="false"/>
-        </w:rPr>
-        <w:t xml:space="preserve">Alta demanda por análise de retenção (BI) em cursos de idiomas, que sofrem com evasão.</w:t>
-      </w:r>
-    </w:p>
-    <w:p>
-      <w:pPr>
-        <w:pStyle w:val="ListParagraph"/>
-        <w:numPr>
-          <w:ilvl w:val="0"/>
-          <w:numId w:val="2"/>
-        </w:numPr>
-        <w:spacing w:after="60"/>
-      </w:pPr>
-      <w:r>
-        <w:rPr>
-          <w:b w:val="false"/>
-          <w:bCs w:val="false"/>
-        </w:rPr>
-        <w:t xml:space="preserve">Escalabilidade da arquitetura multidiomas, replicável para espanhol e francês a baixo custo.</w:t>
+          <w:b/>
+          <w:bCs/>
+        </w:rPr>
+        <w:t xml:space="preserve">Alta aderência a soluções open-source no setor público:</w:t>
+      </w:r>
+      <w:r>
+        <w:rPr>
+          <w:b w:val="false"/>
+          <w:bCs w:val="false"/>
+        </w:rPr>
+        <w:t xml:space="preserve"> restrições orçamentárias de escolas públicas tornam atraente a adoção de sistemas de custo-zero de licença e baixo overhead operacional.</w:t>
+      </w:r>
+    </w:p>
+    <w:p>
+      <w:pPr>
+        <w:pStyle w:val="ListParagraph"/>
+        <w:numPr>
+          <w:ilvl w:val="0"/>
+          <w:numId w:val="2"/>
+        </w:numPr>
+        <w:spacing w:after="60"/>
+      </w:pPr>
+      <w:r>
+        <w:rPr>
+          <w:b/>
+          <w:bCs/>
+        </w:rPr>
+        <w:t xml:space="preserve">Demanda crítica por retenção de alunos via dados (BI):</w:t>
+      </w:r>
+      <w:r>
+        <w:rPr>
+          <w:b w:val="false"/>
+          <w:bCs w:val="false"/>
+        </w:rPr>
+        <w:t xml:space="preserve"> cursos de idiomas enfrentam altas taxas históricas de evasão, gerando urgência por painéis analíticos (*LingoBoard*) que emitam alertas precoces de baixo engajamento.</w:t>
+      </w:r>
+    </w:p>
+    <w:p>
+      <w:pPr>
+        <w:pStyle w:val="ListParagraph"/>
+        <w:numPr>
+          <w:ilvl w:val="0"/>
+          <w:numId w:val="2"/>
+        </w:numPr>
+        <w:spacing w:after="60"/>
+      </w:pPr>
+      <w:r>
+        <w:rPr>
+          <w:b/>
+          <w:bCs/>
+        </w:rPr>
+        <w:t xml:space="preserve">Escalabilidade e replicabilidade multidiomas:</w:t>
+      </w:r>
+      <w:r>
+        <w:rPr>
+          <w:b w:val="false"/>
+          <w:bCs w:val="false"/>
+        </w:rPr>
+        <w:t xml:space="preserve"> a arquitetura modular dos sistemas é projetada primariamente para o inglês, mas permite rápida expansão para espanhol, francês e outras línguas com custo marginal quase nulo.</w:t>
       </w:r>
     </w:p>
     <w:p>
@@ -2314,79 +2359,79 @@
         <w:pStyle w:val="Heading2"/>
       </w:pPr>
       <w:r>
-        <w:t xml:space="preserve">Ameaças</w:t>
-      </w:r>
-    </w:p>
-    <w:p>
-      <w:pPr>
-        <w:pStyle w:val="ListParagraph"/>
-        <w:numPr>
-          <w:ilvl w:val="0"/>
-          <w:numId w:val="2"/>
-        </w:numPr>
-        <w:spacing w:after="60"/>
-      </w:pPr>
-      <w:r>
-        <w:rPr>
-          <w:b/>
-          <w:bCs/>
-        </w:rPr>
-        <w:t xml:space="preserve">Limitações operacionais:</w:t>
-      </w:r>
-      <w:r>
-        <w:rPr>
-          <w:b w:val="false"/>
-          <w:bCs w:val="false"/>
-        </w:rPr>
-        <w:t xml:space="preserve"> apenas dois estudantes dividindo a jornada com a grade curricular.</w:t>
-      </w:r>
-    </w:p>
-    <w:p>
-      <w:pPr>
-        <w:pStyle w:val="ListParagraph"/>
-        <w:numPr>
-          <w:ilvl w:val="0"/>
-          <w:numId w:val="2"/>
-        </w:numPr>
-        <w:spacing w:after="60"/>
-      </w:pPr>
-      <w:r>
-        <w:rPr>
-          <w:b/>
-          <w:bCs/>
-        </w:rPr>
-        <w:t xml:space="preserve">Curva de aprendizado e setup de servidores:</w:t>
-      </w:r>
-      <w:r>
-        <w:rPr>
-          <w:b w:val="false"/>
-          <w:bCs w:val="false"/>
-        </w:rPr>
-        <w:t xml:space="preserve"> infraestrutura pura (PostgreSQL, deploys Linux) exige esforço técnico inicial.</w:t>
-      </w:r>
-    </w:p>
-    <w:p>
-      <w:pPr>
-        <w:pStyle w:val="ListParagraph"/>
-        <w:numPr>
-          <w:ilvl w:val="0"/>
-          <w:numId w:val="2"/>
-        </w:numPr>
-        <w:spacing w:after="60"/>
-      </w:pPr>
-      <w:r>
-        <w:rPr>
-          <w:b/>
-          <w:bCs/>
-        </w:rPr>
-        <w:t xml:space="preserve">Resistência docente à digitalização:</w:t>
-      </w:r>
-      <w:r>
-        <w:rPr>
-          <w:b w:val="false"/>
-          <w:bCs w:val="false"/>
-        </w:rPr>
-        <w:t xml:space="preserve"> letramento digital baixo de parte dos professores exige investimento em capacitação e usabilidade.</w:t>
+        <w:t xml:space="preserve">Ameaças e Mitigações</w:t>
+      </w:r>
+    </w:p>
+    <w:p>
+      <w:pPr>
+        <w:pStyle w:val="ListParagraph"/>
+        <w:numPr>
+          <w:ilvl w:val="0"/>
+          <w:numId w:val="2"/>
+        </w:numPr>
+        <w:spacing w:after="60"/>
+      </w:pPr>
+      <w:r>
+        <w:rPr>
+          <w:b/>
+          <w:bCs/>
+        </w:rPr>
+        <w:t xml:space="preserve">Limitações operacionais da equipe (grade curricular):</w:t>
+      </w:r>
+      <w:r>
+        <w:rPr>
+          <w:b w:val="false"/>
+          <w:bCs w:val="false"/>
+        </w:rPr>
+        <w:t xml:space="preserve"> o quadro inicial conta com apenas dois estudantes dividindo a jornada de desenvolvimento com a graduação. *Mitigação:* aplicação rigorosa de metodologias ágeis (Scrum), escopo focado nos 5 produtos do portfólio e lançamento do Programa Trainee para expansão de pessoal.</w:t>
+      </w:r>
+    </w:p>
+    <w:p>
+      <w:pPr>
+        <w:pStyle w:val="ListParagraph"/>
+        <w:numPr>
+          <w:ilvl w:val="0"/>
+          <w:numId w:val="2"/>
+        </w:numPr>
+        <w:spacing w:after="60"/>
+      </w:pPr>
+      <w:r>
+        <w:rPr>
+          <w:b/>
+          <w:bCs/>
+        </w:rPr>
+        <w:t xml:space="preserve">Curva de aprendizado e configuração de servidores:</w:t>
+      </w:r>
+      <w:r>
+        <w:rPr>
+          <w:b w:val="false"/>
+          <w:bCs w:val="false"/>
+        </w:rPr>
+        <w:t xml:space="preserve"> infraestrutura baseada em ambientes Linux e bancos de dados relacionais puros exige esforço técnico inicial de configuração. *Mitigação:* uso de rotinas automatizadas de CI/CD, conteinerização e plataformas de nuvem nativas para os estágios iniciais dos produtos.</w:t>
+      </w:r>
+    </w:p>
+    <w:p>
+      <w:pPr>
+        <w:pStyle w:val="ListParagraph"/>
+        <w:numPr>
+          <w:ilvl w:val="0"/>
+          <w:numId w:val="2"/>
+        </w:numPr>
+        <w:spacing w:after="60"/>
+      </w:pPr>
+      <w:r>
+        <w:rPr>
+          <w:b/>
+          <w:bCs/>
+        </w:rPr>
+        <w:t xml:space="preserve">Heterogeneidade de letramento digital docente:</w:t>
+      </w:r>
+      <w:r>
+        <w:rPr>
+          <w:b w:val="false"/>
+          <w:bCs w:val="false"/>
+        </w:rPr>
+        <w:t xml:space="preserve"> parte do corpo docente apresenta resistência a novas plataformas de software. *Mitigação:* priorização de design centrado no usuário (*BabelUX*) para garantia de interfaces intuitivas com baixa carga cognitiva, além de treinamentos práticos na entrega.</w:t>
       </w:r>
     </w:p>
     <w:p>
@@ -4125,7 +4170,7 @@
         <w:pStyle w:val="Heading2"/>
       </w:pPr>
       <w:r>
-        <w:t xml:space="preserve">Como o serviço será executado?</w:t>
+        <w:t xml:space="preserve">Metodologia e Fluxo de Execução de Serviços</w:t>
       </w:r>
     </w:p>
     <w:p>
@@ -4137,7 +4182,127 @@
           <w:b w:val="false"/>
           <w:bCs w:val="false"/>
         </w:rPr>
-        <w:t xml:space="preserve">O serviço segue a metodologia ágil Scrum. A Diretoria Executiva e de Produto levanta os requisitos com o professor/escola e desenha os protótipos. Após aprovação visual, a Diretoria de Engenharia codifica a solução, realiza os testes técnicos e, junto ao professor orientador, faz o code review antes de hospedar a solução em nuvem.</w:t>
+        <w:t xml:space="preserve">A execução dos serviços da BabelStack Júnior adota a metodologia ágil Scrum adaptada à realidade universitária, estruturada em cinco fases sequenciais e iterativas que garantem alinhamento entre rigor pedagógico e excelência em engenharia de software:</w:t>
+      </w:r>
+    </w:p>
+    <w:p>
+      <w:pPr>
+        <w:pStyle w:val="ListParagraph"/>
+        <w:numPr>
+          <w:ilvl w:val="0"/>
+          <w:numId w:val="2"/>
+        </w:numPr>
+        <w:spacing w:after="60"/>
+      </w:pPr>
+      <w:r>
+        <w:rPr>
+          <w:b/>
+          <w:bCs/>
+        </w:rPr>
+        <w:t xml:space="preserve">Fase 1 — Diagnóstico e Requisitos (CPO):</w:t>
+      </w:r>
+      <w:r>
+        <w:rPr>
+          <w:b w:val="false"/>
+          <w:bCs w:val="false"/>
+        </w:rPr>
+        <w:t xml:space="preserve"> a Diretoria Executiva e de Produto (Raquel Pereira) realiza reuniões de imersão com os gestores da escola ou professor cliente para levantamento de requisitos funcionais e pedagógicos, gerando o Product Backlog no Jira e os protótipos interativos no Figma (*BabelUX*).</w:t>
+      </w:r>
+    </w:p>
+    <w:p>
+      <w:pPr>
+        <w:pStyle w:val="ListParagraph"/>
+        <w:numPr>
+          <w:ilvl w:val="0"/>
+          <w:numId w:val="2"/>
+        </w:numPr>
+        <w:spacing w:after="60"/>
+      </w:pPr>
+      <w:r>
+        <w:rPr>
+          <w:b/>
+          <w:bCs/>
+        </w:rPr>
+        <w:t xml:space="preserve">Fase 2 — Validação e Alinhamento Visual:</w:t>
+      </w:r>
+      <w:r>
+        <w:rPr>
+          <w:b w:val="false"/>
+          <w:bCs w:val="false"/>
+        </w:rPr>
+        <w:t xml:space="preserve"> o cliente revisa e valida as telas e fluxos de navegação pretendidos (`Definition of Ready`). Somente após a aprovação visual formal é autorizada a entrada das histórias de usuário na sprint de codificação.</w:t>
+      </w:r>
+    </w:p>
+    <w:p>
+      <w:pPr>
+        <w:pStyle w:val="ListParagraph"/>
+        <w:numPr>
+          <w:ilvl w:val="0"/>
+          <w:numId w:val="2"/>
+        </w:numPr>
+        <w:spacing w:after="60"/>
+      </w:pPr>
+      <w:r>
+        <w:rPr>
+          <w:b/>
+          <w:bCs/>
+        </w:rPr>
+        <w:t xml:space="preserve">Fase 3 — Codificação e Sprints Ágeis (CTO):</w:t>
+      </w:r>
+      <w:r>
+        <w:rPr>
+          <w:b w:val="false"/>
+          <w:bCs w:val="false"/>
+        </w:rPr>
+        <w:t xml:space="preserve"> a Diretoria de Engenharia de Software e Operações (Roger Quinelato) assume o desenvolvimento técnico em ciclos semanais, empregando tecnologias open-source da stack (Python, PostgreSQL, HTML/CSS/JS e Streamlit para o *LingoBoard* ou *IntegraSchool*), com controle rigoroso de versionamento via Git/GitHub.</w:t>
+      </w:r>
+    </w:p>
+    <w:p>
+      <w:pPr>
+        <w:pStyle w:val="ListParagraph"/>
+        <w:numPr>
+          <w:ilvl w:val="0"/>
+          <w:numId w:val="2"/>
+        </w:numPr>
+        <w:spacing w:after="60"/>
+      </w:pPr>
+      <w:r>
+        <w:rPr>
+          <w:b/>
+          <w:bCs/>
+        </w:rPr>
+        <w:t xml:space="preserve">Fase 4 — Code Review Acadêmico e Garantia de Qualidade:</w:t>
+      </w:r>
+      <w:r>
+        <w:rPr>
+          <w:b w:val="false"/>
+          <w:bCs w:val="false"/>
+        </w:rPr>
+        <w:t xml:space="preserve"> concluída a codificação, a solução passa por testes de integração e revisão paritária externa com o conselho de professores orientadores (`Definition of Done`), garantindo conformidade arquitetural e segurança de dados pedagógicos.</w:t>
+      </w:r>
+    </w:p>
+    <w:p>
+      <w:pPr>
+        <w:pStyle w:val="ListParagraph"/>
+        <w:numPr>
+          <w:ilvl w:val="0"/>
+          <w:numId w:val="2"/>
+        </w:numPr>
+        <w:spacing w:after="60"/>
+      </w:pPr>
+      <w:r>
+        <w:rPr>
+          <w:b/>
+          <w:bCs/>
+        </w:rPr>
+        <w:t xml:space="preserve">Fase 5 — Implantação e Transferência Tecnológica:</w:t>
+      </w:r>
+      <w:r>
+        <w:rPr>
+          <w:b w:val="false"/>
+          <w:bCs w:val="false"/>
+        </w:rPr>
+        <w:t xml:space="preserve"> a aplicação é hospedada em nuvem acessível ao cliente (como GitHub Pages para *EduLanding* e *VocabDeck*, ou Vercel/Streamlit Community Cloud para sistemas dinâmicos), acompanhada da entrega da documentação técnica e sessão prático-pedagógica de capacitação.</w:t>
       </w:r>
     </w:p>
     <w:p>
@@ -4145,103 +4310,103 @@
         <w:pStyle w:val="Heading2"/>
       </w:pPr>
       <w:r>
-        <w:t xml:space="preserve">Demais aspectos operacionais</w:t>
-      </w:r>
-    </w:p>
-    <w:p>
-      <w:pPr>
-        <w:pStyle w:val="ListParagraph"/>
-        <w:numPr>
-          <w:ilvl w:val="0"/>
-          <w:numId w:val="2"/>
-        </w:numPr>
-        <w:spacing w:after="60"/>
-      </w:pPr>
-      <w:r>
-        <w:rPr>
-          <w:b/>
-          <w:bCs/>
-        </w:rPr>
-        <w:t xml:space="preserve">Horário de funcionamento:</w:t>
-      </w:r>
-      <w:r>
-        <w:rPr>
-          <w:b w:val="false"/>
-          <w:bCs w:val="false"/>
-        </w:rPr>
-        <w:t xml:space="preserve"> regime flexível e assíncrono, ~20 horas semanais por estudante, com reuniões agendadas para não conflitar com a graduação.</w:t>
-      </w:r>
-    </w:p>
-    <w:p>
-      <w:pPr>
-        <w:pStyle w:val="ListParagraph"/>
-        <w:numPr>
-          <w:ilvl w:val="0"/>
-          <w:numId w:val="2"/>
-        </w:numPr>
-        <w:spacing w:after="60"/>
-      </w:pPr>
-      <w:r>
-        <w:rPr>
-          <w:b/>
-          <w:bCs/>
-        </w:rPr>
-        <w:t xml:space="preserve">Local de atendimento:</w:t>
-      </w:r>
-      <w:r>
-        <w:rPr>
-          <w:b w:val="false"/>
-          <w:bCs w:val="false"/>
-        </w:rPr>
-        <w:t xml:space="preserve"> modelo híbrido — desenvolvimento 100% remoto; alinhamentos via Google Meet ou nos laboratórios da instituição.</w:t>
-      </w:r>
-    </w:p>
-    <w:p>
-      <w:pPr>
-        <w:pStyle w:val="ListParagraph"/>
-        <w:numPr>
-          <w:ilvl w:val="0"/>
-          <w:numId w:val="2"/>
-        </w:numPr>
-        <w:spacing w:after="60"/>
-      </w:pPr>
-      <w:r>
-        <w:rPr>
-          <w:b/>
-          <w:bCs/>
-        </w:rPr>
-        <w:t xml:space="preserve">Equipamentos necessários:</w:t>
-      </w:r>
-      <w:r>
-        <w:rPr>
-          <w:b w:val="false"/>
-          <w:bCs w:val="false"/>
-        </w:rPr>
-        <w:t xml:space="preserve"> notebooks pessoais dos estudantes e conexão à internet.</w:t>
-      </w:r>
-    </w:p>
-    <w:p>
-      <w:pPr>
-        <w:pStyle w:val="ListParagraph"/>
-        <w:numPr>
-          <w:ilvl w:val="0"/>
-          <w:numId w:val="2"/>
-        </w:numPr>
-        <w:spacing w:after="60"/>
-      </w:pPr>
-      <w:r>
-        <w:rPr>
-          <w:b/>
-          <w:bCs/>
-        </w:rPr>
-        <w:t xml:space="preserve">Tecnologia utilizada:</w:t>
-      </w:r>
-      <w:r>
-        <w:rPr>
-          <w:b w:val="false"/>
-          <w:bCs w:val="false"/>
-        </w:rPr>
-        <w:t xml:space="preserve"> ambientes Linux, Git/GitHub, VS Code, Figma e Discord/Notion para comunicação e documentação.</w:t>
+        <w:t xml:space="preserve">Aspectos Operacionais e Infraestrutura</w:t>
+      </w:r>
+    </w:p>
+    <w:p>
+      <w:pPr>
+        <w:pStyle w:val="ListParagraph"/>
+        <w:numPr>
+          <w:ilvl w:val="0"/>
+          <w:numId w:val="2"/>
+        </w:numPr>
+        <w:spacing w:after="60"/>
+      </w:pPr>
+      <w:r>
+        <w:rPr>
+          <w:b/>
+          <w:bCs/>
+        </w:rPr>
+        <w:t xml:space="preserve">Horário de funcionamento e dedicação:</w:t>
+      </w:r>
+      <w:r>
+        <w:rPr>
+          <w:b w:val="false"/>
+          <w:bCs w:val="false"/>
+        </w:rPr>
+        <w:t xml:space="preserve"> regime flexível e assíncrono, com dedicação estimada de ~20 horas semanais por estudante (`[estimativa]`), conciliação harmônica com a grade curricular de Sistemas de Informação e ritos ágeis (Dailies assíncronas e reuniões de planejamento/retrospectiva).</w:t>
+      </w:r>
+    </w:p>
+    <w:p>
+      <w:pPr>
+        <w:pStyle w:val="ListParagraph"/>
+        <w:numPr>
+          <w:ilvl w:val="0"/>
+          <w:numId w:val="2"/>
+        </w:numPr>
+        <w:spacing w:after="60"/>
+      </w:pPr>
+      <w:r>
+        <w:rPr>
+          <w:b/>
+          <w:bCs/>
+        </w:rPr>
+        <w:t xml:space="preserve">Local e modelo de atendimento:</w:t>
+      </w:r>
+      <w:r>
+        <w:rPr>
+          <w:b w:val="false"/>
+          <w:bCs w:val="false"/>
+        </w:rPr>
+        <w:t xml:space="preserve"> modelo híbrido — desenvolvimento de software, documentação técnica e reuniões de sincronização executados 100% em regime remoto via Google Meet; reuniões de mentoria acadêmica e sessões presenciais de teste de usabilidade conduzidas nos laboratórios da instituição de ensino ou nas unidades dos Centros Interescolares de Línguas (CILs).</w:t>
+      </w:r>
+    </w:p>
+    <w:p>
+      <w:pPr>
+        <w:pStyle w:val="ListParagraph"/>
+        <w:numPr>
+          <w:ilvl w:val="0"/>
+          <w:numId w:val="2"/>
+        </w:numPr>
+        <w:spacing w:after="60"/>
+      </w:pPr>
+      <w:r>
+        <w:rPr>
+          <w:b/>
+          <w:bCs/>
+        </w:rPr>
+        <w:t xml:space="preserve">Equipamentos e estações de trabalho:</w:t>
+      </w:r>
+      <w:r>
+        <w:rPr>
+          <w:b w:val="false"/>
+          <w:bCs w:val="false"/>
+        </w:rPr>
+        <w:t xml:space="preserve"> notebooks pessoais dos sócios devidamente equipados com ambientes virtuais Linux, conteinerização e conexão de banda larga, complementados pela infraestrutura laboratorial de informática da universidade para simulações de carga e testes multiusuário.</w:t>
+      </w:r>
+    </w:p>
+    <w:p>
+      <w:pPr>
+        <w:pStyle w:val="ListParagraph"/>
+        <w:numPr>
+          <w:ilvl w:val="0"/>
+          <w:numId w:val="2"/>
+        </w:numPr>
+        <w:spacing w:after="60"/>
+      </w:pPr>
+      <w:r>
+        <w:rPr>
+          <w:b/>
+          <w:bCs/>
+        </w:rPr>
+        <w:t xml:space="preserve">Ferramental tecnológico operacional:</w:t>
+      </w:r>
+      <w:r>
+        <w:rPr>
+          <w:b w:val="false"/>
+          <w:bCs w:val="false"/>
+        </w:rPr>
+        <w:t xml:space="preserve"> padronização de estações de desenvolvimento em Linux, versionamento de código e CI/CD via Git e GitHub, IDE Visual Studio Code (VS Code), design e auditoria heurística no Figma (*BabelUX*), além do ecossistema Jira (gestão de sprints no board EST), Discord e Notion para comunicação e repositório de conhecimento institucional.</w:t>
       </w:r>
     </w:p>
     <w:p>
@@ -4268,6 +4433,14 @@
     </w:p>
     <w:p>
       <w:pPr>
+        <w:pStyle w:val="Heading2"/>
+      </w:pPr>
+      <w:r>
+        <w:t xml:space="preserve">Metodologia Financeira e Alocação de Recursos</w:t>
+      </w:r>
+    </w:p>
+    <w:p>
+      <w:pPr>
         <w:spacing w:after="120"/>
       </w:pPr>
       <w:r>
@@ -4275,7 +4448,7 @@
           <w:b w:val="false"/>
           <w:bCs w:val="false"/>
         </w:rPr>
-        <w:t xml:space="preserve">A operação utiliza a metodologia Bootstrapping, alavancando laboratórios da universidade, softwares open-source e instâncias de nuvem gratuitas.</w:t>
+        <w:t xml:space="preserve">A modelagem financeira da BabelStack Júnior baseia-se estritamente na metodologia de Bootstrapping (alavancagem orgânica sem capital externo), viabilizada pela natureza acadêmica da Empresa Júnior. Ao utilizar a infraestrutura laboratorial do curso de Sistemas de Informação da universidade, ferramentas 100% open-source (Python, PostgreSQL, HTML/CSS/JS, Streamlit) e instâncias em nuvem com planos educacionais ou gratuitos (GitHub Pages, Vercel e Streamlit Community Cloud), a empresa elimina a necessidade de investimento inicial (CAPEX) e reduz os custos operacionais (OPEX) a patamares mínimos de manutenção de domínio e deslocamento.</w:t>
       </w:r>
     </w:p>
     <w:tbl>
@@ -4631,6 +4804,86 @@
     </w:p>
     <w:p>
       <w:pPr>
+        <w:pStyle w:val="Heading2"/>
+      </w:pPr>
+      <w:r>
+        <w:t xml:space="preserve">Estrutura de Custos e Política de Reinvestimento Social</w:t>
+      </w:r>
+    </w:p>
+    <w:p>
+      <w:pPr>
+        <w:pStyle w:val="ListParagraph"/>
+        <w:numPr>
+          <w:ilvl w:val="0"/>
+          <w:numId w:val="2"/>
+        </w:numPr>
+        <w:spacing w:after="60"/>
+      </w:pPr>
+      <w:r>
+        <w:rPr>
+          <w:b/>
+          <w:bCs/>
+        </w:rPr>
+        <w:t xml:space="preserve">Análise de Custos Operacionais:</w:t>
+      </w:r>
+      <w:r>
+        <w:rPr>
+          <w:b w:val="false"/>
+          <w:bCs w:val="false"/>
+        </w:rPr>
+        <w:t xml:space="preserve"> os custos fixos restringem-se ao pagamento da anuidade do domínio de internet institucional (`babelstack.com.br` no Registro.br por R$ 40,00/ano). Os custos variáveis (`[estimativa]` de R$ 50,00 a R$ 150,00/mês) cobrem exclusivamente despesas logísticas e de transporte para visitas técnicas presenciais nas escolas públicas do DF (CILs) e em clientes privados, além de eventuais aquisições pontuais de ativos de testes de interface.</w:t>
+      </w:r>
+    </w:p>
+    <w:p>
+      <w:pPr>
+        <w:pStyle w:val="ListParagraph"/>
+        <w:numPr>
+          <w:ilvl w:val="0"/>
+          <w:numId w:val="2"/>
+        </w:numPr>
+        <w:spacing w:after="60"/>
+      </w:pPr>
+      <w:r>
+        <w:rPr>
+          <w:b/>
+          <w:bCs/>
+        </w:rPr>
+        <w:t xml:space="preserve">Modelo de Subsidiação Cruzada (Programa Código Fluente):</w:t>
+      </w:r>
+      <w:r>
+        <w:rPr>
+          <w:b w:val="false"/>
+          <w:bCs w:val="false"/>
+        </w:rPr>
+        <w:t xml:space="preserve"> em total conformidade com a Lei Federal nº 13.267/2016, a BabelStack Júnior não distribui lucros ou dividendos aos seus membros. A receita arrecadada nos 3 a 5 contratos privados de comercialização de soluções customizadas (`[estimativa]` de R$ 3.000,00 a R$ 6.000,00 no 1º semestre) opera em modelo de subsidiação cruzada: cada 3 contratos privados custeiam integralmente a implantação, capacitação e suporte de 1 projeto social gratuito na rede pública de ensino do Distrito Federal.</w:t>
+      </w:r>
+    </w:p>
+    <w:p>
+      <w:pPr>
+        <w:pStyle w:val="ListParagraph"/>
+        <w:numPr>
+          <w:ilvl w:val="0"/>
+          <w:numId w:val="2"/>
+        </w:numPr>
+        <w:spacing w:after="60"/>
+      </w:pPr>
+      <w:r>
+        <w:rPr>
+          <w:b/>
+          <w:bCs/>
+        </w:rPr>
+        <w:t xml:space="preserve">Destinação de Excedente de Caixa:</w:t>
+      </w:r>
+      <w:r>
+        <w:rPr>
+          <w:b w:val="false"/>
+          <w:bCs w:val="false"/>
+        </w:rPr>
+        <w:t xml:space="preserve"> o superávit financeiro remanescente é alocado em duas frentes estritamente institucionais: (1) Fundo de Capacitação Técnica da equipe (aquisição de cursos, livros, certificações e inscrições em hackathons e eventos de EdTech) e (2) Fundo de Reserva Institucional para sustentar os custos de integração e onboarding de novos membros no Programa Trainee.</w:t>
+      </w:r>
+    </w:p>
+    <w:p>
+      <w:pPr>
         <w:pStyle w:val="Heading1"/>
         <w:pageBreakBefore/>
       </w:pPr>
@@ -4640,74 +4893,154 @@
     </w:p>
     <w:p>
       <w:pPr>
-        <w:pStyle w:val="ListParagraph"/>
-        <w:numPr>
-          <w:ilvl w:val="0"/>
-          <w:numId w:val="2"/>
-        </w:numPr>
-        <w:spacing w:after="60"/>
-      </w:pPr>
-      <w:r>
-        <w:rPr>
-          <w:b/>
-          <w:bCs/>
-        </w:rPr>
-        <w:t xml:space="preserve">Tipo jurídico:</w:t>
-      </w:r>
-      <w:r>
-        <w:rPr>
-          <w:b w:val="false"/>
-          <w:bCs w:val="false"/>
-        </w:rPr>
-        <w:t xml:space="preserve"> associação civil sem fins lucrativos, classificada como Empresa Júnior (Lei Federal nº 13.267/2016).</w:t>
-      </w:r>
-    </w:p>
-    <w:p>
-      <w:pPr>
-        <w:pStyle w:val="ListParagraph"/>
-        <w:numPr>
-          <w:ilvl w:val="0"/>
-          <w:numId w:val="2"/>
-        </w:numPr>
-        <w:spacing w:after="60"/>
-      </w:pPr>
-      <w:r>
-        <w:rPr>
-          <w:b/>
-          <w:bCs/>
-        </w:rPr>
-        <w:t xml:space="preserve">Documentos para abertura:</w:t>
-      </w:r>
-      <w:r>
-        <w:rPr>
-          <w:b w:val="false"/>
-          <w:bCs w:val="false"/>
-        </w:rPr>
-        <w:t xml:space="preserve"> Estatuto Social, Ata de Fundação, Regimento Interno, Edital de Convocação, RG/CPF dos fundadores e Comprovante de Inscrição e Situação Cadastral (CNPJ).</w:t>
-      </w:r>
-    </w:p>
-    <w:p>
-      <w:pPr>
-        <w:pStyle w:val="ListParagraph"/>
-        <w:numPr>
-          <w:ilvl w:val="0"/>
-          <w:numId w:val="2"/>
-        </w:numPr>
-        <w:spacing w:after="60"/>
-      </w:pPr>
-      <w:r>
-        <w:rPr>
-          <w:b/>
-          <w:bCs/>
-        </w:rPr>
-        <w:t xml:space="preserve">Licenças e autorizações:</w:t>
-      </w:r>
-      <w:r>
-        <w:rPr>
-          <w:b w:val="false"/>
-          <w:bCs w:val="false"/>
-        </w:rPr>
-        <w:t xml:space="preserve"> alvará de funcionamento (frequentemente isento para EJs sediadas em universidades) e Carta de Reconhecimento da Instituição de Ensino Superior.</w:t>
+        <w:pStyle w:val="Heading2"/>
+      </w:pPr>
+      <w:r>
+        <w:t xml:space="preserve">Natureza Jurídica e Enquadramento Institucional</w:t>
+      </w:r>
+    </w:p>
+    <w:p>
+      <w:pPr>
+        <w:pStyle w:val="ListParagraph"/>
+        <w:numPr>
+          <w:ilvl w:val="0"/>
+          <w:numId w:val="2"/>
+        </w:numPr>
+        <w:spacing w:after="60"/>
+      </w:pPr>
+      <w:r>
+        <w:rPr>
+          <w:b/>
+          <w:bCs/>
+        </w:rPr>
+        <w:t xml:space="preserve">Tipo jurídico e regulamentação:</w:t>
+      </w:r>
+      <w:r>
+        <w:rPr>
+          <w:b w:val="false"/>
+          <w:bCs w:val="false"/>
+        </w:rPr>
+        <w:t xml:space="preserve"> constituição formal como associação civil sem fins lucrativos com finalidade educacional e extensionista, enquadrada nos termos da Lei Federal nº 13.267/2016 (Lei das Empresas Juniores) e do Código Civil Brasileiro. A instituição opera sob gestão exclusiva de estudantes regularmente matriculados no curso de graduação em Sistemas de Informação e veda, por força estatutária, a remuneração de dirigentes ou a distribuição de lucros/surplus financeiro entre os sócios.</w:t>
+      </w:r>
+    </w:p>
+    <w:p>
+      <w:pPr>
+        <w:pStyle w:val="Heading2"/>
+      </w:pPr>
+      <w:r>
+        <w:t xml:space="preserve">Formalização e Documentação Societária</w:t>
+      </w:r>
+    </w:p>
+    <w:p>
+      <w:pPr>
+        <w:pStyle w:val="ListParagraph"/>
+        <w:numPr>
+          <w:ilvl w:val="0"/>
+          <w:numId w:val="2"/>
+        </w:numPr>
+        <w:spacing w:after="60"/>
+      </w:pPr>
+      <w:r>
+        <w:rPr>
+          <w:b/>
+          <w:bCs/>
+        </w:rPr>
+        <w:t xml:space="preserve">Documentos constitutivos mandatórios:</w:t>
+      </w:r>
+      <w:r>
+        <w:rPr>
+          <w:b w:val="false"/>
+          <w:bCs w:val="false"/>
+        </w:rPr>
+        <w:t xml:space="preserve"> para obtenção de personalidade jurídica e regularidade cadastral perante o Cartório de Registro Civil de Pessoas Jurídicas e a Receita Federal do Brasil, a abertura da BabelStack Júnior requer a formalização de: Edital de Convocação da Assembleia Geral de Fundação; Ata de Fundação e Eleição da Primeira Diretoria; Estatuto Social submetido a visto de advogado; Regimento Interno regulamentando o fluxo de diretorias e quóruns deliberativos; documentação comprobatória de matrícula de todos os fundadores; e emissão do Comprovante de Inscrição e Situação Cadastral no CNPJ.</w:t>
+      </w:r>
+    </w:p>
+    <w:p>
+      <w:pPr>
+        <w:pStyle w:val="Heading2"/>
+      </w:pPr>
+      <w:r>
+        <w:t xml:space="preserve">Vínculo Universitário e Licenciamento Operacional</w:t>
+      </w:r>
+    </w:p>
+    <w:p>
+      <w:pPr>
+        <w:pStyle w:val="ListParagraph"/>
+        <w:numPr>
+          <w:ilvl w:val="0"/>
+          <w:numId w:val="2"/>
+        </w:numPr>
+        <w:spacing w:after="60"/>
+      </w:pPr>
+      <w:r>
+        <w:rPr>
+          <w:b/>
+          <w:bCs/>
+        </w:rPr>
+        <w:t xml:space="preserve">Reconhecimento institucional (IES) e alvará:</w:t>
+      </w:r>
+      <w:r>
+        <w:rPr>
+          <w:b w:val="false"/>
+          <w:bCs w:val="false"/>
+        </w:rPr>
+        <w:t xml:space="preserve"> a regularidade de funcionamento da Empresa Júnior está condicionada à emissão da Carta de Reconhecimento pela Instituição de Ensino Superior (IES) sediadora, atestando que as atividades realizadas são compatíveis com o projeto pedagógico do curso. Adicionalmente, em virtude do funcionamento em dependências acadêmicas, a associação beneficia-se de isenção ou simplificação para concessão de alvará de funcionamento distrital/municipal, submetendo-se à orientação acadêmica contínua do conselho de professores tutor.</w:t>
+      </w:r>
+    </w:p>
+    <w:p>
+      <w:pPr>
+        <w:pStyle w:val="Heading2"/>
+      </w:pPr>
+      <w:r>
+        <w:t xml:space="preserve">Conformidade Normativa em EdTech (LGPD e Propriedade Intelectual)</w:t>
+      </w:r>
+    </w:p>
+    <w:p>
+      <w:pPr>
+        <w:pStyle w:val="ListParagraph"/>
+        <w:numPr>
+          <w:ilvl w:val="0"/>
+          <w:numId w:val="2"/>
+        </w:numPr>
+        <w:spacing w:after="60"/>
+      </w:pPr>
+      <w:r>
+        <w:rPr>
+          <w:b/>
+          <w:bCs/>
+        </w:rPr>
+        <w:t xml:space="preserve">Conformidade à Lei Geral de Proteção de Dados (Lei nº 13.709/2018):</w:t>
+      </w:r>
+      <w:r>
+        <w:rPr>
+          <w:b w:val="false"/>
+          <w:bCs w:val="false"/>
+        </w:rPr>
+        <w:t xml:space="preserve"> no desenvolvimento e operação dos sistemas *LingoBoard* e *IntegraSchool*, que processam métricas de rendimento pedagógico e chamadas escolares, a BabelStack Júnior aplica a metodologia de `Privacy by Design` e `Privacy by Default`. Os dados de discentes (muitas vezes menores de idade nas escolas públicas e privadas atendidas) são estritamente minimizados, armazenados sob criptografia e anonimizados em dashboards gerenciais, impedindo qualquer vazamento ou uso não autorizado de dados pessoais ou sensíveis.</w:t>
+      </w:r>
+    </w:p>
+    <w:p>
+      <w:pPr>
+        <w:pStyle w:val="ListParagraph"/>
+        <w:numPr>
+          <w:ilvl w:val="0"/>
+          <w:numId w:val="2"/>
+        </w:numPr>
+        <w:spacing w:after="60"/>
+      </w:pPr>
+      <w:r>
+        <w:rPr>
+          <w:b/>
+          <w:bCs/>
+        </w:rPr>
+        <w:t xml:space="preserve">Licenciamento de software e propriedade intelectual:</w:t>
+      </w:r>
+      <w:r>
+        <w:rPr>
+          <w:b w:val="false"/>
+          <w:bCs w:val="false"/>
+        </w:rPr>
+        <w:t xml:space="preserve"> os códigos-fonte desenvolvidos no âmbito dos projetos sociais ("Código Fluente") e de extensão são publicados sob licenças open-source abertas (como MIT ou GNU GPLv3), promovendo transparência técnica e reutilização por outras instituições públicas. Nos contratos de prestação de serviços para clientes privados, os direitos patrimoniais sobre as customizações específicas e regras de negócio proprietárias são integralmente transferidos à escola contratante, mantendo a BabelStack Júnior a titularidade sobre suas bibliotecas de base e componentes modulares de UX/UI.</w:t>
       </w:r>
     </w:p>
     <w:p>
@@ -4721,98 +5054,238 @@
     </w:p>
     <w:p>
       <w:pPr>
-        <w:pStyle w:val="ListParagraph"/>
-        <w:numPr>
-          <w:ilvl w:val="0"/>
-          <w:numId w:val="2"/>
-        </w:numPr>
-        <w:spacing w:after="60"/>
-      </w:pPr>
-      <w:r>
-        <w:rPr>
-          <w:b/>
-          <w:bCs/>
-        </w:rPr>
-        <w:t xml:space="preserve">Ações ambientais:</w:t>
-      </w:r>
-      <w:r>
-        <w:rPr>
-          <w:b w:val="false"/>
-          <w:bCs w:val="false"/>
-        </w:rPr>
-        <w:t xml:space="preserve"> política Paperless (Zero Papel) — contratos, requisitos e relatórios 100% digitais.</w:t>
-      </w:r>
-    </w:p>
-    <w:p>
-      <w:pPr>
-        <w:pStyle w:val="ListParagraph"/>
-        <w:numPr>
-          <w:ilvl w:val="0"/>
-          <w:numId w:val="2"/>
-        </w:numPr>
-        <w:spacing w:after="60"/>
-      </w:pPr>
-      <w:r>
-        <w:rPr>
-          <w:b/>
-          <w:bCs/>
-        </w:rPr>
-        <w:t xml:space="preserve">Projetos sociais — programa "Código Fluente":</w:t>
-      </w:r>
-      <w:r>
-        <w:rPr>
-          <w:b w:val="false"/>
-          <w:bCs w:val="false"/>
-        </w:rPr>
-        <w:t xml:space="preserve"> a cada 3 projetos pagos vendidos ao setor privado, a BabelStack implementa 1 sistema gratuito (LingoBoard ou IntegraSchool) em uma escola pública do DF.</w:t>
-      </w:r>
-    </w:p>
-    <w:p>
-      <w:pPr>
-        <w:pStyle w:val="ListParagraph"/>
-        <w:numPr>
-          <w:ilvl w:val="0"/>
-          <w:numId w:val="2"/>
-        </w:numPr>
-        <w:spacing w:after="60"/>
-      </w:pPr>
-      <w:r>
-        <w:rPr>
-          <w:b/>
-          <w:bCs/>
-        </w:rPr>
-        <w:t xml:space="preserve">Inclusão e acessibilidade:</w:t>
-      </w:r>
-      <w:r>
-        <w:rPr>
-          <w:b w:val="false"/>
-          <w:bCs w:val="false"/>
-        </w:rPr>
-        <w:t xml:space="preserve"> interfaces seguindo as diretrizes WCAG, com contraste e legibilidade adequados.</w:t>
-      </w:r>
-    </w:p>
-    <w:p>
-      <w:pPr>
-        <w:pStyle w:val="ListParagraph"/>
-        <w:numPr>
-          <w:ilvl w:val="0"/>
-          <w:numId w:val="2"/>
-        </w:numPr>
-        <w:spacing w:after="60"/>
-      </w:pPr>
-      <w:r>
-        <w:rPr>
-          <w:b/>
-          <w:bCs/>
-        </w:rPr>
-        <w:t xml:space="preserve">Impacto social esperado:</w:t>
-      </w:r>
-      <w:r>
-        <w:rPr>
-          <w:b w:val="false"/>
-          <w:bCs w:val="false"/>
-        </w:rPr>
-        <w:t xml:space="preserve"> redução do hiato tecnológico entre escolas públicas e privadas, democratizando ferramentas educacionais de alto nível.</w:t>
+        <w:spacing w:after="120"/>
+      </w:pPr>
+      <w:r>
+        <w:rPr>
+          <w:b w:val="false"/>
+          <w:bCs w:val="false"/>
+        </w:rPr>
+        <w:t xml:space="preserve">A BabelStack Júnior adota o compromisso de integrar sustentabilidade ambiental, responsabilidade social e governança inclusiva em todas as suas atividades operacionais e no desenvolvimento de software, alinhando inovação educacional ao impacto positivo na comunidade do Distrito Federal.</w:t>
+      </w:r>
+    </w:p>
+    <w:p>
+      <w:pPr>
+        <w:pStyle w:val="Heading2"/>
+      </w:pPr>
+      <w:r>
+        <w:t xml:space="preserve">1. Ações Ambientais e Política Zero Papel</w:t>
+      </w:r>
+    </w:p>
+    <w:p>
+      <w:pPr>
+        <w:pStyle w:val="ListParagraph"/>
+        <w:numPr>
+          <w:ilvl w:val="0"/>
+          <w:numId w:val="2"/>
+        </w:numPr>
+        <w:spacing w:after="60"/>
+      </w:pPr>
+      <w:r>
+        <w:rPr>
+          <w:b/>
+          <w:bCs/>
+        </w:rPr>
+        <w:t xml:space="preserve">Política Paperless (Zero Papel):</w:t>
+      </w:r>
+      <w:r>
+        <w:rPr>
+          <w:b w:val="false"/>
+          <w:bCs w:val="false"/>
+        </w:rPr>
+        <w:t xml:space="preserve"> digitalização integral de contratos de prestação de serviços, levantamento de requisitos, relatórios técnicos e entregas operacionais, eliminando o consumo de papel e reduzindo a pegada de carbono da empresa [estimativa].</w:t>
+      </w:r>
+    </w:p>
+    <w:p>
+      <w:pPr>
+        <w:pStyle w:val="ListParagraph"/>
+        <w:numPr>
+          <w:ilvl w:val="0"/>
+          <w:numId w:val="2"/>
+        </w:numPr>
+        <w:spacing w:after="60"/>
+      </w:pPr>
+      <w:r>
+        <w:rPr>
+          <w:b/>
+          <w:bCs/>
+        </w:rPr>
+        <w:t xml:space="preserve">Infraestrutura Verde e Custo-Zero:</w:t>
+      </w:r>
+      <w:r>
+        <w:rPr>
+          <w:b w:val="false"/>
+          <w:bCs w:val="false"/>
+        </w:rPr>
+        <w:t xml:space="preserve"> preferência por tecnologias de baixo consumo de recursos e servidores de nuvem de alta eficiência energética (como GitHub Pages para deploys estáticos e Streamlit Community Cloud para dashboards BI).</w:t>
+      </w:r>
+    </w:p>
+    <w:p>
+      <w:pPr>
+        <w:pStyle w:val="Heading2"/>
+      </w:pPr>
+      <w:r>
+        <w:t xml:space="preserve">2. Responsabilidade Social: Programa "Código Fluente"</w:t>
+      </w:r>
+    </w:p>
+    <w:p>
+      <w:pPr>
+        <w:pStyle w:val="ListParagraph"/>
+        <w:numPr>
+          <w:ilvl w:val="0"/>
+          <w:numId w:val="2"/>
+        </w:numPr>
+        <w:spacing w:after="60"/>
+      </w:pPr>
+      <w:r>
+        <w:rPr>
+          <w:b/>
+          <w:bCs/>
+        </w:rPr>
+        <w:t xml:space="preserve">Compromisso 3 para 1:</w:t>
+      </w:r>
+      <w:r>
+        <w:rPr>
+          <w:b w:val="false"/>
+          <w:bCs w:val="false"/>
+        </w:rPr>
+        <w:t xml:space="preserve"> a cada 3 contratos comerciais pagos fechados com escolas de idiomas privadas, a BabelStack Júnior se compromete a implementar, de forma gratuita e integral, 1 sistema educacional (o dashboard LingoBoard ou a automação IntegraSchool) em uma escola pública ou Centro Interescolar de Línguas (CIL) do DF [estimativa].</w:t>
+      </w:r>
+    </w:p>
+    <w:p>
+      <w:pPr>
+        <w:pStyle w:val="ListParagraph"/>
+        <w:numPr>
+          <w:ilvl w:val="0"/>
+          <w:numId w:val="2"/>
+        </w:numPr>
+        <w:spacing w:after="60"/>
+      </w:pPr>
+      <w:r>
+        <w:rPr>
+          <w:b/>
+          <w:bCs/>
+        </w:rPr>
+        <w:t xml:space="preserve">Democratização da Tecnologia Educacional:</w:t>
+      </w:r>
+      <w:r>
+        <w:rPr>
+          <w:b w:val="false"/>
+          <w:bCs w:val="false"/>
+        </w:rPr>
+        <w:t xml:space="preserve"> combate direto ao hiato tecnológico (`digital divide`) entre o setor privado e a rede pública de ensino, oferecendo ferramentas de Business Intelligence e automação para apoiar o corpo docente público.</w:t>
+      </w:r>
+    </w:p>
+    <w:p>
+      <w:pPr>
+        <w:pStyle w:val="Heading2"/>
+      </w:pPr>
+      <w:r>
+        <w:t xml:space="preserve">3. Inclusão, Acessibilidade Digital e Governança</w:t>
+      </w:r>
+    </w:p>
+    <w:p>
+      <w:pPr>
+        <w:pStyle w:val="ListParagraph"/>
+        <w:numPr>
+          <w:ilvl w:val="0"/>
+          <w:numId w:val="2"/>
+        </w:numPr>
+        <w:spacing w:after="60"/>
+      </w:pPr>
+      <w:r>
+        <w:rPr>
+          <w:b/>
+          <w:bCs/>
+        </w:rPr>
+        <w:t xml:space="preserve">Conformidade WCAG 2.1 AA:</w:t>
+      </w:r>
+      <w:r>
+        <w:rPr>
+          <w:b w:val="false"/>
+          <w:bCs w:val="false"/>
+        </w:rPr>
+        <w:t xml:space="preserve"> todas as interfaces e produtos web (VocabDeck, EduLanding, BabelUX e site institucional) são projetados com contraste de cores rigoroso (`tokens.css`), tipografia legível (Inter e Space Grotesk) e suporte a leitores de tela para alunos com deficiência visual ou neurodivergências.</w:t>
+      </w:r>
+    </w:p>
+    <w:p>
+      <w:pPr>
+        <w:pStyle w:val="ListParagraph"/>
+        <w:numPr>
+          <w:ilvl w:val="0"/>
+          <w:numId w:val="2"/>
+        </w:numPr>
+        <w:spacing w:after="60"/>
+      </w:pPr>
+      <w:r>
+        <w:rPr>
+          <w:b/>
+          <w:bCs/>
+        </w:rPr>
+        <w:t xml:space="preserve">Usabilidade Inclusiva:</w:t>
+      </w:r>
+      <w:r>
+        <w:rPr>
+          <w:b w:val="false"/>
+          <w:bCs w:val="false"/>
+        </w:rPr>
+        <w:t xml:space="preserve"> design centrado no usuário (BabelUX) visando reduzir a carga cognitiva, garantindo que professores com diferentes níveis de letramento digital possam operar os sistemas sem barreiras.</w:t>
+      </w:r>
+    </w:p>
+    <w:p>
+      <w:pPr>
+        <w:pStyle w:val="Heading2"/>
+      </w:pPr>
+      <w:r>
+        <w:t xml:space="preserve">4. Impacto Social Esperado</w:t>
+      </w:r>
+    </w:p>
+    <w:p>
+      <w:pPr>
+        <w:pStyle w:val="ListParagraph"/>
+        <w:numPr>
+          <w:ilvl w:val="0"/>
+          <w:numId w:val="2"/>
+        </w:numPr>
+        <w:spacing w:after="60"/>
+      </w:pPr>
+      <w:r>
+        <w:rPr>
+          <w:b/>
+          <w:bCs/>
+        </w:rPr>
+        <w:t xml:space="preserve">Redução da Evasão Escolar:</w:t>
+      </w:r>
+      <w:r>
+        <w:rPr>
+          <w:b w:val="false"/>
+          <w:bCs w:val="false"/>
+        </w:rPr>
+        <w:t xml:space="preserve"> monitoramento contínuo da frequência e notas pelo LingoBoard permite intervenções pedagógicas precoces, salvaguardando a permanência dos alunos nos cursos de línguas.</w:t>
+      </w:r>
+    </w:p>
+    <w:p>
+      <w:pPr>
+        <w:pStyle w:val="ListParagraph"/>
+        <w:numPr>
+          <w:ilvl w:val="0"/>
+          <w:numId w:val="2"/>
+        </w:numPr>
+        <w:spacing w:after="60"/>
+      </w:pPr>
+      <w:r>
+        <w:rPr>
+          <w:b/>
+          <w:bCs/>
+        </w:rPr>
+        <w:t xml:space="preserve">Formação Cidadã dos Membros:</w:t>
+      </w:r>
+      <w:r>
+        <w:rPr>
+          <w:b w:val="false"/>
+          <w:bCs w:val="false"/>
+        </w:rPr>
+        <w:t xml:space="preserve"> o modelo de Empresa Júnior proporciona aos estudantes fundadores uma experiência prática orientada à ética e ao retorno social do conhecimento técnico adquirido na universidade.</w:t>
       </w:r>
     </w:p>
     <w:p>
@@ -4826,98 +5299,262 @@
     </w:p>
     <w:p>
       <w:pPr>
-        <w:pStyle w:val="ListParagraph"/>
-        <w:numPr>
-          <w:ilvl w:val="0"/>
-          <w:numId w:val="2"/>
-        </w:numPr>
-        <w:spacing w:after="60"/>
-      </w:pPr>
-      <w:r>
-        <w:rPr>
-          <w:b/>
-          <w:bCs/>
-        </w:rPr>
-        <w:t xml:space="preserve">Satisfação dos clientes:</w:t>
-      </w:r>
-      <w:r>
-        <w:rPr>
-          <w:b w:val="false"/>
-          <w:bCs w:val="false"/>
-        </w:rPr>
-        <w:t xml:space="preserve"> formulários NPS (Net Promoter Score) e avaliações qualitativas 30 dias após a entrega.</w:t>
-      </w:r>
-    </w:p>
-    <w:p>
-      <w:pPr>
-        <w:pStyle w:val="ListParagraph"/>
-        <w:numPr>
-          <w:ilvl w:val="0"/>
-          <w:numId w:val="2"/>
-        </w:numPr>
-        <w:spacing w:after="60"/>
-      </w:pPr>
-      <w:r>
-        <w:rPr>
-          <w:b/>
-          <w:bCs/>
-        </w:rPr>
-        <w:t xml:space="preserve">Indicadores de qualidade:</w:t>
-      </w:r>
-      <w:r>
-        <w:rPr>
-          <w:b w:val="false"/>
-          <w:bCs w:val="false"/>
-        </w:rPr>
-        <w:t xml:space="preserve"> taxa de bugs na primeira semana de uso, cumprimento do cronograma (Lead Time) e aderência da interface (uso real pelos alunos).</w:t>
-      </w:r>
-    </w:p>
-    <w:p>
-      <w:pPr>
-        <w:pStyle w:val="ListParagraph"/>
-        <w:numPr>
-          <w:ilvl w:val="0"/>
-          <w:numId w:val="2"/>
-        </w:numPr>
-        <w:spacing w:after="60"/>
-      </w:pPr>
-      <w:r>
-        <w:rPr>
-          <w:b/>
-          <w:bCs/>
-        </w:rPr>
-        <w:t xml:space="preserve">Melhoria contínua:</w:t>
-      </w:r>
-      <w:r>
-        <w:rPr>
-          <w:b w:val="false"/>
-          <w:bCs w:val="false"/>
-        </w:rPr>
-        <w:t xml:space="preserve"> Sprint Retrospective a cada 15 dias entre os alunos e o orientador.</w:t>
-      </w:r>
-    </w:p>
-    <w:p>
-      <w:pPr>
-        <w:pStyle w:val="ListParagraph"/>
-        <w:numPr>
-          <w:ilvl w:val="0"/>
-          <w:numId w:val="2"/>
-        </w:numPr>
-        <w:spacing w:after="60"/>
-      </w:pPr>
-      <w:r>
-        <w:rPr>
-          <w:b/>
-          <w:bCs/>
-        </w:rPr>
-        <w:t xml:space="preserve">Tratamento de reclamações:</w:t>
-      </w:r>
-      <w:r>
-        <w:rPr>
-          <w:b w:val="false"/>
-          <w:bCs w:val="false"/>
-        </w:rPr>
-        <w:t xml:space="preserve"> SLA que garante correção de falhas críticas em até 48 horas úteis, sem custo durante a garantia.</w:t>
+        <w:spacing w:after="120"/>
+      </w:pPr>
+      <w:r>
+        <w:rPr>
+          <w:b w:val="false"/>
+          <w:bCs w:val="false"/>
+        </w:rPr>
+        <w:t xml:space="preserve">A Política da Qualidade da BabelStack Júnior estabelece diretrizes rigorosas para assegurar a excelência técnica dos 5 produtos do portfólio e a máxima satisfação das instituições de ensino contratantes, integrando metodologias ágeis, inspeção contínua de código e métricas centradas no usuário.</w:t>
+      </w:r>
+    </w:p>
+    <w:p>
+      <w:pPr>
+        <w:pStyle w:val="Heading2"/>
+      </w:pPr>
+      <w:r>
+        <w:t xml:space="preserve">1. Monitoramento da Satisfação dos Clientes</w:t>
+      </w:r>
+    </w:p>
+    <w:p>
+      <w:pPr>
+        <w:pStyle w:val="ListParagraph"/>
+        <w:numPr>
+          <w:ilvl w:val="0"/>
+          <w:numId w:val="2"/>
+        </w:numPr>
+        <w:spacing w:after="60"/>
+      </w:pPr>
+      <w:r>
+        <w:rPr>
+          <w:b/>
+          <w:bCs/>
+        </w:rPr>
+        <w:t xml:space="preserve">Net Promoter Score (NPS):</w:t>
+      </w:r>
+      <w:r>
+        <w:rPr>
+          <w:b w:val="false"/>
+          <w:bCs w:val="false"/>
+        </w:rPr>
+        <w:t xml:space="preserve"> aplicação sistemática de pesquisas de NPS aos gestores e professores 30 dias após a entrega do projeto, visando manter o índice em zona de excelência (NPS ≥ 75 [estimativa]).</w:t>
+      </w:r>
+    </w:p>
+    <w:p>
+      <w:pPr>
+        <w:pStyle w:val="ListParagraph"/>
+        <w:numPr>
+          <w:ilvl w:val="0"/>
+          <w:numId w:val="2"/>
+        </w:numPr>
+        <w:spacing w:after="60"/>
+      </w:pPr>
+      <w:r>
+        <w:rPr>
+          <w:b/>
+          <w:bCs/>
+        </w:rPr>
+        <w:t xml:space="preserve">Entrevistas Qualitativas de Aderência:</w:t>
+      </w:r>
+      <w:r>
+        <w:rPr>
+          <w:b w:val="false"/>
+          <w:bCs w:val="false"/>
+        </w:rPr>
+        <w:t xml:space="preserve"> acompanhamento pós-implantação para avaliar a efetividade no dia a dia da escola, coletando feedback sobre facilidade de uso e impacto na produtividade docente.</w:t>
+      </w:r>
+    </w:p>
+    <w:p>
+      <w:pPr>
+        <w:pStyle w:val="Heading2"/>
+      </w:pPr>
+      <w:r>
+        <w:t xml:space="preserve">2. Indicadores e Metas de Qualidade Técnica (KPIs)</w:t>
+      </w:r>
+    </w:p>
+    <w:p>
+      <w:pPr>
+        <w:pStyle w:val="ListParagraph"/>
+        <w:numPr>
+          <w:ilvl w:val="0"/>
+          <w:numId w:val="2"/>
+        </w:numPr>
+        <w:spacing w:after="60"/>
+      </w:pPr>
+      <w:r>
+        <w:rPr>
+          <w:b/>
+          <w:bCs/>
+        </w:rPr>
+        <w:t xml:space="preserve">Taxa de Defeitos (Bug Rate):</w:t>
+      </w:r>
+      <w:r>
+        <w:rPr>
+          <w:b w:val="false"/>
+          <w:bCs w:val="false"/>
+        </w:rPr>
+        <w:t xml:space="preserve"> meta de zero bugs de severidade crítica ou alta na primeira semana de operação contínua [estimativa], assegurada por validação de dados de entrada nos scripts e SPAs.</w:t>
+      </w:r>
+    </w:p>
+    <w:p>
+      <w:pPr>
+        <w:pStyle w:val="ListParagraph"/>
+        <w:numPr>
+          <w:ilvl w:val="0"/>
+          <w:numId w:val="2"/>
+        </w:numPr>
+        <w:spacing w:after="60"/>
+      </w:pPr>
+      <w:r>
+        <w:rPr>
+          <w:b/>
+          <w:bCs/>
+        </w:rPr>
+        <w:t xml:space="preserve">Lead Time de Entrega:</w:t>
+      </w:r>
+      <w:r>
+        <w:rPr>
+          <w:b w:val="false"/>
+          <w:bCs w:val="false"/>
+        </w:rPr>
+        <w:t xml:space="preserve"> cumprimento rigoroso das 5 Sprints do cronograma técnico (Seção 18), monitorando o tempo desde a concepção do backlog até a publicação no GitHub Pages ou entrega final.</w:t>
+      </w:r>
+    </w:p>
+    <w:p>
+      <w:pPr>
+        <w:pStyle w:val="ListParagraph"/>
+        <w:numPr>
+          <w:ilvl w:val="0"/>
+          <w:numId w:val="2"/>
+        </w:numPr>
+        <w:spacing w:after="60"/>
+      </w:pPr>
+      <w:r>
+        <w:rPr>
+          <w:b/>
+          <w:bCs/>
+        </w:rPr>
+        <w:t xml:space="preserve">Aderência de Interface e Usabilidade:</w:t>
+      </w:r>
+      <w:r>
+        <w:rPr>
+          <w:b w:val="false"/>
+          <w:bCs w:val="false"/>
+        </w:rPr>
+        <w:t xml:space="preserve"> aplicação de testes de usabilidade baseados nas 10 heurísticas de Nielsen (metodologia do produto BabelUX), medindo o tempo de conclusão de tarefas-chave pelos usuários.</w:t>
+      </w:r>
+    </w:p>
+    <w:p>
+      <w:pPr>
+        <w:pStyle w:val="Heading2"/>
+      </w:pPr>
+      <w:r>
+        <w:t xml:space="preserve">3. Ciclos de Melhoria Contínua e Engenharia</w:t>
+      </w:r>
+    </w:p>
+    <w:p>
+      <w:pPr>
+        <w:pStyle w:val="ListParagraph"/>
+        <w:numPr>
+          <w:ilvl w:val="0"/>
+          <w:numId w:val="2"/>
+        </w:numPr>
+        <w:spacing w:after="60"/>
+      </w:pPr>
+      <w:r>
+        <w:rPr>
+          <w:b/>
+          <w:bCs/>
+        </w:rPr>
+        <w:t xml:space="preserve">Sprint Retrospectives:</w:t>
+      </w:r>
+      <w:r>
+        <w:rPr>
+          <w:b w:val="false"/>
+          <w:bCs w:val="false"/>
+        </w:rPr>
+        <w:t xml:space="preserve"> reuniões quinzenais (a cada 15 dias) entre a dupla executora (Roger Quinelato, CTO; Raquel Pereira, CPO) e o orientador acadêmico para identificar gargalos de processo, refinamento técnico e ajustes na alocação de esforço ([estimativa] de 16 story points por sprint).</w:t>
+      </w:r>
+    </w:p>
+    <w:p>
+      <w:pPr>
+        <w:pStyle w:val="ListParagraph"/>
+        <w:numPr>
+          <w:ilvl w:val="0"/>
+          <w:numId w:val="2"/>
+        </w:numPr>
+        <w:spacing w:after="60"/>
+      </w:pPr>
+      <w:r>
+        <w:rPr>
+          <w:b/>
+          <w:bCs/>
+        </w:rPr>
+        <w:t xml:space="preserve">Code Review e Padrões Arquiteturais:</w:t>
+      </w:r>
+      <w:r>
+        <w:rPr>
+          <w:b w:val="false"/>
+          <w:bCs w:val="false"/>
+        </w:rPr>
+        <w:t xml:space="preserve"> revisão obrigatória em dupla de todos os Pull Requests no repositório GitHub antes de integração à branch `main`, garantindo conformidade com o TDD (`tdd_arquitetura.md`), modularidade de scripts Python e uso correto do design system (`tokens.css`).</w:t>
+      </w:r>
+    </w:p>
+    <w:p>
+      <w:pPr>
+        <w:pStyle w:val="Heading2"/>
+      </w:pPr>
+      <w:r>
+        <w:t xml:space="preserve">4. Acordo de Nível de Serviço (SLA) e Garantia</w:t>
+      </w:r>
+    </w:p>
+    <w:p>
+      <w:pPr>
+        <w:pStyle w:val="ListParagraph"/>
+        <w:numPr>
+          <w:ilvl w:val="0"/>
+          <w:numId w:val="2"/>
+        </w:numPr>
+        <w:spacing w:after="60"/>
+      </w:pPr>
+      <w:r>
+        <w:rPr>
+          <w:b/>
+          <w:bCs/>
+        </w:rPr>
+        <w:t xml:space="preserve">Tratamento de Reclamações e Correções (SLA):</w:t>
+      </w:r>
+      <w:r>
+        <w:rPr>
+          <w:b w:val="false"/>
+          <w:bCs w:val="false"/>
+        </w:rPr>
+        <w:t xml:space="preserve"> garantia formal de 90 dias após a entrega final do sistema [estimativa], com compromisso de atendimento e correção gratuita de falhas críticas que impeçam o funcionamento (ex.: erro na importação de CSV no LingoBoard) em até 48 horas úteis [estimativa].</w:t>
+      </w:r>
+    </w:p>
+    <w:p>
+      <w:pPr>
+        <w:pStyle w:val="ListParagraph"/>
+        <w:numPr>
+          <w:ilvl w:val="0"/>
+          <w:numId w:val="2"/>
+        </w:numPr>
+        <w:spacing w:after="60"/>
+      </w:pPr>
+      <w:r>
+        <w:rPr>
+          <w:b/>
+          <w:bCs/>
+        </w:rPr>
+        <w:t xml:space="preserve">Suporte Evolutivo:</w:t>
+      </w:r>
+      <w:r>
+        <w:rPr>
+          <w:b w:val="false"/>
+          <w:bCs w:val="false"/>
+        </w:rPr>
+        <w:t xml:space="preserve"> disponibilização de documentação em markdown, guias rápidos e manuais autoexplicativos em cada produto (`README.md`), garantindo autonomia para a instituição de ensino.</w:t>
       </w:r>
     </w:p>
     <w:p>
@@ -4927,6 +5564,18 @@
       </w:pPr>
       <w:r>
         <w:t xml:space="preserve">15. Gestão de Riscos</w:t>
+      </w:r>
+    </w:p>
+    <w:p>
+      <w:pPr>
+        <w:spacing w:after="120"/>
+      </w:pPr>
+      <w:r>
+        <w:rPr>
+          <w:b w:val="false"/>
+          <w:bCs w:val="false"/>
+        </w:rPr>
+        <w:t xml:space="preserve">A gestão de riscos da BabelStack Júnior abrange a identificação precoce, monitoramento contínuo e planos de mitigação para as ameaças de negócios, financeiras, operacionais e arquiteturais do projeto. A matriz abaixo consolida os riscos institucionais da Empresa Júnior e os riscos técnicos mapeados no TDD (`tdd_arquitetura.md`).</w:t>
       </w:r>
     </w:p>
     <w:tbl>
@@ -4942,9 +5591,10 @@
         </w:tblBorders>
       </w:tblPr>
       <w:tblGrid>
-        <w:gridCol w:w="3120"/>
-        <w:gridCol w:w="3120"/>
-        <w:gridCol w:w="3120"/>
+        <w:gridCol w:w="2340"/>
+        <w:gridCol w:w="2340"/>
+        <w:gridCol w:w="2340"/>
+        <w:gridCol w:w="2340"/>
       </w:tblGrid>
       <w:tr>
         <w:trPr>
@@ -4952,7 +5602,7 @@
         </w:trPr>
         <w:tc>
           <w:tcPr>
-            <w:tcW w:type="dxa" w:w="3120"/>
+            <w:tcW w:type="dxa" w:w="2340"/>
             <w:tcBorders>
               <w:top w:val="single" w:color="CCCCCC" w:sz="1"/>
               <w:left w:val="single" w:color="CCCCCC" w:sz="1"/>
@@ -4979,7 +5629,7 @@
         </w:tc>
         <w:tc>
           <w:tcPr>
-            <w:tcW w:type="dxa" w:w="3120"/>
+            <w:tcW w:type="dxa" w:w="2340"/>
             <w:tcBorders>
               <w:top w:val="single" w:color="CCCCCC" w:sz="1"/>
               <w:left w:val="single" w:color="CCCCCC" w:sz="1"/>
@@ -5006,7 +5656,7 @@
         </w:tc>
         <w:tc>
           <w:tcPr>
-            <w:tcW w:type="dxa" w:w="3120"/>
+            <w:tcW w:type="dxa" w:w="2340"/>
             <w:tcBorders>
               <w:top w:val="single" w:color="CCCCCC" w:sz="1"/>
               <w:left w:val="single" w:color="CCCCCC" w:sz="1"/>
@@ -5027,6 +5677,33 @@
                 <w:b/>
                 <w:bCs/>
               </w:rPr>
+              <w:t xml:space="preserve">Impacto / Probab.</w:t>
+            </w:r>
+          </w:p>
+        </w:tc>
+        <w:tc>
+          <w:tcPr>
+            <w:tcW w:type="dxa" w:w="2340"/>
+            <w:tcBorders>
+              <w:top w:val="single" w:color="CCCCCC" w:sz="1"/>
+              <w:left w:val="single" w:color="CCCCCC" w:sz="1"/>
+              <w:bottom w:val="single" w:color="CCCCCC" w:sz="1"/>
+              <w:right w:val="single" w:color="CCCCCC" w:sz="1"/>
+            </w:tcBorders>
+            <w:shd w:fill="E6F1FB" w:val="clear"/>
+            <w:tcMar>
+              <w:top w:type="dxa" w:w="60"/>
+              <w:left w:type="dxa" w:w="120"/>
+              <w:bottom w:type="dxa" w:w="60"/>
+              <w:right w:type="dxa" w:w="120"/>
+            </w:tcMar>
+          </w:tcPr>
+          <w:p>
+            <w:r>
+              <w:rPr>
+                <w:b/>
+                <w:bCs/>
+              </w:rPr>
               <w:t xml:space="preserve">Mitigação</w:t>
             </w:r>
           </w:p>
@@ -5035,7 +5712,7 @@
       <w:tr>
         <w:tc>
           <w:tcPr>
-            <w:tcW w:type="dxa" w:w="3120"/>
+            <w:tcW w:type="dxa" w:w="2340"/>
             <w:tcBorders>
               <w:top w:val="single" w:color="CCCCCC" w:sz="1"/>
               <w:left w:val="single" w:color="CCCCCC" w:sz="1"/>
@@ -5061,7 +5738,7 @@
         </w:tc>
         <w:tc>
           <w:tcPr>
-            <w:tcW w:type="dxa" w:w="3120"/>
+            <w:tcW w:type="dxa" w:w="2340"/>
             <w:tcBorders>
               <w:top w:val="single" w:color="CCCCCC" w:sz="1"/>
               <w:left w:val="single" w:color="CCCCCC" w:sz="1"/>
@@ -5087,27 +5764,53 @@
         </w:tc>
         <w:tc>
           <w:tcPr>
-            <w:tcW w:type="dxa" w:w="3120"/>
-            <w:tcBorders>
-              <w:top w:val="single" w:color="CCCCCC" w:sz="1"/>
-              <w:left w:val="single" w:color="CCCCCC" w:sz="1"/>
-              <w:bottom w:val="single" w:color="CCCCCC" w:sz="1"/>
-              <w:right w:val="single" w:color="CCCCCC" w:sz="1"/>
-            </w:tcBorders>
-            <w:tcMar>
-              <w:top w:type="dxa" w:w="60"/>
-              <w:left w:type="dxa" w:w="120"/>
-              <w:bottom w:type="dxa" w:w="60"/>
-              <w:right w:type="dxa" w:w="120"/>
-            </w:tcMar>
-          </w:tcPr>
-          <w:p>
-            <w:r>
-              <w:rPr>
-                <w:b w:val="false"/>
-                <w:bCs w:val="false"/>
-              </w:rPr>
-              <w:t xml:space="preserve">Cobrança de 50% do valor na assinatura do contrato.</w:t>
+            <w:tcW w:type="dxa" w:w="2340"/>
+            <w:tcBorders>
+              <w:top w:val="single" w:color="CCCCCC" w:sz="1"/>
+              <w:left w:val="single" w:color="CCCCCC" w:sz="1"/>
+              <w:bottom w:val="single" w:color="CCCCCC" w:sz="1"/>
+              <w:right w:val="single" w:color="CCCCCC" w:sz="1"/>
+            </w:tcBorders>
+            <w:tcMar>
+              <w:top w:type="dxa" w:w="60"/>
+              <w:left w:type="dxa" w:w="120"/>
+              <w:bottom w:type="dxa" w:w="60"/>
+              <w:right w:type="dxa" w:w="120"/>
+            </w:tcMar>
+          </w:tcPr>
+          <w:p>
+            <w:r>
+              <w:rPr>
+                <w:b w:val="false"/>
+                <w:bCs w:val="false"/>
+              </w:rPr>
+              <w:t xml:space="preserve">Alto / Média</w:t>
+            </w:r>
+          </w:p>
+        </w:tc>
+        <w:tc>
+          <w:tcPr>
+            <w:tcW w:type="dxa" w:w="2340"/>
+            <w:tcBorders>
+              <w:top w:val="single" w:color="CCCCCC" w:sz="1"/>
+              <w:left w:val="single" w:color="CCCCCC" w:sz="1"/>
+              <w:bottom w:val="single" w:color="CCCCCC" w:sz="1"/>
+              <w:right w:val="single" w:color="CCCCCC" w:sz="1"/>
+            </w:tcBorders>
+            <w:tcMar>
+              <w:top w:type="dxa" w:w="60"/>
+              <w:left w:type="dxa" w:w="120"/>
+              <w:bottom w:type="dxa" w:w="60"/>
+              <w:right w:type="dxa" w:w="120"/>
+            </w:tcMar>
+          </w:tcPr>
+          <w:p>
+            <w:r>
+              <w:rPr>
+                <w:b w:val="false"/>
+                <w:bCs w:val="false"/>
+              </w:rPr>
+              <w:t xml:space="preserve">Cobrança antecipada de 50% do valor na assinatura do contrato e 50% na homologação da entrega.</w:t>
             </w:r>
           </w:p>
         </w:tc>
@@ -5115,7 +5818,7 @@
       <w:tr>
         <w:tc>
           <w:tcPr>
-            <w:tcW w:type="dxa" w:w="3120"/>
+            <w:tcW w:type="dxa" w:w="2340"/>
             <w:tcBorders>
               <w:top w:val="single" w:color="CCCCCC" w:sz="1"/>
               <w:left w:val="single" w:color="CCCCCC" w:sz="1"/>
@@ -5141,7 +5844,7 @@
         </w:tc>
         <w:tc>
           <w:tcPr>
-            <w:tcW w:type="dxa" w:w="3120"/>
+            <w:tcW w:type="dxa" w:w="2340"/>
             <w:tcBorders>
               <w:top w:val="single" w:color="CCCCCC" w:sz="1"/>
               <w:left w:val="single" w:color="CCCCCC" w:sz="1"/>
@@ -5167,27 +5870,53 @@
         </w:tc>
         <w:tc>
           <w:tcPr>
-            <w:tcW w:type="dxa" w:w="3120"/>
-            <w:tcBorders>
-              <w:top w:val="single" w:color="CCCCCC" w:sz="1"/>
-              <w:left w:val="single" w:color="CCCCCC" w:sz="1"/>
-              <w:bottom w:val="single" w:color="CCCCCC" w:sz="1"/>
-              <w:right w:val="single" w:color="CCCCCC" w:sz="1"/>
-            </w:tcBorders>
-            <w:tcMar>
-              <w:top w:type="dxa" w:w="60"/>
-              <w:left w:type="dxa" w:w="120"/>
-              <w:bottom w:type="dxa" w:w="60"/>
-              <w:right w:type="dxa" w:w="120"/>
-            </w:tcMar>
-          </w:tcPr>
-          <w:p>
-            <w:r>
-              <w:rPr>
-                <w:b w:val="false"/>
-                <w:bCs w:val="false"/>
-              </w:rPr>
-              <w:t xml:space="preserve">Pausa programada nos contratos no fechamento de semestre.</w:t>
+            <w:tcW w:type="dxa" w:w="2340"/>
+            <w:tcBorders>
+              <w:top w:val="single" w:color="CCCCCC" w:sz="1"/>
+              <w:left w:val="single" w:color="CCCCCC" w:sz="1"/>
+              <w:bottom w:val="single" w:color="CCCCCC" w:sz="1"/>
+              <w:right w:val="single" w:color="CCCCCC" w:sz="1"/>
+            </w:tcBorders>
+            <w:tcMar>
+              <w:top w:type="dxa" w:w="60"/>
+              <w:left w:type="dxa" w:w="120"/>
+              <w:bottom w:type="dxa" w:w="60"/>
+              <w:right w:type="dxa" w:w="120"/>
+            </w:tcMar>
+          </w:tcPr>
+          <w:p>
+            <w:r>
+              <w:rPr>
+                <w:b w:val="false"/>
+                <w:bCs w:val="false"/>
+              </w:rPr>
+              <w:t xml:space="preserve">Alto / Alta</w:t>
+            </w:r>
+          </w:p>
+        </w:tc>
+        <w:tc>
+          <w:tcPr>
+            <w:tcW w:type="dxa" w:w="2340"/>
+            <w:tcBorders>
+              <w:top w:val="single" w:color="CCCCCC" w:sz="1"/>
+              <w:left w:val="single" w:color="CCCCCC" w:sz="1"/>
+              <w:bottom w:val="single" w:color="CCCCCC" w:sz="1"/>
+              <w:right w:val="single" w:color="CCCCCC" w:sz="1"/>
+            </w:tcBorders>
+            <w:tcMar>
+              <w:top w:type="dxa" w:w="60"/>
+              <w:left w:type="dxa" w:w="120"/>
+              <w:bottom w:type="dxa" w:w="60"/>
+              <w:right w:type="dxa" w:w="120"/>
+            </w:tcMar>
+          </w:tcPr>
+          <w:p>
+            <w:r>
+              <w:rPr>
+                <w:b w:val="false"/>
+                <w:bCs w:val="false"/>
+              </w:rPr>
+              <w:t xml:space="preserve">Pausa programada nos contratos no fechamento do semestre letivo e planejamento de capacidade conservador ([estimativa] ~75% de ocupação por sprint).</w:t>
             </w:r>
           </w:p>
         </w:tc>
@@ -5195,79 +5924,105 @@
       <w:tr>
         <w:tc>
           <w:tcPr>
-            <w:tcW w:type="dxa" w:w="3120"/>
-            <w:tcBorders>
-              <w:top w:val="single" w:color="CCCCCC" w:sz="1"/>
-              <w:left w:val="single" w:color="CCCCCC" w:sz="1"/>
-              <w:bottom w:val="single" w:color="CCCCCC" w:sz="1"/>
-              <w:right w:val="single" w:color="CCCCCC" w:sz="1"/>
-            </w:tcBorders>
-            <w:tcMar>
-              <w:top w:type="dxa" w:w="60"/>
-              <w:left w:type="dxa" w:w="120"/>
-              <w:bottom w:type="dxa" w:w="60"/>
-              <w:right w:type="dxa" w:w="120"/>
-            </w:tcMar>
-          </w:tcPr>
-          <w:p>
-            <w:r>
-              <w:rPr>
-                <w:b w:val="false"/>
-                <w:bCs w:val="false"/>
-              </w:rPr>
-              <w:t xml:space="preserve">Resistência tecnológica de professores</w:t>
-            </w:r>
-          </w:p>
-        </w:tc>
-        <w:tc>
-          <w:tcPr>
-            <w:tcW w:type="dxa" w:w="3120"/>
-            <w:tcBorders>
-              <w:top w:val="single" w:color="CCCCCC" w:sz="1"/>
-              <w:left w:val="single" w:color="CCCCCC" w:sz="1"/>
-              <w:bottom w:val="single" w:color="CCCCCC" w:sz="1"/>
-              <w:right w:val="single" w:color="CCCCCC" w:sz="1"/>
-            </w:tcBorders>
-            <w:tcMar>
-              <w:top w:type="dxa" w:w="60"/>
-              <w:left w:type="dxa" w:w="120"/>
-              <w:bottom w:type="dxa" w:w="60"/>
-              <w:right w:type="dxa" w:w="120"/>
-            </w:tcMar>
-          </w:tcPr>
-          <w:p>
-            <w:r>
-              <w:rPr>
-                <w:b w:val="false"/>
-                <w:bCs w:val="false"/>
-              </w:rPr>
-              <w:t xml:space="preserve">Mercado</w:t>
-            </w:r>
-          </w:p>
-        </w:tc>
-        <w:tc>
-          <w:tcPr>
-            <w:tcW w:type="dxa" w:w="3120"/>
-            <w:tcBorders>
-              <w:top w:val="single" w:color="CCCCCC" w:sz="1"/>
-              <w:left w:val="single" w:color="CCCCCC" w:sz="1"/>
-              <w:bottom w:val="single" w:color="CCCCCC" w:sz="1"/>
-              <w:right w:val="single" w:color="CCCCCC" w:sz="1"/>
-            </w:tcBorders>
-            <w:tcMar>
-              <w:top w:type="dxa" w:w="60"/>
-              <w:left w:type="dxa" w:w="120"/>
-              <w:bottom w:type="dxa" w:w="60"/>
-              <w:right w:type="dxa" w:w="120"/>
-            </w:tcMar>
-          </w:tcPr>
-          <w:p>
-            <w:r>
-              <w:rPr>
-                <w:b w:val="false"/>
-                <w:bCs w:val="false"/>
-              </w:rPr>
-              <w:t xml:space="preserve">Manuais em vídeo e foco massivo na simplicidade (UX) das telas.</w:t>
+            <w:tcW w:type="dxa" w:w="2340"/>
+            <w:tcBorders>
+              <w:top w:val="single" w:color="CCCCCC" w:sz="1"/>
+              <w:left w:val="single" w:color="CCCCCC" w:sz="1"/>
+              <w:bottom w:val="single" w:color="CCCCCC" w:sz="1"/>
+              <w:right w:val="single" w:color="CCCCCC" w:sz="1"/>
+            </w:tcBorders>
+            <w:tcMar>
+              <w:top w:type="dxa" w:w="60"/>
+              <w:left w:type="dxa" w:w="120"/>
+              <w:bottom w:type="dxa" w:w="60"/>
+              <w:right w:type="dxa" w:w="120"/>
+            </w:tcMar>
+          </w:tcPr>
+          <w:p>
+            <w:r>
+              <w:rPr>
+                <w:b w:val="false"/>
+                <w:bCs w:val="false"/>
+              </w:rPr>
+              <w:t xml:space="preserve">Sobrecarga da dupla executora (2 pessoas)</w:t>
+            </w:r>
+          </w:p>
+        </w:tc>
+        <w:tc>
+          <w:tcPr>
+            <w:tcW w:type="dxa" w:w="2340"/>
+            <w:tcBorders>
+              <w:top w:val="single" w:color="CCCCCC" w:sz="1"/>
+              <w:left w:val="single" w:color="CCCCCC" w:sz="1"/>
+              <w:bottom w:val="single" w:color="CCCCCC" w:sz="1"/>
+              <w:right w:val="single" w:color="CCCCCC" w:sz="1"/>
+            </w:tcBorders>
+            <w:tcMar>
+              <w:top w:type="dxa" w:w="60"/>
+              <w:left w:type="dxa" w:w="120"/>
+              <w:bottom w:type="dxa" w:w="60"/>
+              <w:right w:type="dxa" w:w="120"/>
+            </w:tcMar>
+          </w:tcPr>
+          <w:p>
+            <w:r>
+              <w:rPr>
+                <w:b w:val="false"/>
+                <w:bCs w:val="false"/>
+              </w:rPr>
+              <w:t xml:space="preserve">Operacional / Equipe</w:t>
+            </w:r>
+          </w:p>
+        </w:tc>
+        <w:tc>
+          <w:tcPr>
+            <w:tcW w:type="dxa" w:w="2340"/>
+            <w:tcBorders>
+              <w:top w:val="single" w:color="CCCCCC" w:sz="1"/>
+              <w:left w:val="single" w:color="CCCCCC" w:sz="1"/>
+              <w:bottom w:val="single" w:color="CCCCCC" w:sz="1"/>
+              <w:right w:val="single" w:color="CCCCCC" w:sz="1"/>
+            </w:tcBorders>
+            <w:tcMar>
+              <w:top w:type="dxa" w:w="60"/>
+              <w:left w:type="dxa" w:w="120"/>
+              <w:bottom w:type="dxa" w:w="60"/>
+              <w:right w:type="dxa" w:w="120"/>
+            </w:tcMar>
+          </w:tcPr>
+          <w:p>
+            <w:r>
+              <w:rPr>
+                <w:b w:val="false"/>
+                <w:bCs w:val="false"/>
+              </w:rPr>
+              <w:t xml:space="preserve">Médio / Alta</w:t>
+            </w:r>
+          </w:p>
+        </w:tc>
+        <w:tc>
+          <w:tcPr>
+            <w:tcW w:type="dxa" w:w="2340"/>
+            <w:tcBorders>
+              <w:top w:val="single" w:color="CCCCCC" w:sz="1"/>
+              <w:left w:val="single" w:color="CCCCCC" w:sz="1"/>
+              <w:bottom w:val="single" w:color="CCCCCC" w:sz="1"/>
+              <w:right w:val="single" w:color="CCCCCC" w:sz="1"/>
+            </w:tcBorders>
+            <w:tcMar>
+              <w:top w:type="dxa" w:w="60"/>
+              <w:left w:type="dxa" w:w="120"/>
+              <w:bottom w:type="dxa" w:w="60"/>
+              <w:right w:type="dxa" w:w="120"/>
+            </w:tcMar>
+          </w:tcPr>
+          <w:p>
+            <w:r>
+              <w:rPr>
+                <w:b w:val="false"/>
+                <w:bCs w:val="false"/>
+              </w:rPr>
+              <w:t xml:space="preserve">Divisão rigorosa por trilhas de especialidade (Roger = técnico/dados/deploy; Raquel = produto/design/conteúdo) e escopo de MVP explícito.</w:t>
             </w:r>
           </w:p>
         </w:tc>
@@ -5275,79 +6030,635 @@
       <w:tr>
         <w:tc>
           <w:tcPr>
-            <w:tcW w:type="dxa" w:w="3120"/>
-            <w:tcBorders>
-              <w:top w:val="single" w:color="CCCCCC" w:sz="1"/>
-              <w:left w:val="single" w:color="CCCCCC" w:sz="1"/>
-              <w:bottom w:val="single" w:color="CCCCCC" w:sz="1"/>
-              <w:right w:val="single" w:color="CCCCCC" w:sz="1"/>
-            </w:tcBorders>
-            <w:tcMar>
-              <w:top w:type="dxa" w:w="60"/>
-              <w:left w:type="dxa" w:w="120"/>
-              <w:bottom w:type="dxa" w:w="60"/>
-              <w:right w:type="dxa" w:w="120"/>
-            </w:tcMar>
-          </w:tcPr>
-          <w:p>
-            <w:r>
-              <w:rPr>
-                <w:b w:val="false"/>
-                <w:bCs w:val="false"/>
-              </w:rPr>
-              <w:t xml:space="preserve">Perda de código / indisponibilidade de servidores</w:t>
-            </w:r>
-          </w:p>
-        </w:tc>
-        <w:tc>
-          <w:tcPr>
-            <w:tcW w:type="dxa" w:w="3120"/>
-            <w:tcBorders>
-              <w:top w:val="single" w:color="CCCCCC" w:sz="1"/>
-              <w:left w:val="single" w:color="CCCCCC" w:sz="1"/>
-              <w:bottom w:val="single" w:color="CCCCCC" w:sz="1"/>
-              <w:right w:val="single" w:color="CCCCCC" w:sz="1"/>
-            </w:tcBorders>
-            <w:tcMar>
-              <w:top w:type="dxa" w:w="60"/>
-              <w:left w:type="dxa" w:w="120"/>
-              <w:bottom w:type="dxa" w:w="60"/>
-              <w:right w:type="dxa" w:w="120"/>
-            </w:tcMar>
-          </w:tcPr>
-          <w:p>
-            <w:r>
-              <w:rPr>
-                <w:b w:val="false"/>
-                <w:bCs w:val="false"/>
-              </w:rPr>
-              <w:t xml:space="preserve">Tecnológico</w:t>
-            </w:r>
-          </w:p>
-        </w:tc>
-        <w:tc>
-          <w:tcPr>
-            <w:tcW w:type="dxa" w:w="3120"/>
-            <w:tcBorders>
-              <w:top w:val="single" w:color="CCCCCC" w:sz="1"/>
-              <w:left w:val="single" w:color="CCCCCC" w:sz="1"/>
-              <w:bottom w:val="single" w:color="CCCCCC" w:sz="1"/>
-              <w:right w:val="single" w:color="CCCCCC" w:sz="1"/>
-            </w:tcBorders>
-            <w:tcMar>
-              <w:top w:type="dxa" w:w="60"/>
-              <w:left w:type="dxa" w:w="120"/>
-              <w:bottom w:type="dxa" w:w="60"/>
-              <w:right w:type="dxa" w:w="120"/>
-            </w:tcMar>
-          </w:tcPr>
-          <w:p>
-            <w:r>
-              <w:rPr>
-                <w:b w:val="false"/>
-                <w:bCs w:val="false"/>
-              </w:rPr>
-              <w:t xml:space="preserve">Versionamento obrigatório na nuvem (GitHub) e backup semanal do banco (PostgreSQL).</w:t>
+            <w:tcW w:type="dxa" w:w="2340"/>
+            <w:tcBorders>
+              <w:top w:val="single" w:color="CCCCCC" w:sz="1"/>
+              <w:left w:val="single" w:color="CCCCCC" w:sz="1"/>
+              <w:bottom w:val="single" w:color="CCCCCC" w:sz="1"/>
+              <w:right w:val="single" w:color="CCCCCC" w:sz="1"/>
+            </w:tcBorders>
+            <w:tcMar>
+              <w:top w:type="dxa" w:w="60"/>
+              <w:left w:type="dxa" w:w="120"/>
+              <w:bottom w:type="dxa" w:w="60"/>
+              <w:right w:type="dxa" w:w="120"/>
+            </w:tcMar>
+          </w:tcPr>
+          <w:p>
+            <w:r>
+              <w:rPr>
+                <w:b w:val="false"/>
+                <w:bCs w:val="false"/>
+              </w:rPr>
+              <w:t xml:space="preserve">Tempo curto para entrega (5 semanas para 5 produtos + site)</w:t>
+            </w:r>
+          </w:p>
+        </w:tc>
+        <w:tc>
+          <w:tcPr>
+            <w:tcW w:type="dxa" w:w="2340"/>
+            <w:tcBorders>
+              <w:top w:val="single" w:color="CCCCCC" w:sz="1"/>
+              <w:left w:val="single" w:color="CCCCCC" w:sz="1"/>
+              <w:bottom w:val="single" w:color="CCCCCC" w:sz="1"/>
+              <w:right w:val="single" w:color="CCCCCC" w:sz="1"/>
+            </w:tcBorders>
+            <w:tcMar>
+              <w:top w:type="dxa" w:w="60"/>
+              <w:left w:type="dxa" w:w="120"/>
+              <w:bottom w:type="dxa" w:w="60"/>
+              <w:right w:type="dxa" w:w="120"/>
+            </w:tcMar>
+          </w:tcPr>
+          <w:p>
+            <w:r>
+              <w:rPr>
+                <w:b w:val="false"/>
+                <w:bCs w:val="false"/>
+              </w:rPr>
+              <w:t xml:space="preserve">Tecnológico / Prazo</w:t>
+            </w:r>
+          </w:p>
+        </w:tc>
+        <w:tc>
+          <w:tcPr>
+            <w:tcW w:type="dxa" w:w="2340"/>
+            <w:tcBorders>
+              <w:top w:val="single" w:color="CCCCCC" w:sz="1"/>
+              <w:left w:val="single" w:color="CCCCCC" w:sz="1"/>
+              <w:bottom w:val="single" w:color="CCCCCC" w:sz="1"/>
+              <w:right w:val="single" w:color="CCCCCC" w:sz="1"/>
+            </w:tcBorders>
+            <w:tcMar>
+              <w:top w:type="dxa" w:w="60"/>
+              <w:left w:type="dxa" w:w="120"/>
+              <w:bottom w:type="dxa" w:w="60"/>
+              <w:right w:type="dxa" w:w="120"/>
+            </w:tcMar>
+          </w:tcPr>
+          <w:p>
+            <w:r>
+              <w:rPr>
+                <w:b w:val="false"/>
+                <w:bCs w:val="false"/>
+              </w:rPr>
+              <w:t xml:space="preserve">Alto / Alta</w:t>
+            </w:r>
+          </w:p>
+        </w:tc>
+        <w:tc>
+          <w:tcPr>
+            <w:tcW w:type="dxa" w:w="2340"/>
+            <w:tcBorders>
+              <w:top w:val="single" w:color="CCCCCC" w:sz="1"/>
+              <w:left w:val="single" w:color="CCCCCC" w:sz="1"/>
+              <w:bottom w:val="single" w:color="CCCCCC" w:sz="1"/>
+              <w:right w:val="single" w:color="CCCCCC" w:sz="1"/>
+            </w:tcBorders>
+            <w:tcMar>
+              <w:top w:type="dxa" w:w="60"/>
+              <w:left w:type="dxa" w:w="120"/>
+              <w:bottom w:type="dxa" w:w="60"/>
+              <w:right w:type="dxa" w:w="120"/>
+            </w:tcMar>
+          </w:tcPr>
+          <w:p>
+            <w:r>
+              <w:rPr>
+                <w:b w:val="false"/>
+                <w:bCs w:val="false"/>
+              </w:rPr>
+              <w:t xml:space="preserve">Priorização estrita dos itens P0 nas Sprints 1 a 5 (ADR-0005); adoção de stack open-source/custo-zero ágil (ADR-0001); critério "demonstrável &gt; completo".</w:t>
+            </w:r>
+          </w:p>
+        </w:tc>
+      </w:tr>
+      <w:tr>
+        <w:tc>
+          <w:tcPr>
+            <w:tcW w:type="dxa" w:w="2340"/>
+            <w:tcBorders>
+              <w:top w:val="single" w:color="CCCCCC" w:sz="1"/>
+              <w:left w:val="single" w:color="CCCCCC" w:sz="1"/>
+              <w:bottom w:val="single" w:color="CCCCCC" w:sz="1"/>
+              <w:right w:val="single" w:color="CCCCCC" w:sz="1"/>
+            </w:tcBorders>
+            <w:tcMar>
+              <w:top w:type="dxa" w:w="60"/>
+              <w:left w:type="dxa" w:w="120"/>
+              <w:bottom w:type="dxa" w:w="60"/>
+              <w:right w:type="dxa" w:w="120"/>
+            </w:tcMar>
+          </w:tcPr>
+          <w:p>
+            <w:r>
+              <w:rPr>
+                <w:b w:val="false"/>
+                <w:bCs w:val="false"/>
+              </w:rPr>
+              <w:t xml:space="preserve">Produtos ficarem apenas como stub incompletos</w:t>
+            </w:r>
+          </w:p>
+        </w:tc>
+        <w:tc>
+          <w:tcPr>
+            <w:tcW w:type="dxa" w:w="2340"/>
+            <w:tcBorders>
+              <w:top w:val="single" w:color="CCCCCC" w:sz="1"/>
+              <w:left w:val="single" w:color="CCCCCC" w:sz="1"/>
+              <w:bottom w:val="single" w:color="CCCCCC" w:sz="1"/>
+              <w:right w:val="single" w:color="CCCCCC" w:sz="1"/>
+            </w:tcBorders>
+            <w:tcMar>
+              <w:top w:type="dxa" w:w="60"/>
+              <w:left w:type="dxa" w:w="120"/>
+              <w:bottom w:type="dxa" w:w="60"/>
+              <w:right w:type="dxa" w:w="120"/>
+            </w:tcMar>
+          </w:tcPr>
+          <w:p>
+            <w:r>
+              <w:rPr>
+                <w:b w:val="false"/>
+                <w:bCs w:val="false"/>
+              </w:rPr>
+              <w:t xml:space="preserve">Tecnológico / Produto</w:t>
+            </w:r>
+          </w:p>
+        </w:tc>
+        <w:tc>
+          <w:tcPr>
+            <w:tcW w:type="dxa" w:w="2340"/>
+            <w:tcBorders>
+              <w:top w:val="single" w:color="CCCCCC" w:sz="1"/>
+              <w:left w:val="single" w:color="CCCCCC" w:sz="1"/>
+              <w:bottom w:val="single" w:color="CCCCCC" w:sz="1"/>
+              <w:right w:val="single" w:color="CCCCCC" w:sz="1"/>
+            </w:tcBorders>
+            <w:tcMar>
+              <w:top w:type="dxa" w:w="60"/>
+              <w:left w:type="dxa" w:w="120"/>
+              <w:bottom w:type="dxa" w:w="60"/>
+              <w:right w:type="dxa" w:w="120"/>
+            </w:tcMar>
+          </w:tcPr>
+          <w:p>
+            <w:r>
+              <w:rPr>
+                <w:b w:val="false"/>
+                <w:bCs w:val="false"/>
+              </w:rPr>
+              <w:t xml:space="preserve">Alto / Média</w:t>
+            </w:r>
+          </w:p>
+        </w:tc>
+        <w:tc>
+          <w:tcPr>
+            <w:tcW w:type="dxa" w:w="2340"/>
+            <w:tcBorders>
+              <w:top w:val="single" w:color="CCCCCC" w:sz="1"/>
+              <w:left w:val="single" w:color="CCCCCC" w:sz="1"/>
+              <w:bottom w:val="single" w:color="CCCCCC" w:sz="1"/>
+              <w:right w:val="single" w:color="CCCCCC" w:sz="1"/>
+            </w:tcBorders>
+            <w:tcMar>
+              <w:top w:type="dxa" w:w="60"/>
+              <w:left w:type="dxa" w:w="120"/>
+              <w:bottom w:type="dxa" w:w="60"/>
+              <w:right w:type="dxa" w:w="120"/>
+            </w:tcMar>
+          </w:tcPr>
+          <w:p>
+            <w:r>
+              <w:rPr>
+                <w:b w:val="false"/>
+                <w:bCs w:val="false"/>
+              </w:rPr>
+              <w:t xml:space="preserve">Definição clara de "Pronto" (Definition of Done) para cada MVP, garantindo execução real de fluxos e validação com dados de exemplo.</w:t>
+            </w:r>
+          </w:p>
+        </w:tc>
+      </w:tr>
+      <w:tr>
+        <w:tc>
+          <w:tcPr>
+            <w:tcW w:type="dxa" w:w="2340"/>
+            <w:tcBorders>
+              <w:top w:val="single" w:color="CCCCCC" w:sz="1"/>
+              <w:left w:val="single" w:color="CCCCCC" w:sz="1"/>
+              <w:bottom w:val="single" w:color="CCCCCC" w:sz="1"/>
+              <w:right w:val="single" w:color="CCCCCC" w:sz="1"/>
+            </w:tcBorders>
+            <w:tcMar>
+              <w:top w:type="dxa" w:w="60"/>
+              <w:left w:type="dxa" w:w="120"/>
+              <w:bottom w:type="dxa" w:w="60"/>
+              <w:right w:type="dxa" w:w="120"/>
+            </w:tcMar>
+          </w:tcPr>
+          <w:p>
+            <w:r>
+              <w:rPr>
+                <w:b w:val="false"/>
+                <w:bCs w:val="false"/>
+              </w:rPr>
+              <w:t xml:space="preserve">Perda de código ou indisponibilidade de infraestrutura</w:t>
+            </w:r>
+          </w:p>
+        </w:tc>
+        <w:tc>
+          <w:tcPr>
+            <w:tcW w:type="dxa" w:w="2340"/>
+            <w:tcBorders>
+              <w:top w:val="single" w:color="CCCCCC" w:sz="1"/>
+              <w:left w:val="single" w:color="CCCCCC" w:sz="1"/>
+              <w:bottom w:val="single" w:color="CCCCCC" w:sz="1"/>
+              <w:right w:val="single" w:color="CCCCCC" w:sz="1"/>
+            </w:tcBorders>
+            <w:tcMar>
+              <w:top w:type="dxa" w:w="60"/>
+              <w:left w:type="dxa" w:w="120"/>
+              <w:bottom w:type="dxa" w:w="60"/>
+              <w:right w:type="dxa" w:w="120"/>
+            </w:tcMar>
+          </w:tcPr>
+          <w:p>
+            <w:r>
+              <w:rPr>
+                <w:b w:val="false"/>
+                <w:bCs w:val="false"/>
+              </w:rPr>
+              <w:t xml:space="preserve">Tecnológico / Infra</w:t>
+            </w:r>
+          </w:p>
+        </w:tc>
+        <w:tc>
+          <w:tcPr>
+            <w:tcW w:type="dxa" w:w="2340"/>
+            <w:tcBorders>
+              <w:top w:val="single" w:color="CCCCCC" w:sz="1"/>
+              <w:left w:val="single" w:color="CCCCCC" w:sz="1"/>
+              <w:bottom w:val="single" w:color="CCCCCC" w:sz="1"/>
+              <w:right w:val="single" w:color="CCCCCC" w:sz="1"/>
+            </w:tcBorders>
+            <w:tcMar>
+              <w:top w:type="dxa" w:w="60"/>
+              <w:left w:type="dxa" w:w="120"/>
+              <w:bottom w:type="dxa" w:w="60"/>
+              <w:right w:type="dxa" w:w="120"/>
+            </w:tcMar>
+          </w:tcPr>
+          <w:p>
+            <w:r>
+              <w:rPr>
+                <w:b w:val="false"/>
+                <w:bCs w:val="false"/>
+              </w:rPr>
+              <w:t xml:space="preserve">Médio / Baixa</w:t>
+            </w:r>
+          </w:p>
+        </w:tc>
+        <w:tc>
+          <w:tcPr>
+            <w:tcW w:type="dxa" w:w="2340"/>
+            <w:tcBorders>
+              <w:top w:val="single" w:color="CCCCCC" w:sz="1"/>
+              <w:left w:val="single" w:color="CCCCCC" w:sz="1"/>
+              <w:bottom w:val="single" w:color="CCCCCC" w:sz="1"/>
+              <w:right w:val="single" w:color="CCCCCC" w:sz="1"/>
+            </w:tcBorders>
+            <w:tcMar>
+              <w:top w:type="dxa" w:w="60"/>
+              <w:left w:type="dxa" w:w="120"/>
+              <w:bottom w:type="dxa" w:w="60"/>
+              <w:right w:type="dxa" w:w="120"/>
+            </w:tcMar>
+          </w:tcPr>
+          <w:p>
+            <w:r>
+              <w:rPr>
+                <w:b w:val="false"/>
+                <w:bCs w:val="false"/>
+              </w:rPr>
+              <w:t xml:space="preserve">Versionamento contínuo no nuvem (GitHub), deploy automatizado via GitHub Actions e backup do modelo de referência PostgreSQL (ADR-0003).</w:t>
+            </w:r>
+          </w:p>
+        </w:tc>
+      </w:tr>
+      <w:tr>
+        <w:tc>
+          <w:tcPr>
+            <w:tcW w:type="dxa" w:w="2340"/>
+            <w:tcBorders>
+              <w:top w:val="single" w:color="CCCCCC" w:sz="1"/>
+              <w:left w:val="single" w:color="CCCCCC" w:sz="1"/>
+              <w:bottom w:val="single" w:color="CCCCCC" w:sz="1"/>
+              <w:right w:val="single" w:color="CCCCCC" w:sz="1"/>
+            </w:tcBorders>
+            <w:tcMar>
+              <w:top w:type="dxa" w:w="60"/>
+              <w:left w:type="dxa" w:w="120"/>
+              <w:bottom w:type="dxa" w:w="60"/>
+              <w:right w:type="dxa" w:w="120"/>
+            </w:tcMar>
+          </w:tcPr>
+          <w:p>
+            <w:r>
+              <w:rPr>
+                <w:b w:val="false"/>
+                <w:bCs w:val="false"/>
+              </w:rPr>
+              <w:t xml:space="preserve">Falta de dados educacionais realistas para demonstração</w:t>
+            </w:r>
+          </w:p>
+        </w:tc>
+        <w:tc>
+          <w:tcPr>
+            <w:tcW w:type="dxa" w:w="2340"/>
+            <w:tcBorders>
+              <w:top w:val="single" w:color="CCCCCC" w:sz="1"/>
+              <w:left w:val="single" w:color="CCCCCC" w:sz="1"/>
+              <w:bottom w:val="single" w:color="CCCCCC" w:sz="1"/>
+              <w:right w:val="single" w:color="CCCCCC" w:sz="1"/>
+            </w:tcBorders>
+            <w:tcMar>
+              <w:top w:type="dxa" w:w="60"/>
+              <w:left w:type="dxa" w:w="120"/>
+              <w:bottom w:type="dxa" w:w="60"/>
+              <w:right w:type="dxa" w:w="120"/>
+            </w:tcMar>
+          </w:tcPr>
+          <w:p>
+            <w:r>
+              <w:rPr>
+                <w:b w:val="false"/>
+                <w:bCs w:val="false"/>
+              </w:rPr>
+              <w:t xml:space="preserve">Tecnológico / Dados</w:t>
+            </w:r>
+          </w:p>
+        </w:tc>
+        <w:tc>
+          <w:tcPr>
+            <w:tcW w:type="dxa" w:w="2340"/>
+            <w:tcBorders>
+              <w:top w:val="single" w:color="CCCCCC" w:sz="1"/>
+              <w:left w:val="single" w:color="CCCCCC" w:sz="1"/>
+              <w:bottom w:val="single" w:color="CCCCCC" w:sz="1"/>
+              <w:right w:val="single" w:color="CCCCCC" w:sz="1"/>
+            </w:tcBorders>
+            <w:tcMar>
+              <w:top w:type="dxa" w:w="60"/>
+              <w:left w:type="dxa" w:w="120"/>
+              <w:bottom w:type="dxa" w:w="60"/>
+              <w:right w:type="dxa" w:w="120"/>
+            </w:tcMar>
+          </w:tcPr>
+          <w:p>
+            <w:r>
+              <w:rPr>
+                <w:b w:val="false"/>
+                <w:bCs w:val="false"/>
+              </w:rPr>
+              <w:t xml:space="preserve">Médio / Média</w:t>
+            </w:r>
+          </w:p>
+        </w:tc>
+        <w:tc>
+          <w:tcPr>
+            <w:tcW w:type="dxa" w:w="2340"/>
+            <w:tcBorders>
+              <w:top w:val="single" w:color="CCCCCC" w:sz="1"/>
+              <w:left w:val="single" w:color="CCCCCC" w:sz="1"/>
+              <w:bottom w:val="single" w:color="CCCCCC" w:sz="1"/>
+              <w:right w:val="single" w:color="CCCCCC" w:sz="1"/>
+            </w:tcBorders>
+            <w:tcMar>
+              <w:top w:type="dxa" w:w="60"/>
+              <w:left w:type="dxa" w:w="120"/>
+              <w:bottom w:type="dxa" w:w="60"/>
+              <w:right w:type="dxa" w:w="120"/>
+            </w:tcMar>
+          </w:tcPr>
+          <w:p>
+            <w:r>
+              <w:rPr>
+                <w:b w:val="false"/>
+                <w:bCs w:val="false"/>
+              </w:rPr>
+              <w:t xml:space="preserve">Geração e validação de massas de dados CSV de exemplo (`dados_exemplo.csv` e `alunos_exemplo.csv`) rigorosamente derivadas do diagrama ERD PostgreSQL.</w:t>
+            </w:r>
+          </w:p>
+        </w:tc>
+      </w:tr>
+      <w:tr>
+        <w:tc>
+          <w:tcPr>
+            <w:tcW w:type="dxa" w:w="2340"/>
+            <w:tcBorders>
+              <w:top w:val="single" w:color="CCCCCC" w:sz="1"/>
+              <w:left w:val="single" w:color="CCCCCC" w:sz="1"/>
+              <w:bottom w:val="single" w:color="CCCCCC" w:sz="1"/>
+              <w:right w:val="single" w:color="CCCCCC" w:sz="1"/>
+            </w:tcBorders>
+            <w:tcMar>
+              <w:top w:type="dxa" w:w="60"/>
+              <w:left w:type="dxa" w:w="120"/>
+              <w:bottom w:type="dxa" w:w="60"/>
+              <w:right w:type="dxa" w:w="120"/>
+            </w:tcMar>
+          </w:tcPr>
+          <w:p>
+            <w:r>
+              <w:rPr>
+                <w:b w:val="false"/>
+                <w:bCs w:val="false"/>
+              </w:rPr>
+              <w:t xml:space="preserve">Privacidade e segurança de dados de alunos (LGPD)</w:t>
+            </w:r>
+          </w:p>
+        </w:tc>
+        <w:tc>
+          <w:tcPr>
+            <w:tcW w:type="dxa" w:w="2340"/>
+            <w:tcBorders>
+              <w:top w:val="single" w:color="CCCCCC" w:sz="1"/>
+              <w:left w:val="single" w:color="CCCCCC" w:sz="1"/>
+              <w:bottom w:val="single" w:color="CCCCCC" w:sz="1"/>
+              <w:right w:val="single" w:color="CCCCCC" w:sz="1"/>
+            </w:tcBorders>
+            <w:tcMar>
+              <w:top w:type="dxa" w:w="60"/>
+              <w:left w:type="dxa" w:w="120"/>
+              <w:bottom w:type="dxa" w:w="60"/>
+              <w:right w:type="dxa" w:w="120"/>
+            </w:tcMar>
+          </w:tcPr>
+          <w:p>
+            <w:r>
+              <w:rPr>
+                <w:b w:val="false"/>
+                <w:bCs w:val="false"/>
+              </w:rPr>
+              <w:t xml:space="preserve">Jurídico / Conformidade</w:t>
+            </w:r>
+          </w:p>
+        </w:tc>
+        <w:tc>
+          <w:tcPr>
+            <w:tcW w:type="dxa" w:w="2340"/>
+            <w:tcBorders>
+              <w:top w:val="single" w:color="CCCCCC" w:sz="1"/>
+              <w:left w:val="single" w:color="CCCCCC" w:sz="1"/>
+              <w:bottom w:val="single" w:color="CCCCCC" w:sz="1"/>
+              <w:right w:val="single" w:color="CCCCCC" w:sz="1"/>
+            </w:tcBorders>
+            <w:tcMar>
+              <w:top w:type="dxa" w:w="60"/>
+              <w:left w:type="dxa" w:w="120"/>
+              <w:bottom w:type="dxa" w:w="60"/>
+              <w:right w:type="dxa" w:w="120"/>
+            </w:tcMar>
+          </w:tcPr>
+          <w:p>
+            <w:r>
+              <w:rPr>
+                <w:b w:val="false"/>
+                <w:bCs w:val="false"/>
+              </w:rPr>
+              <w:t xml:space="preserve">Alto / Baixa</w:t>
+            </w:r>
+          </w:p>
+        </w:tc>
+        <w:tc>
+          <w:tcPr>
+            <w:tcW w:type="dxa" w:w="2340"/>
+            <w:tcBorders>
+              <w:top w:val="single" w:color="CCCCCC" w:sz="1"/>
+              <w:left w:val="single" w:color="CCCCCC" w:sz="1"/>
+              <w:bottom w:val="single" w:color="CCCCCC" w:sz="1"/>
+              <w:right w:val="single" w:color="CCCCCC" w:sz="1"/>
+            </w:tcBorders>
+            <w:tcMar>
+              <w:top w:type="dxa" w:w="60"/>
+              <w:left w:type="dxa" w:w="120"/>
+              <w:bottom w:type="dxa" w:w="60"/>
+              <w:right w:type="dxa" w:w="120"/>
+            </w:tcMar>
+          </w:tcPr>
+          <w:p>
+            <w:r>
+              <w:rPr>
+                <w:b w:val="false"/>
+                <w:bCs w:val="false"/>
+              </w:rPr>
+              <w:t xml:space="preserve">Uso exclusivo de dados fictícios em ambiente de demonstração; execução do IntegraSchool em modo simulação local, sem tráfego de dados sensíveis em redes públicas.</w:t>
+            </w:r>
+          </w:p>
+        </w:tc>
+      </w:tr>
+      <w:tr>
+        <w:tc>
+          <w:tcPr>
+            <w:tcW w:type="dxa" w:w="2340"/>
+            <w:tcBorders>
+              <w:top w:val="single" w:color="CCCCCC" w:sz="1"/>
+              <w:left w:val="single" w:color="CCCCCC" w:sz="1"/>
+              <w:bottom w:val="single" w:color="CCCCCC" w:sz="1"/>
+              <w:right w:val="single" w:color="CCCCCC" w:sz="1"/>
+            </w:tcBorders>
+            <w:tcMar>
+              <w:top w:type="dxa" w:w="60"/>
+              <w:left w:type="dxa" w:w="120"/>
+              <w:bottom w:type="dxa" w:w="60"/>
+              <w:right w:type="dxa" w:w="120"/>
+            </w:tcMar>
+          </w:tcPr>
+          <w:p>
+            <w:r>
+              <w:rPr>
+                <w:b w:val="false"/>
+                <w:bCs w:val="false"/>
+              </w:rPr>
+              <w:t xml:space="preserve">Resistência tecnológica de professores e gestores</w:t>
+            </w:r>
+          </w:p>
+        </w:tc>
+        <w:tc>
+          <w:tcPr>
+            <w:tcW w:type="dxa" w:w="2340"/>
+            <w:tcBorders>
+              <w:top w:val="single" w:color="CCCCCC" w:sz="1"/>
+              <w:left w:val="single" w:color="CCCCCC" w:sz="1"/>
+              <w:bottom w:val="single" w:color="CCCCCC" w:sz="1"/>
+              <w:right w:val="single" w:color="CCCCCC" w:sz="1"/>
+            </w:tcBorders>
+            <w:tcMar>
+              <w:top w:type="dxa" w:w="60"/>
+              <w:left w:type="dxa" w:w="120"/>
+              <w:bottom w:type="dxa" w:w="60"/>
+              <w:right w:type="dxa" w:w="120"/>
+            </w:tcMar>
+          </w:tcPr>
+          <w:p>
+            <w:r>
+              <w:rPr>
+                <w:b w:val="false"/>
+                <w:bCs w:val="false"/>
+              </w:rPr>
+              <w:t xml:space="preserve">Mercado / Adoção</w:t>
+            </w:r>
+          </w:p>
+        </w:tc>
+        <w:tc>
+          <w:tcPr>
+            <w:tcW w:type="dxa" w:w="2340"/>
+            <w:tcBorders>
+              <w:top w:val="single" w:color="CCCCCC" w:sz="1"/>
+              <w:left w:val="single" w:color="CCCCCC" w:sz="1"/>
+              <w:bottom w:val="single" w:color="CCCCCC" w:sz="1"/>
+              <w:right w:val="single" w:color="CCCCCC" w:sz="1"/>
+            </w:tcBorders>
+            <w:tcMar>
+              <w:top w:type="dxa" w:w="60"/>
+              <w:left w:type="dxa" w:w="120"/>
+              <w:bottom w:type="dxa" w:w="60"/>
+              <w:right w:type="dxa" w:w="120"/>
+            </w:tcMar>
+          </w:tcPr>
+          <w:p>
+            <w:r>
+              <w:rPr>
+                <w:b w:val="false"/>
+                <w:bCs w:val="false"/>
+              </w:rPr>
+              <w:t xml:space="preserve">Médio / Alta</w:t>
+            </w:r>
+          </w:p>
+        </w:tc>
+        <w:tc>
+          <w:tcPr>
+            <w:tcW w:type="dxa" w:w="2340"/>
+            <w:tcBorders>
+              <w:top w:val="single" w:color="CCCCCC" w:sz="1"/>
+              <w:left w:val="single" w:color="CCCCCC" w:sz="1"/>
+              <w:bottom w:val="single" w:color="CCCCCC" w:sz="1"/>
+              <w:right w:val="single" w:color="CCCCCC" w:sz="1"/>
+            </w:tcBorders>
+            <w:tcMar>
+              <w:top w:type="dxa" w:w="60"/>
+              <w:left w:type="dxa" w:w="120"/>
+              <w:bottom w:type="dxa" w:w="60"/>
+              <w:right w:type="dxa" w:w="120"/>
+            </w:tcMar>
+          </w:tcPr>
+          <w:p>
+            <w:r>
+              <w:rPr>
+                <w:b w:val="false"/>
+                <w:bCs w:val="false"/>
+              </w:rPr>
+              <w:t xml:space="preserve">Desenvolvimento de interfaces intuitivas e acessíveis (tokens de cores de alto contraste, WCAG 2.1 AA), acompanhadas de manuais em vídeo e relatórios simplificados.</w:t>
             </w:r>
           </w:p>
         </w:tc>
@@ -5369,74 +6680,428 @@
     </w:p>
     <w:p>
       <w:pPr>
-        <w:pStyle w:val="ListParagraph"/>
-        <w:numPr>
-          <w:ilvl w:val="0"/>
-          <w:numId w:val="2"/>
-        </w:numPr>
-        <w:spacing w:after="60"/>
-      </w:pPr>
-      <w:r>
-        <w:rPr>
-          <w:b/>
-          <w:bCs/>
-        </w:rPr>
-        <w:t xml:space="preserve">Ferramentas utilizadas:</w:t>
-      </w:r>
-      <w:r>
-        <w:rPr>
-          <w:b w:val="false"/>
-          <w:bCs w:val="false"/>
-        </w:rPr>
-        <w:t xml:space="preserve"> Python, PostgreSQL, HTML/CSS/JS, Figma e ferramentas open-source de deploy.</w:t>
-      </w:r>
-    </w:p>
-    <w:p>
-      <w:pPr>
-        <w:pStyle w:val="ListParagraph"/>
-        <w:numPr>
-          <w:ilvl w:val="0"/>
-          <w:numId w:val="2"/>
-        </w:numPr>
-        <w:spacing w:after="60"/>
-      </w:pPr>
-      <w:r>
-        <w:rPr>
-          <w:b/>
-          <w:bCs/>
-        </w:rPr>
-        <w:t xml:space="preserve">Sistema de gestão:</w:t>
-      </w:r>
-      <w:r>
-        <w:rPr>
-          <w:b w:val="false"/>
-          <w:bCs w:val="false"/>
-        </w:rPr>
-        <w:t xml:space="preserve"> Trello ou Notion com quadros Kanban para visibilidade das tarefas entre alunos e orientadores.</w:t>
-      </w:r>
-    </w:p>
-    <w:p>
-      <w:pPr>
-        <w:pStyle w:val="ListParagraph"/>
-        <w:numPr>
-          <w:ilvl w:val="0"/>
-          <w:numId w:val="2"/>
-        </w:numPr>
-        <w:spacing w:after="60"/>
-      </w:pPr>
-      <w:r>
-        <w:rPr>
-          <w:b/>
-          <w:bCs/>
-        </w:rPr>
-        <w:t xml:space="preserve">Inovações propostas:</w:t>
-      </w:r>
-      <w:r>
-        <w:rPr>
-          <w:b w:val="false"/>
-          <w:bCs w:val="false"/>
-        </w:rPr>
-        <w:t xml:space="preserve"> aplicação de Business Intelligence e análise preditiva de dados — práticas do mercado corporativo — adaptadas à rotina de professores da rede pública.</w:t>
+        <w:spacing w:after="120"/>
+      </w:pPr>
+      <w:r>
+        <w:rPr>
+          <w:b w:val="false"/>
+          <w:bCs w:val="false"/>
+        </w:rPr>
+        <w:t xml:space="preserve">A arquitetura tecnológica da BabelStack Júnior é fundamentada em uma stack </w:t>
+      </w:r>
+      <w:r>
+        <w:rPr>
+          <w:b/>
+          <w:bCs/>
+        </w:rPr>
+        <w:t xml:space="preserve">100% open-source e custo-zero</w:t>
+      </w:r>
+      <w:r>
+        <w:rPr>
+          <w:b w:val="false"/>
+          <w:bCs w:val="false"/>
+        </w:rPr>
+        <w:t xml:space="preserve"> (ADR-0001), projetada para permitir a execução ágil por uma equipe compacta de duas pessoas no prazo acadêmico, assegurando alta qualidade, facilidade de demonstração e viabilidade de manutenção por escolas de idiomas públicas e privadas sem ônus com licenças ou servidores pagos [estimativa].</w:t>
+      </w:r>
+    </w:p>
+    <w:p>
+      <w:pPr>
+        <w:pStyle w:val="Heading2"/>
+      </w:pPr>
+      <w:r>
+        <w:t xml:space="preserve">1. Stack Tecnológica Aberta e Modular</w:t>
+      </w:r>
+    </w:p>
+    <w:p>
+      <w:pPr>
+        <w:pStyle w:val="ListParagraph"/>
+        <w:numPr>
+          <w:ilvl w:val="0"/>
+          <w:numId w:val="2"/>
+        </w:numPr>
+        <w:spacing w:after="60"/>
+      </w:pPr>
+      <w:r>
+        <w:rPr>
+          <w:b/>
+          <w:bCs/>
+        </w:rPr>
+        <w:t xml:space="preserve">Linguagens de Programação:</w:t>
+      </w:r>
+      <w:r>
+        <w:rPr>
+          <w:b w:val="false"/>
+          <w:bCs w:val="false"/>
+        </w:rPr>
+        <w:t xml:space="preserve"> Python (biblioteca padrão para automação de scripts e processamento de dados) e JavaScript puro (ES6+, para interatividade frontend e lógica client-side sem dependências pesadas).</w:t>
+      </w:r>
+    </w:p>
+    <w:p>
+      <w:pPr>
+        <w:pStyle w:val="ListParagraph"/>
+        <w:numPr>
+          <w:ilvl w:val="0"/>
+          <w:numId w:val="2"/>
+        </w:numPr>
+        <w:spacing w:after="60"/>
+      </w:pPr>
+      <w:r>
+        <w:rPr>
+          <w:b/>
+          <w:bCs/>
+        </w:rPr>
+        <w:t xml:space="preserve">Business Intelligence &amp; Dashboards (LingoBoard):</w:t>
+      </w:r>
+      <w:r>
+        <w:rPr>
+          <w:b w:val="false"/>
+          <w:bCs w:val="false"/>
+        </w:rPr>
+        <w:t xml:space="preserve"> Python com </w:t>
+      </w:r>
+      <w:r>
+        <w:rPr>
+          <w:b/>
+          <w:bCs/>
+        </w:rPr>
+        <w:t xml:space="preserve">Streamlit</w:t>
+      </w:r>
+      <w:r>
+        <w:rPr>
+          <w:b w:val="false"/>
+          <w:bCs w:val="false"/>
+        </w:rPr>
+        <w:t xml:space="preserve"> e </w:t>
+      </w:r>
+      <w:r>
+        <w:rPr>
+          <w:b/>
+          <w:bCs/>
+        </w:rPr>
+        <w:t xml:space="preserve">Pandas</w:t>
+      </w:r>
+      <w:r>
+        <w:rPr>
+          <w:b w:val="false"/>
+          <w:bCs w:val="false"/>
+        </w:rPr>
+        <w:t xml:space="preserve"> (ADR-0002). O Streamlit viabiliza interfaces analíticas interativas com sliders de limiares de risco configuráveis e filtros dinâmicos, enquanto o Pandas realiza o cálculo de médias, frequências e desvios nas planilhas de notas e chamadas.</w:t>
+      </w:r>
+    </w:p>
+    <w:p>
+      <w:pPr>
+        <w:pStyle w:val="ListParagraph"/>
+        <w:numPr>
+          <w:ilvl w:val="0"/>
+          <w:numId w:val="2"/>
+        </w:numPr>
+        <w:spacing w:after="60"/>
+      </w:pPr>
+      <w:r>
+        <w:rPr>
+          <w:b/>
+          <w:bCs/>
+        </w:rPr>
+        <w:t xml:space="preserve">Automação e Scripts (IntegraSchool):</w:t>
+      </w:r>
+      <w:r>
+        <w:rPr>
+          <w:b w:val="false"/>
+          <w:bCs w:val="false"/>
+        </w:rPr>
+        <w:t xml:space="preserve"> Python nativo para processamento de arquivos CSV e geração de relatórios administrativos (resumos de aula e lembretes de pendências) em modo simulação com saída em arquivo (`saida/AAAA-MM-DD_Turma/`) e rastreabilidade via log de execução.</w:t>
+      </w:r>
+    </w:p>
+    <w:p>
+      <w:pPr>
+        <w:pStyle w:val="ListParagraph"/>
+        <w:numPr>
+          <w:ilvl w:val="0"/>
+          <w:numId w:val="2"/>
+        </w:numPr>
+        <w:spacing w:after="60"/>
+      </w:pPr>
+      <w:r>
+        <w:rPr>
+          <w:b/>
+          <w:bCs/>
+        </w:rPr>
+        <w:t xml:space="preserve">Frontend &amp; Single Page Applications (VocabDeck, EduLanding e Site):</w:t>
+      </w:r>
+      <w:r>
+        <w:rPr>
+          <w:b w:val="false"/>
+          <w:bCs w:val="false"/>
+        </w:rPr>
+        <w:t xml:space="preserve"> HTML5 semântico, Vanilla CSS3 estruturado com design tokens (`assets/identidade/tokens.css`) e JavaScript client-side com persistência em `localStorage` (motor Leitner de 5 caixas do VocabDeck), garantindo portabilidade máxima e tempo de carregamento instantâneo.</w:t>
+      </w:r>
+    </w:p>
+    <w:p>
+      <w:pPr>
+        <w:pStyle w:val="ListParagraph"/>
+        <w:numPr>
+          <w:ilvl w:val="0"/>
+          <w:numId w:val="2"/>
+        </w:numPr>
+        <w:spacing w:after="60"/>
+      </w:pPr>
+      <w:r>
+        <w:rPr>
+          <w:b/>
+          <w:bCs/>
+        </w:rPr>
+        <w:t xml:space="preserve">UX/UI Design &amp; Prototipação (BabelUX):</w:t>
+      </w:r>
+      <w:r>
+        <w:rPr>
+          <w:b w:val="false"/>
+          <w:bCs w:val="false"/>
+        </w:rPr>
+        <w:t xml:space="preserve"> </w:t>
+      </w:r>
+      <w:r>
+        <w:rPr>
+          <w:b/>
+          <w:bCs/>
+        </w:rPr>
+        <w:t xml:space="preserve">Figma</w:t>
+      </w:r>
+      <w:r>
+        <w:rPr>
+          <w:b w:val="false"/>
+          <w:bCs w:val="false"/>
+        </w:rPr>
+        <w:t xml:space="preserve"> (ADR-0004, plano gratuito) utilizado para a criação da identidade visual, diagnóstico heurístico baseado nas 10 heurísticas de Nielsen e prototipação de alta fidelidade do comparativo "Antes/Depois".</w:t>
+      </w:r>
+    </w:p>
+    <w:p>
+      <w:pPr>
+        <w:pStyle w:val="ListParagraph"/>
+        <w:numPr>
+          <w:ilvl w:val="0"/>
+          <w:numId w:val="2"/>
+        </w:numPr>
+        <w:spacing w:after="60"/>
+      </w:pPr>
+      <w:r>
+        <w:rPr>
+          <w:b/>
+          <w:bCs/>
+        </w:rPr>
+        <w:t xml:space="preserve">Hospedagem e CI/CD:</w:t>
+      </w:r>
+      <w:r>
+        <w:rPr>
+          <w:b w:val="false"/>
+          <w:bCs w:val="false"/>
+        </w:rPr>
+        <w:t xml:space="preserve"> deploy estático automatizado via </w:t>
+      </w:r>
+      <w:r>
+        <w:rPr>
+          <w:b/>
+          <w:bCs/>
+        </w:rPr>
+        <w:t xml:space="preserve">GitHub Pages</w:t>
+      </w:r>
+      <w:r>
+        <w:rPr>
+          <w:b w:val="false"/>
+          <w:bCs w:val="false"/>
+        </w:rPr>
+        <w:t xml:space="preserve"> (com pipeline em GitHub Actions) para o site institucional e aplicações web, e execução local ou em </w:t>
+      </w:r>
+      <w:r>
+        <w:rPr>
+          <w:b/>
+          <w:bCs/>
+        </w:rPr>
+        <w:t xml:space="preserve">Streamlit Community Cloud</w:t>
+      </w:r>
+      <w:r>
+        <w:rPr>
+          <w:b w:val="false"/>
+          <w:bCs w:val="false"/>
+        </w:rPr>
+        <w:t xml:space="preserve"> para os dashboards analíticos.</w:t>
+      </w:r>
+    </w:p>
+    <w:p>
+      <w:pPr>
+        <w:pStyle w:val="Heading2"/>
+      </w:pPr>
+      <w:r>
+        <w:t xml:space="preserve">2. Modelo de Dados de Referência (ERD PostgreSQL)</w:t>
+      </w:r>
+    </w:p>
+    <w:p>
+      <w:pPr>
+        <w:spacing w:after="120"/>
+      </w:pPr>
+      <w:r>
+        <w:rPr>
+          <w:b w:val="false"/>
+          <w:bCs w:val="false"/>
+        </w:rPr>
+        <w:t xml:space="preserve">Para garantir consistência semântica e integridade no processamento das informações escolares, a BabelStack Júnior adota o </w:t>
+      </w:r>
+      <w:r>
+        <w:rPr>
+          <w:b/>
+          <w:bCs/>
+        </w:rPr>
+        <w:t xml:space="preserve">PostgreSQL</w:t>
+      </w:r>
+      <w:r>
+        <w:rPr>
+          <w:b w:val="false"/>
+          <w:bCs w:val="false"/>
+        </w:rPr>
+        <w:t xml:space="preserve"> como paradigma e banco de dados relacional de referência (ADR-0003). Embora os MVPs demonstráveis na fase acadêmica consumam arquivos CSV organizados em memória e `localStorage` — eliminando custos operacionais e complexidade de setup durante as apresentações —, todas as estruturas e planilhas derivam estritamente do Diagrama Entidade-Relacionamento (ERD) canônico do domínio de escolas de idiomas.</w:t>
+      </w:r>
+    </w:p>
+    <w:p>
+      <w:pPr>
+        <w:pStyle w:val="ListParagraph"/>
+        <w:numPr>
+          <w:ilvl w:val="0"/>
+          <w:numId w:val="2"/>
+        </w:numPr>
+        <w:spacing w:after="60"/>
+      </w:pPr>
+      <w:r>
+        <w:rPr>
+          <w:b/>
+          <w:bCs/>
+        </w:rPr>
+        <w:t xml:space="preserve">ALUNO (`id`, `nome`, `email`, `responsavel_contato`, `data_nascimento`):</w:t>
+      </w:r>
+      <w:r>
+        <w:rPr>
+          <w:b w:val="false"/>
+          <w:bCs w:val="false"/>
+        </w:rPr>
+        <w:t xml:space="preserve"> entidade que armazena os dados cadastrais do estudante. Por privacidade (LGPD), os contatos de responsáveis e e-mails nos ambientes demonstrativos utilizam dados sintéticos fictícios.</w:t>
+      </w:r>
+    </w:p>
+    <w:p>
+      <w:pPr>
+        <w:pStyle w:val="ListParagraph"/>
+        <w:numPr>
+          <w:ilvl w:val="0"/>
+          <w:numId w:val="2"/>
+        </w:numPr>
+        <w:spacing w:after="60"/>
+      </w:pPr>
+      <w:r>
+        <w:rPr>
+          <w:b/>
+          <w:bCs/>
+        </w:rPr>
+        <w:t xml:space="preserve">PROFESSOR (`id`, `nome`, `idioma`):</w:t>
+      </w:r>
+      <w:r>
+        <w:rPr>
+          <w:b w:val="false"/>
+          <w:bCs w:val="false"/>
+        </w:rPr>
+        <w:t xml:space="preserve"> docente responsável pela condução pedagógica das turmas de inglês, espanhol ou francês.</w:t>
+      </w:r>
+    </w:p>
+    <w:p>
+      <w:pPr>
+        <w:pStyle w:val="ListParagraph"/>
+        <w:numPr>
+          <w:ilvl w:val="0"/>
+          <w:numId w:val="2"/>
+        </w:numPr>
+        <w:spacing w:after="60"/>
+      </w:pPr>
+      <w:r>
+        <w:rPr>
+          <w:b/>
+          <w:bCs/>
+        </w:rPr>
+        <w:t xml:space="preserve">TURMA (`id`, `professor_id FK`, `idioma`, `nivel`, `periodo`):</w:t>
+      </w:r>
+      <w:r>
+        <w:rPr>
+          <w:b w:val="false"/>
+          <w:bCs w:val="false"/>
+        </w:rPr>
+        <w:t xml:space="preserve"> agrupamento de ensino categorizado por idioma, nível (Ex.: Básico A1, Intermediário B1) e turno letivo, vinculada à chave estrangeira do professor.</w:t>
+      </w:r>
+    </w:p>
+    <w:p>
+      <w:pPr>
+        <w:pStyle w:val="ListParagraph"/>
+        <w:numPr>
+          <w:ilvl w:val="0"/>
+          <w:numId w:val="2"/>
+        </w:numPr>
+        <w:spacing w:after="60"/>
+      </w:pPr>
+      <w:r>
+        <w:rPr>
+          <w:b/>
+          <w:bCs/>
+        </w:rPr>
+        <w:t xml:space="preserve">MATRICULA (`id`, `aluno_id FK`, `turma_id FK`, `data_matricula`, `status`):</w:t>
+      </w:r>
+      <w:r>
+        <w:rPr>
+          <w:b w:val="false"/>
+          <w:bCs w:val="false"/>
+        </w:rPr>
+        <w:t xml:space="preserve"> entidade associativa central que resolve o relacionamento N:N entre Aluno e Turma, registrando o status de vínculo (`ativo`, `concluido`, `evadido`) e servindo de âncora para avaliações e chamadas.</w:t>
+      </w:r>
+    </w:p>
+    <w:p>
+      <w:pPr>
+        <w:pStyle w:val="ListParagraph"/>
+        <w:numPr>
+          <w:ilvl w:val="0"/>
+          <w:numId w:val="2"/>
+        </w:numPr>
+        <w:spacing w:after="60"/>
+      </w:pPr>
+      <w:r>
+        <w:rPr>
+          <w:b/>
+          <w:bCs/>
+        </w:rPr>
+        <w:t xml:space="preserve">NOTA (`id`, `matricula_id FK`, `avaliacao`, `valor`, `data`):</w:t>
+      </w:r>
+      <w:r>
+        <w:rPr>
+          <w:b w:val="false"/>
+          <w:bCs w:val="false"/>
+        </w:rPr>
+        <w:t xml:space="preserve"> registro quantitativo de desempenho (Ex.: Prova Oral, Redação, Midterm) vinculado à matrícula, base para os gráficos de evolução por avaliação no LingoBoard.</w:t>
+      </w:r>
+    </w:p>
+    <w:p>
+      <w:pPr>
+        <w:pStyle w:val="ListParagraph"/>
+        <w:numPr>
+          <w:ilvl w:val="0"/>
+          <w:numId w:val="2"/>
+        </w:numPr>
+        <w:spacing w:after="60"/>
+      </w:pPr>
+      <w:r>
+        <w:rPr>
+          <w:b/>
+          <w:bCs/>
+        </w:rPr>
+        <w:t xml:space="preserve">PRESENCA (`id`, `matricula_id FK`, `data`, `presente`):</w:t>
+      </w:r>
+      <w:r>
+        <w:rPr>
+          <w:b w:val="false"/>
+          <w:bCs w:val="false"/>
+        </w:rPr>
+        <w:t xml:space="preserve"> registro longitudinal de chamadas diárias por matrícula. A agregação de faltas consecutivas e porcentagem de presença alimenta diretamente o algoritmo de alerta precoce de evasão do LingoBoard.</w:t>
       </w:r>
     </w:p>
     <w:p>
@@ -5454,6 +7119,14 @@
     </w:p>
     <w:p>
       <w:pPr>
+        <w:pStyle w:val="Heading2"/>
+      </w:pPr>
+      <w:r>
+        <w:t xml:space="preserve">3. Metodologia de Gestão de Engenharia (Kanban + Jira)</w:t>
+      </w:r>
+    </w:p>
+    <w:p>
+      <w:pPr>
         <w:spacing w:after="120"/>
       </w:pPr>
       <w:r>
@@ -5461,7 +7134,147 @@
           <w:b w:val="false"/>
           <w:bCs w:val="false"/>
         </w:rPr>
-        <w:t xml:space="preserve">Documentação técnica de apoio: arquitetura dos 5 produtos e modelo de dados (ERD) em docs/produtos/tdd_arquitetura.md; especificações em docs/produtos/prd_*.md; e as decisões de stack registradas como ADRs em docs/adr/ (0001–0005).</w:t>
+        <w:t xml:space="preserve">A condução técnica e gerencial do projeto segue o modelo ágil documentado no ADR-0005, combinando as melhores práticas do desenvolvimento de software profissional à rotina acadêmica:</w:t>
+      </w:r>
+    </w:p>
+    <w:p>
+      <w:pPr>
+        <w:pStyle w:val="ListParagraph"/>
+        <w:numPr>
+          <w:ilvl w:val="0"/>
+          <w:numId w:val="2"/>
+        </w:numPr>
+        <w:spacing w:after="60"/>
+      </w:pPr>
+      <w:r>
+        <w:rPr>
+          <w:b/>
+          <w:bCs/>
+        </w:rPr>
+        <w:t xml:space="preserve">Jira (Projeto EST):</w:t>
+      </w:r>
+      <w:r>
+        <w:rPr>
+          <w:b w:val="false"/>
+          <w:bCs w:val="false"/>
+        </w:rPr>
+        <w:t xml:space="preserve"> plataforma oficial de rastreamento de issues do time, estruturada em 8 Épicos (`EP-LINGO`, `EP-VOCAB`, `EP-EDU`, `EP-BABELUX`, `EP-INTEGRA`, `EP-PLAT`, `EP-DOCS`, `EP-ENTREGA`) e organizada em 5 Sprints formais de execução (Sprints 1 a 5, cobrindo o período de 30/06 a 31/07/2026). O backlog completo e o status de entrega são mantidos sincronizados com o repositório em `docs/sprints/jira_backlog.csv`.</w:t>
+      </w:r>
+    </w:p>
+    <w:p>
+      <w:pPr>
+        <w:pStyle w:val="ListParagraph"/>
+        <w:numPr>
+          <w:ilvl w:val="0"/>
+          <w:numId w:val="2"/>
+        </w:numPr>
+        <w:spacing w:after="60"/>
+      </w:pPr>
+      <w:r>
+        <w:rPr>
+          <w:b/>
+          <w:bCs/>
+        </w:rPr>
+        <w:t xml:space="preserve">Quadros Kanban Auxiliares (Trello/Notion/Jira):</w:t>
+      </w:r>
+      <w:r>
+        <w:rPr>
+          <w:b w:val="false"/>
+          <w:bCs w:val="false"/>
+        </w:rPr>
+        <w:t xml:space="preserve"> utilização de fluxos visuais `A Fazer`, `Em Progresso`, `Em Revisão` e `Concluído` para garantir transparência nas reuniões de alinhamento entre a dupla executora (Roger Quinelato, CTO; Raquel Pereira, CPO) e a orientação acadêmica.</w:t>
+      </w:r>
+    </w:p>
+    <w:p>
+      <w:pPr>
+        <w:pStyle w:val="Heading2"/>
+      </w:pPr>
+      <w:r>
+        <w:t xml:space="preserve">4. Inovações Propostas e Diferencial Técnico</w:t>
+      </w:r>
+    </w:p>
+    <w:p>
+      <w:pPr>
+        <w:pStyle w:val="ListParagraph"/>
+        <w:numPr>
+          <w:ilvl w:val="0"/>
+          <w:numId w:val="2"/>
+        </w:numPr>
+        <w:spacing w:after="60"/>
+      </w:pPr>
+      <w:r>
+        <w:rPr>
+          <w:b/>
+          <w:bCs/>
+        </w:rPr>
+        <w:t xml:space="preserve">Democratização do Business Intelligence Educacional:</w:t>
+      </w:r>
+      <w:r>
+        <w:rPr>
+          <w:b w:val="false"/>
+          <w:bCs w:val="false"/>
+        </w:rPr>
+        <w:t xml:space="preserve"> adaptação de práticas corporativas de análise de dados (BI) e estatística descritiva para a realidade cotidiana de professores e coordenadores de Centros Interescolares de Línguas (CILs) da rede pública, substituindo o preenchimento manual de tabelas dispersas por diagnósticos visuais imediatos.</w:t>
+      </w:r>
+    </w:p>
+    <w:p>
+      <w:pPr>
+        <w:pStyle w:val="ListParagraph"/>
+        <w:numPr>
+          <w:ilvl w:val="0"/>
+          <w:numId w:val="2"/>
+        </w:numPr>
+        <w:spacing w:after="60"/>
+      </w:pPr>
+      <w:r>
+        <w:rPr>
+          <w:b/>
+          <w:bCs/>
+        </w:rPr>
+        <w:t xml:space="preserve">Alerta Preditivo de Risco de Evasão:</w:t>
+      </w:r>
+      <w:r>
+        <w:rPr>
+          <w:b w:val="false"/>
+          <w:bCs w:val="false"/>
+        </w:rPr>
+        <w:t xml:space="preserve"> lógica analítica no LingoBoard que cruza notas médias (limiar configurável, default `&lt; 6.0`) e acúmulo de faltas (limiar configurável, default `&gt; 8 faltas`) para classificar alunos em faixas de risco (`Crítico`, `Atenção`, `Normal`), possibilitando ações pedagógicas preventivas antes do abandono do curso.</w:t>
+      </w:r>
+    </w:p>
+    <w:p>
+      <w:pPr>
+        <w:pStyle w:val="ListParagraph"/>
+        <w:numPr>
+          <w:ilvl w:val="0"/>
+          <w:numId w:val="2"/>
+        </w:numPr>
+        <w:spacing w:after="60"/>
+      </w:pPr>
+      <w:r>
+        <w:rPr>
+          <w:b/>
+          <w:bCs/>
+        </w:rPr>
+        <w:t xml:space="preserve">Arquitetura Autônoma e Modular (`Portfólio Desacoplado`):</w:t>
+      </w:r>
+      <w:r>
+        <w:rPr>
+          <w:b w:val="false"/>
+          <w:bCs w:val="false"/>
+        </w:rPr>
+        <w:t xml:space="preserve"> ao contrário de sistemas de gestão monolíticos e complexos que exigem longos períodos de treinamento e migração de dados, os 5 produtos da BabelStack Júnior operam de maneira autônoma e sob demanda. Uma escola pode adotar apenas o VocabDeck para revisão ou o EduLanding para um evento específico, mantendo coesão de dados via modelo PostgreSQL e coesão visual através do design system comum (`tokens.css`).</w:t>
+      </w:r>
+    </w:p>
+    <w:p>
+      <w:pPr>
+        <w:spacing w:after="120"/>
+      </w:pPr>
+      <w:r>
+        <w:rPr>
+          <w:b w:val="false"/>
+          <w:bCs w:val="false"/>
+        </w:rPr>
+        <w:t xml:space="preserve">Documentação técnica de apoio: arquitetura detalhada dos 5 produtos e modelo de dados em `docs/produtos/tdd_arquitetura.md`; especificações funcionais em `docs/produtos/prd_*.md`; e os registros de decisões arquiteturais em `docs/adr/` (ADRs 0001 a 0005).</w:t>
       </w:r>
     </w:p>
     <w:p>
@@ -5475,98 +7288,206 @@
     </w:p>
     <w:p>
       <w:pPr>
-        <w:pStyle w:val="ListParagraph"/>
-        <w:numPr>
-          <w:ilvl w:val="0"/>
-          <w:numId w:val="2"/>
-        </w:numPr>
-        <w:spacing w:after="60"/>
-      </w:pPr>
-      <w:r>
-        <w:rPr>
-          <w:b/>
-          <w:bCs/>
-        </w:rPr>
-        <w:t xml:space="preserve">Pessoas atendidas:</w:t>
-      </w:r>
-      <w:r>
-        <w:rPr>
-          <w:b w:val="false"/>
-          <w:bCs w:val="false"/>
-        </w:rPr>
-        <w:t xml:space="preserve"> 5 a 10 professores/gestores nos primeiros 6 meses [estimativa], impactando indiretamente mais de 300 alunos [estimativa].</w:t>
-      </w:r>
-    </w:p>
-    <w:p>
-      <w:pPr>
-        <w:pStyle w:val="ListParagraph"/>
-        <w:numPr>
-          <w:ilvl w:val="0"/>
-          <w:numId w:val="2"/>
-        </w:numPr>
-        <w:spacing w:after="60"/>
-      </w:pPr>
-      <w:r>
-        <w:rPr>
-          <w:b/>
-          <w:bCs/>
-        </w:rPr>
-        <w:t xml:space="preserve">Impacto na comunidade:</w:t>
-      </w:r>
-      <w:r>
-        <w:rPr>
-          <w:b w:val="false"/>
-          <w:bCs w:val="false"/>
-        </w:rPr>
-        <w:t xml:space="preserve"> melhoria no engajamento em aulas de idiomas e redução das taxas de abandono nas escolas parceiras.</w:t>
-      </w:r>
-    </w:p>
-    <w:p>
-      <w:pPr>
-        <w:pStyle w:val="ListParagraph"/>
-        <w:numPr>
-          <w:ilvl w:val="0"/>
-          <w:numId w:val="2"/>
-        </w:numPr>
-        <w:spacing w:after="60"/>
-      </w:pPr>
-      <w:r>
-        <w:rPr>
-          <w:b/>
-          <w:bCs/>
-        </w:rPr>
-        <w:t xml:space="preserve">Crescimento previsto:</w:t>
-      </w:r>
-      <w:r>
-        <w:rPr>
-          <w:b w:val="false"/>
-          <w:bCs w:val="false"/>
-        </w:rPr>
-        <w:t xml:space="preserve"> escalar o quadro de 2 para até 8 estudantes ao final do primeiro ano [estimativa].</w:t>
-      </w:r>
-    </w:p>
-    <w:p>
-      <w:pPr>
-        <w:pStyle w:val="ListParagraph"/>
-        <w:numPr>
-          <w:ilvl w:val="0"/>
-          <w:numId w:val="2"/>
-        </w:numPr>
-        <w:spacing w:after="60"/>
-      </w:pPr>
-      <w:r>
-        <w:rPr>
-          <w:b/>
-          <w:bCs/>
-        </w:rPr>
-        <w:t xml:space="preserve">Benefícios econômicos e sociais:</w:t>
-      </w:r>
-      <w:r>
-        <w:rPr>
-          <w:b w:val="false"/>
-          <w:bCs w:val="false"/>
-        </w:rPr>
-        <w:t xml:space="preserve"> fundo de caixa para certificação técnica dos alunos e redução dos custos tecnológicos para a educação local.</w:t>
+        <w:spacing w:after="120"/>
+      </w:pPr>
+      <w:r>
+        <w:rPr>
+          <w:b w:val="false"/>
+          <w:bCs w:val="false"/>
+        </w:rPr>
+        <w:t xml:space="preserve">A consolidação do plano de negócios e a implementação do portfólio da BabelStack Júnior visam gerar impactos mensuráveis e positivos tanto para o ecossistema educacional de idiomas do Distrito Federal quanto para a formação profissional dos estudantes fundadores da Empresa Júnior.</w:t>
+      </w:r>
+    </w:p>
+    <w:p>
+      <w:pPr>
+        <w:pStyle w:val="Heading2"/>
+      </w:pPr>
+      <w:r>
+        <w:t xml:space="preserve">1. Impacto Quantitativo e Atendimento (6 Meses)</w:t>
+      </w:r>
+    </w:p>
+    <w:p>
+      <w:pPr>
+        <w:pStyle w:val="ListParagraph"/>
+        <w:numPr>
+          <w:ilvl w:val="0"/>
+          <w:numId w:val="2"/>
+        </w:numPr>
+        <w:spacing w:after="60"/>
+      </w:pPr>
+      <w:r>
+        <w:rPr>
+          <w:b/>
+          <w:bCs/>
+        </w:rPr>
+        <w:t xml:space="preserve">Professores e Gestores Atendidos:</w:t>
+      </w:r>
+      <w:r>
+        <w:rPr>
+          <w:b w:val="false"/>
+          <w:bCs w:val="false"/>
+        </w:rPr>
+        <w:t xml:space="preserve"> adoção direta das soluções por 5 a 10 professores e gestores educacionais nos primeiros 6 meses de operação [estimativa], em parcerias com Centros Interescolares de Línguas (CILs) e escolas de idiomas da rede privada.</w:t>
+      </w:r>
+    </w:p>
+    <w:p>
+      <w:pPr>
+        <w:pStyle w:val="ListParagraph"/>
+        <w:numPr>
+          <w:ilvl w:val="0"/>
+          <w:numId w:val="2"/>
+        </w:numPr>
+        <w:spacing w:after="60"/>
+      </w:pPr>
+      <w:r>
+        <w:rPr>
+          <w:b/>
+          <w:bCs/>
+        </w:rPr>
+        <w:t xml:space="preserve">Alunos Impactados:</w:t>
+      </w:r>
+      <w:r>
+        <w:rPr>
+          <w:b w:val="false"/>
+          <w:bCs w:val="false"/>
+        </w:rPr>
+        <w:t xml:space="preserve"> alcance indireto de mais de 300 estudantes de idiomas [estimativa] beneficiados pelas metodologias ativas do VocabDeck, clareza visual do BabelUX e monitoramento pedagógico do LingoBoard.</w:t>
+      </w:r>
+    </w:p>
+    <w:p>
+      <w:pPr>
+        <w:pStyle w:val="Heading2"/>
+      </w:pPr>
+      <w:r>
+        <w:t xml:space="preserve">2. Retorno Acadêmico e Social na Comunidade</w:t>
+      </w:r>
+    </w:p>
+    <w:p>
+      <w:pPr>
+        <w:pStyle w:val="ListParagraph"/>
+        <w:numPr>
+          <w:ilvl w:val="0"/>
+          <w:numId w:val="2"/>
+        </w:numPr>
+        <w:spacing w:after="60"/>
+      </w:pPr>
+      <w:r>
+        <w:rPr>
+          <w:b/>
+          <w:bCs/>
+        </w:rPr>
+        <w:t xml:space="preserve">Engajamento e Retenção de Alunos:</w:t>
+      </w:r>
+      <w:r>
+        <w:rPr>
+          <w:b w:val="false"/>
+          <w:bCs w:val="false"/>
+        </w:rPr>
+        <w:t xml:space="preserve"> melhoria substancial no engajamento dos estudantes na revisão de vocabulário e redução da taxa de evasão escolar em até 15% a 25% [estimativa] nas turmas monitoradas, impulsionada pela identificação precoce de risco educacional.</w:t>
+      </w:r>
+    </w:p>
+    <w:p>
+      <w:pPr>
+        <w:pStyle w:val="ListParagraph"/>
+        <w:numPr>
+          <w:ilvl w:val="0"/>
+          <w:numId w:val="2"/>
+        </w:numPr>
+        <w:spacing w:after="60"/>
+      </w:pPr>
+      <w:r>
+        <w:rPr>
+          <w:b/>
+          <w:bCs/>
+        </w:rPr>
+        <w:t xml:space="preserve">Eficiência Operacional Docente:</w:t>
+      </w:r>
+      <w:r>
+        <w:rPr>
+          <w:b w:val="false"/>
+          <w:bCs w:val="false"/>
+        </w:rPr>
+        <w:t xml:space="preserve"> economia média de 4 a 6 horas semanais [estimativa] por professor através da automação de relatórios e lembretes com o IntegraSchool e da digitalização de páginas de eventos escolares com o EduLanding.</w:t>
+      </w:r>
+    </w:p>
+    <w:p>
+      <w:pPr>
+        <w:pStyle w:val="ListParagraph"/>
+        <w:numPr>
+          <w:ilvl w:val="0"/>
+          <w:numId w:val="2"/>
+        </w:numPr>
+        <w:spacing w:after="60"/>
+      </w:pPr>
+      <w:r>
+        <w:rPr>
+          <w:b/>
+          <w:bCs/>
+        </w:rPr>
+        <w:t xml:space="preserve">Redução do Custo Tecnológico:</w:t>
+      </w:r>
+      <w:r>
+        <w:rPr>
+          <w:b w:val="false"/>
+          <w:bCs w:val="false"/>
+        </w:rPr>
+        <w:t xml:space="preserve"> barateamento em até 70% [estimativa] dos custos com software educacional para as escolas parceiras, graças ao modelo de soluções abertas, custo-zero de licença (ADR-0001) e ao programa social "Código Fluente".</w:t>
+      </w:r>
+    </w:p>
+    <w:p>
+      <w:pPr>
+        <w:pStyle w:val="Heading2"/>
+      </w:pPr>
+      <w:r>
+        <w:t xml:space="preserve">3. Crescimento e Sustentabilidade da Empresa Júnior</w:t>
+      </w:r>
+    </w:p>
+    <w:p>
+      <w:pPr>
+        <w:pStyle w:val="ListParagraph"/>
+        <w:numPr>
+          <w:ilvl w:val="0"/>
+          <w:numId w:val="2"/>
+        </w:numPr>
+        <w:spacing w:after="60"/>
+      </w:pPr>
+      <w:r>
+        <w:rPr>
+          <w:b/>
+          <w:bCs/>
+        </w:rPr>
+        <w:t xml:space="preserve">Expansão do Quadro Social:</w:t>
+      </w:r>
+      <w:r>
+        <w:rPr>
+          <w:b w:val="false"/>
+          <w:bCs w:val="false"/>
+        </w:rPr>
+        <w:t xml:space="preserve"> crescimento planejado para escalar a equipe inicial de 2 integrantes (Roger Quinelato, CTO; Raquel Pereira, CPO) para até 8 estudantes universitários [estimativa] ao final do primeiro ano de funcionamento, abrindo novas diretorias operacionais e de projetos.</w:t>
+      </w:r>
+    </w:p>
+    <w:p>
+      <w:pPr>
+        <w:pStyle w:val="ListParagraph"/>
+        <w:numPr>
+          <w:ilvl w:val="0"/>
+          <w:numId w:val="2"/>
+        </w:numPr>
+        <w:spacing w:after="60"/>
+      </w:pPr>
+      <w:r>
+        <w:rPr>
+          <w:b/>
+          <w:bCs/>
+        </w:rPr>
+        <w:t xml:space="preserve">Reinvestimento e Fundo de Caixa:</w:t>
+      </w:r>
+      <w:r>
+        <w:rPr>
+          <w:b w:val="false"/>
+          <w:bCs w:val="false"/>
+        </w:rPr>
+        <w:t xml:space="preserve"> direcionamento integral dos superávits financeiros gerados nos contratos de consultoria privada ([estimativa] entre R$ 500 e R$ 3.000 por projeto) para o fundo de reserva da Empresa Júnior, custeando certificações técnicas na nuvem, licenças de ferramentas avançadas e auxílio para congressos acadêmicos dos membros.</w:t>
       </w:r>
     </w:p>
     <w:p>
@@ -5580,10 +7501,64 @@
     </w:p>
     <w:p>
       <w:pPr>
+        <w:spacing w:after="120"/>
+      </w:pPr>
+      <w:r>
+        <w:rPr>
+          <w:b w:val="false"/>
+          <w:bCs w:val="false"/>
+        </w:rPr>
+        <w:t xml:space="preserve">O cronograma geral da BabelStack Júnior abrange o período de </w:t>
+      </w:r>
+      <w:r>
+        <w:rPr>
+          <w:b/>
+          <w:bCs/>
+        </w:rPr>
+        <w:t xml:space="preserve">16 de junho a 31 de julho de 2026 (7 semanas corridas)</w:t>
+      </w:r>
+      <w:r>
+        <w:rPr>
+          <w:b w:val="false"/>
+          <w:bCs w:val="false"/>
+        </w:rPr>
+        <w:t xml:space="preserve">, estruturado em um modelo ágil híbrido: duas semanas iniciais de fundação e planejamento (`Sprint 0`) seguidas por </w:t>
+      </w:r>
+      <w:r>
+        <w:rPr>
+          <w:b/>
+          <w:bCs/>
+        </w:rPr>
+        <w:t xml:space="preserve">5 Sprints semanais de execução técnica e montagem documental (Sprints 1 a 5)</w:t>
+      </w:r>
+      <w:r>
+        <w:rPr>
+          <w:b w:val="false"/>
+          <w:bCs w:val="false"/>
+        </w:rPr>
+        <w:t xml:space="preserve">, gerenciadas no Jira (Projeto </w:t>
+      </w:r>
+      <w:r>
+        <w:rPr>
+          <w:b/>
+          <w:bCs/>
+        </w:rPr>
+        <w:t xml:space="preserve">EST</w:t>
+      </w:r>
+      <w:r>
+        <w:rPr>
+          <w:b w:val="false"/>
+          <w:bCs w:val="false"/>
+        </w:rPr>
+        <w:t xml:space="preserve"> — ADR-0005) com uma capacidade planejada de [estimativa] 16 story points por sprint para a dupla (Roger Quinelato, CTO; Raquel Pereira, CPO).</w:t>
+      </w:r>
+    </w:p>
+    <w:p>
+      <w:pPr>
         <w:pStyle w:val="Heading2"/>
       </w:pPr>
       <w:r>
-        <w:t xml:space="preserve">Cronograma semanal</w:t>
+        <w:t xml:space="preserve">1. Cronograma e Mapeamento de Sprints (Semanas 1 a 7)</w:t>
       </w:r>
     </w:p>
     <w:tbl>
@@ -5599,9 +7574,10 @@
         </w:tblBorders>
       </w:tblPr>
       <w:tblGrid>
-        <w:gridCol w:w="3120"/>
-        <w:gridCol w:w="3120"/>
-        <w:gridCol w:w="3120"/>
+        <w:gridCol w:w="2340"/>
+        <w:gridCol w:w="2340"/>
+        <w:gridCol w:w="2340"/>
+        <w:gridCol w:w="2340"/>
       </w:tblGrid>
       <w:tr>
         <w:trPr>
@@ -5609,7 +7585,7 @@
         </w:trPr>
         <w:tc>
           <w:tcPr>
-            <w:tcW w:type="dxa" w:w="3120"/>
+            <w:tcW w:type="dxa" w:w="2340"/>
             <w:tcBorders>
               <w:top w:val="single" w:color="CCCCCC" w:sz="1"/>
               <w:left w:val="single" w:color="CCCCCC" w:sz="1"/>
@@ -5630,13 +7606,13 @@
                 <w:b/>
                 <w:bCs/>
               </w:rPr>
-              <w:t xml:space="preserve">Semana</w:t>
-            </w:r>
-          </w:p>
-        </w:tc>
-        <w:tc>
-          <w:tcPr>
-            <w:tcW w:type="dxa" w:w="3120"/>
+              <w:t xml:space="preserve">Semana / Período</w:t>
+            </w:r>
+          </w:p>
+        </w:tc>
+        <w:tc>
+          <w:tcPr>
+            <w:tcW w:type="dxa" w:w="2340"/>
             <w:tcBorders>
               <w:top w:val="single" w:color="CCCCCC" w:sz="1"/>
               <w:left w:val="single" w:color="CCCCCC" w:sz="1"/>
@@ -5657,13 +7633,13 @@
                 <w:b/>
                 <w:bCs/>
               </w:rPr>
-              <w:t xml:space="preserve">Foco</w:t>
-            </w:r>
-          </w:p>
-        </w:tc>
-        <w:tc>
-          <w:tcPr>
-            <w:tcW w:type="dxa" w:w="3120"/>
+              <w:t xml:space="preserve">Sprint Jira</w:t>
+            </w:r>
+          </w:p>
+        </w:tc>
+        <w:tc>
+          <w:tcPr>
+            <w:tcW w:type="dxa" w:w="2340"/>
             <w:tcBorders>
               <w:top w:val="single" w:color="CCCCCC" w:sz="1"/>
               <w:left w:val="single" w:color="CCCCCC" w:sz="1"/>
@@ -5684,7 +7660,34 @@
                 <w:b/>
                 <w:bCs/>
               </w:rPr>
-              <w:t xml:space="preserve">Entregáveis</w:t>
+              <w:t xml:space="preserve">Foco e Épicos Prioritários</w:t>
+            </w:r>
+          </w:p>
+        </w:tc>
+        <w:tc>
+          <w:tcPr>
+            <w:tcW w:type="dxa" w:w="2340"/>
+            <w:tcBorders>
+              <w:top w:val="single" w:color="CCCCCC" w:sz="1"/>
+              <w:left w:val="single" w:color="CCCCCC" w:sz="1"/>
+              <w:bottom w:val="single" w:color="CCCCCC" w:sz="1"/>
+              <w:right w:val="single" w:color="CCCCCC" w:sz="1"/>
+            </w:tcBorders>
+            <w:shd w:fill="E6F1FB" w:val="clear"/>
+            <w:tcMar>
+              <w:top w:type="dxa" w:w="60"/>
+              <w:left w:type="dxa" w:w="120"/>
+              <w:bottom w:type="dxa" w:w="60"/>
+              <w:right w:type="dxa" w:w="120"/>
+            </w:tcMar>
+          </w:tcPr>
+          <w:p>
+            <w:r>
+              <w:rPr>
+                <w:b/>
+                <w:bCs/>
+              </w:rPr>
+              <w:t xml:space="preserve">Entregáveis, Pacotes e Marcos</w:t>
             </w:r>
           </w:p>
         </w:tc>
@@ -5692,79 +7695,105 @@
       <w:tr>
         <w:tc>
           <w:tcPr>
-            <w:tcW w:type="dxa" w:w="3120"/>
-            <w:tcBorders>
-              <w:top w:val="single" w:color="CCCCCC" w:sz="1"/>
-              <w:left w:val="single" w:color="CCCCCC" w:sz="1"/>
-              <w:bottom w:val="single" w:color="CCCCCC" w:sz="1"/>
-              <w:right w:val="single" w:color="CCCCCC" w:sz="1"/>
-            </w:tcBorders>
-            <w:tcMar>
-              <w:top w:type="dxa" w:w="60"/>
-              <w:left w:type="dxa" w:w="120"/>
-              <w:bottom w:type="dxa" w:w="60"/>
-              <w:right w:type="dxa" w:w="120"/>
-            </w:tcMar>
-          </w:tcPr>
-          <w:p>
-            <w:r>
-              <w:rPr>
-                <w:b w:val="false"/>
-                <w:bCs w:val="false"/>
-              </w:rPr>
-              <w:t xml:space="preserve">1 (16–22/06)</w:t>
-            </w:r>
-          </w:p>
-        </w:tc>
-        <w:tc>
-          <w:tcPr>
-            <w:tcW w:type="dxa" w:w="3120"/>
-            <w:tcBorders>
-              <w:top w:val="single" w:color="CCCCCC" w:sz="1"/>
-              <w:left w:val="single" w:color="CCCCCC" w:sz="1"/>
-              <w:bottom w:val="single" w:color="CCCCCC" w:sz="1"/>
-              <w:right w:val="single" w:color="CCCCCC" w:sz="1"/>
-            </w:tcBorders>
-            <w:tcMar>
-              <w:top w:type="dxa" w:w="60"/>
-              <w:left w:type="dxa" w:w="120"/>
-              <w:bottom w:type="dxa" w:w="60"/>
-              <w:right w:type="dxa" w:w="120"/>
-            </w:tcMar>
-          </w:tcPr>
-          <w:p>
-            <w:r>
-              <w:rPr>
-                <w:b w:val="false"/>
-                <w:bCs w:val="false"/>
-              </w:rPr>
-              <w:t xml:space="preserve">Fundação e identidade</w:t>
-            </w:r>
-          </w:p>
-        </w:tc>
-        <w:tc>
-          <w:tcPr>
-            <w:tcW w:type="dxa" w:w="3120"/>
-            <w:tcBorders>
-              <w:top w:val="single" w:color="CCCCCC" w:sz="1"/>
-              <w:left w:val="single" w:color="CCCCCC" w:sz="1"/>
-              <w:bottom w:val="single" w:color="CCCCCC" w:sz="1"/>
-              <w:right w:val="single" w:color="CCCCCC" w:sz="1"/>
-            </w:tcBorders>
-            <w:tcMar>
-              <w:top w:type="dxa" w:w="60"/>
-              <w:left w:type="dxa" w:w="120"/>
-              <w:bottom w:type="dxa" w:w="60"/>
-              <w:right w:type="dxa" w:w="120"/>
-            </w:tcMar>
-          </w:tcPr>
-          <w:p>
-            <w:r>
-              <w:rPr>
-                <w:b w:val="false"/>
-                <w:bCs w:val="false"/>
-              </w:rPr>
-              <w:t xml:space="preserve">Logo, identidade visual, setup das ferramentas, revisão das seções 1–4.</w:t>
+            <w:tcW w:type="dxa" w:w="2340"/>
+            <w:tcBorders>
+              <w:top w:val="single" w:color="CCCCCC" w:sz="1"/>
+              <w:left w:val="single" w:color="CCCCCC" w:sz="1"/>
+              <w:bottom w:val="single" w:color="CCCCCC" w:sz="1"/>
+              <w:right w:val="single" w:color="CCCCCC" w:sz="1"/>
+            </w:tcBorders>
+            <w:tcMar>
+              <w:top w:type="dxa" w:w="60"/>
+              <w:left w:type="dxa" w:w="120"/>
+              <w:bottom w:type="dxa" w:w="60"/>
+              <w:right w:type="dxa" w:w="120"/>
+            </w:tcMar>
+          </w:tcPr>
+          <w:p>
+            <w:r>
+              <w:rPr>
+                <w:b w:val="false"/>
+                <w:bCs w:val="false"/>
+              </w:rPr>
+              <w:t xml:space="preserve">Semana 1 (16–22/06)</w:t>
+            </w:r>
+          </w:p>
+        </w:tc>
+        <w:tc>
+          <w:tcPr>
+            <w:tcW w:type="dxa" w:w="2340"/>
+            <w:tcBorders>
+              <w:top w:val="single" w:color="CCCCCC" w:sz="1"/>
+              <w:left w:val="single" w:color="CCCCCC" w:sz="1"/>
+              <w:bottom w:val="single" w:color="CCCCCC" w:sz="1"/>
+              <w:right w:val="single" w:color="CCCCCC" w:sz="1"/>
+            </w:tcBorders>
+            <w:tcMar>
+              <w:top w:type="dxa" w:w="60"/>
+              <w:left w:type="dxa" w:w="120"/>
+              <w:bottom w:type="dxa" w:w="60"/>
+              <w:right w:type="dxa" w:w="120"/>
+            </w:tcMar>
+          </w:tcPr>
+          <w:p>
+            <w:r>
+              <w:rPr>
+                <w:b w:val="false"/>
+                <w:bCs w:val="false"/>
+              </w:rPr>
+              <w:t xml:space="preserve">Sprint 0 (Prep I)</w:t>
+            </w:r>
+          </w:p>
+        </w:tc>
+        <w:tc>
+          <w:tcPr>
+            <w:tcW w:type="dxa" w:w="2340"/>
+            <w:tcBorders>
+              <w:top w:val="single" w:color="CCCCCC" w:sz="1"/>
+              <w:left w:val="single" w:color="CCCCCC" w:sz="1"/>
+              <w:bottom w:val="single" w:color="CCCCCC" w:sz="1"/>
+              <w:right w:val="single" w:color="CCCCCC" w:sz="1"/>
+            </w:tcBorders>
+            <w:tcMar>
+              <w:top w:type="dxa" w:w="60"/>
+              <w:left w:type="dxa" w:w="120"/>
+              <w:bottom w:type="dxa" w:w="60"/>
+              <w:right w:type="dxa" w:w="120"/>
+            </w:tcMar>
+          </w:tcPr>
+          <w:p>
+            <w:r>
+              <w:rPr>
+                <w:b w:val="false"/>
+                <w:bCs w:val="false"/>
+              </w:rPr>
+              <w:t xml:space="preserve">Fundação, Identidade e Setup</w:t>
+            </w:r>
+          </w:p>
+        </w:tc>
+        <w:tc>
+          <w:tcPr>
+            <w:tcW w:type="dxa" w:w="2340"/>
+            <w:tcBorders>
+              <w:top w:val="single" w:color="CCCCCC" w:sz="1"/>
+              <w:left w:val="single" w:color="CCCCCC" w:sz="1"/>
+              <w:bottom w:val="single" w:color="CCCCCC" w:sz="1"/>
+              <w:right w:val="single" w:color="CCCCCC" w:sz="1"/>
+            </w:tcBorders>
+            <w:tcMar>
+              <w:top w:type="dxa" w:w="60"/>
+              <w:left w:type="dxa" w:w="120"/>
+              <w:bottom w:type="dxa" w:w="60"/>
+              <w:right w:type="dxa" w:w="120"/>
+            </w:tcMar>
+          </w:tcPr>
+          <w:p>
+            <w:r>
+              <w:rPr>
+                <w:b w:val="false"/>
+                <w:bCs w:val="false"/>
+              </w:rPr>
+              <w:t xml:space="preserve">Logo oficial (Conceito B), design tokens (`tokens.css`), setup das ferramentas e repositório GitHub, e revisão estrutural das seções 1 a 4.</w:t>
             </w:r>
           </w:p>
         </w:tc>
@@ -5772,79 +7801,105 @@
       <w:tr>
         <w:tc>
           <w:tcPr>
-            <w:tcW w:type="dxa" w:w="3120"/>
-            <w:tcBorders>
-              <w:top w:val="single" w:color="CCCCCC" w:sz="1"/>
-              <w:left w:val="single" w:color="CCCCCC" w:sz="1"/>
-              <w:bottom w:val="single" w:color="CCCCCC" w:sz="1"/>
-              <w:right w:val="single" w:color="CCCCCC" w:sz="1"/>
-            </w:tcBorders>
-            <w:tcMar>
-              <w:top w:type="dxa" w:w="60"/>
-              <w:left w:type="dxa" w:w="120"/>
-              <w:bottom w:type="dxa" w:w="60"/>
-              <w:right w:type="dxa" w:w="120"/>
-            </w:tcMar>
-          </w:tcPr>
-          <w:p>
-            <w:r>
-              <w:rPr>
-                <w:b w:val="false"/>
-                <w:bCs w:val="false"/>
-              </w:rPr>
-              <w:t xml:space="preserve">2 (23–29/06)</w:t>
-            </w:r>
-          </w:p>
-        </w:tc>
-        <w:tc>
-          <w:tcPr>
-            <w:tcW w:type="dxa" w:w="3120"/>
-            <w:tcBorders>
-              <w:top w:val="single" w:color="CCCCCC" w:sz="1"/>
-              <w:left w:val="single" w:color="CCCCCC" w:sz="1"/>
-              <w:bottom w:val="single" w:color="CCCCCC" w:sz="1"/>
-              <w:right w:val="single" w:color="CCCCCC" w:sz="1"/>
-            </w:tcBorders>
-            <w:tcMar>
-              <w:top w:type="dxa" w:w="60"/>
-              <w:left w:type="dxa" w:w="120"/>
-              <w:bottom w:type="dxa" w:w="60"/>
-              <w:right w:type="dxa" w:w="120"/>
-            </w:tcMar>
-          </w:tcPr>
-          <w:p>
-            <w:r>
-              <w:rPr>
-                <w:b w:val="false"/>
-                <w:bCs w:val="false"/>
-              </w:rPr>
-              <w:t xml:space="preserve">Mercado, estrutura e portfólio</w:t>
-            </w:r>
-          </w:p>
-        </w:tc>
-        <w:tc>
-          <w:tcPr>
-            <w:tcW w:type="dxa" w:w="3120"/>
-            <w:tcBorders>
-              <w:top w:val="single" w:color="CCCCCC" w:sz="1"/>
-              <w:left w:val="single" w:color="CCCCCC" w:sz="1"/>
-              <w:bottom w:val="single" w:color="CCCCCC" w:sz="1"/>
-              <w:right w:val="single" w:color="CCCCCC" w:sz="1"/>
-            </w:tcBorders>
-            <w:tcMar>
-              <w:top w:type="dxa" w:w="60"/>
-              <w:left w:type="dxa" w:w="120"/>
-              <w:bottom w:type="dxa" w:w="60"/>
-              <w:right w:type="dxa" w:w="120"/>
-            </w:tcMar>
-          </w:tcPr>
-          <w:p>
-            <w:r>
-              <w:rPr>
-                <w:b w:val="false"/>
-                <w:bCs w:val="false"/>
-              </w:rPr>
-              <w:t xml:space="preserve">Organograma, 5 produtos definidos, seções 5–8.</w:t>
+            <w:tcW w:type="dxa" w:w="2340"/>
+            <w:tcBorders>
+              <w:top w:val="single" w:color="CCCCCC" w:sz="1"/>
+              <w:left w:val="single" w:color="CCCCCC" w:sz="1"/>
+              <w:bottom w:val="single" w:color="CCCCCC" w:sz="1"/>
+              <w:right w:val="single" w:color="CCCCCC" w:sz="1"/>
+            </w:tcBorders>
+            <w:tcMar>
+              <w:top w:type="dxa" w:w="60"/>
+              <w:left w:type="dxa" w:w="120"/>
+              <w:bottom w:type="dxa" w:w="60"/>
+              <w:right w:type="dxa" w:w="120"/>
+            </w:tcMar>
+          </w:tcPr>
+          <w:p>
+            <w:r>
+              <w:rPr>
+                <w:b w:val="false"/>
+                <w:bCs w:val="false"/>
+              </w:rPr>
+              <w:t xml:space="preserve">Semana 2 (23–29/06)</w:t>
+            </w:r>
+          </w:p>
+        </w:tc>
+        <w:tc>
+          <w:tcPr>
+            <w:tcW w:type="dxa" w:w="2340"/>
+            <w:tcBorders>
+              <w:top w:val="single" w:color="CCCCCC" w:sz="1"/>
+              <w:left w:val="single" w:color="CCCCCC" w:sz="1"/>
+              <w:bottom w:val="single" w:color="CCCCCC" w:sz="1"/>
+              <w:right w:val="single" w:color="CCCCCC" w:sz="1"/>
+            </w:tcBorders>
+            <w:tcMar>
+              <w:top w:type="dxa" w:w="60"/>
+              <w:left w:type="dxa" w:w="120"/>
+              <w:bottom w:type="dxa" w:w="60"/>
+              <w:right w:type="dxa" w:w="120"/>
+            </w:tcMar>
+          </w:tcPr>
+          <w:p>
+            <w:r>
+              <w:rPr>
+                <w:b w:val="false"/>
+                <w:bCs w:val="false"/>
+              </w:rPr>
+              <w:t xml:space="preserve">Sprint 0 (Prep II)</w:t>
+            </w:r>
+          </w:p>
+        </w:tc>
+        <w:tc>
+          <w:tcPr>
+            <w:tcW w:type="dxa" w:w="2340"/>
+            <w:tcBorders>
+              <w:top w:val="single" w:color="CCCCCC" w:sz="1"/>
+              <w:left w:val="single" w:color="CCCCCC" w:sz="1"/>
+              <w:bottom w:val="single" w:color="CCCCCC" w:sz="1"/>
+              <w:right w:val="single" w:color="CCCCCC" w:sz="1"/>
+            </w:tcBorders>
+            <w:tcMar>
+              <w:top w:type="dxa" w:w="60"/>
+              <w:left w:type="dxa" w:w="120"/>
+              <w:bottom w:type="dxa" w:w="60"/>
+              <w:right w:type="dxa" w:w="120"/>
+            </w:tcMar>
+          </w:tcPr>
+          <w:p>
+            <w:r>
+              <w:rPr>
+                <w:b w:val="false"/>
+                <w:bCs w:val="false"/>
+              </w:rPr>
+              <w:t xml:space="preserve">Mercado, Estrutura e Portfólio</w:t>
+            </w:r>
+          </w:p>
+        </w:tc>
+        <w:tc>
+          <w:tcPr>
+            <w:tcW w:type="dxa" w:w="2340"/>
+            <w:tcBorders>
+              <w:top w:val="single" w:color="CCCCCC" w:sz="1"/>
+              <w:left w:val="single" w:color="CCCCCC" w:sz="1"/>
+              <w:bottom w:val="single" w:color="CCCCCC" w:sz="1"/>
+              <w:right w:val="single" w:color="CCCCCC" w:sz="1"/>
+            </w:tcBorders>
+            <w:tcMar>
+              <w:top w:type="dxa" w:w="60"/>
+              <w:left w:type="dxa" w:w="120"/>
+              <w:bottom w:type="dxa" w:w="60"/>
+              <w:right w:type="dxa" w:w="120"/>
+            </w:tcMar>
+          </w:tcPr>
+          <w:p>
+            <w:r>
+              <w:rPr>
+                <w:b w:val="false"/>
+                <w:bCs w:val="false"/>
+              </w:rPr>
+              <w:t xml:space="preserve">Organograma oficial da dupla em Draw.io, definição do portfólio de 5 produtos (`EP-LINGO`, `EP-VOCAB`, `EP-EDU`, `EP-BABELUX`, `EP-INTEGRA`) e redação das seções 5 a 8.</w:t>
             </w:r>
           </w:p>
         </w:tc>
@@ -5852,79 +7907,105 @@
       <w:tr>
         <w:tc>
           <w:tcPr>
-            <w:tcW w:type="dxa" w:w="3120"/>
-            <w:tcBorders>
-              <w:top w:val="single" w:color="CCCCCC" w:sz="1"/>
-              <w:left w:val="single" w:color="CCCCCC" w:sz="1"/>
-              <w:bottom w:val="single" w:color="CCCCCC" w:sz="1"/>
-              <w:right w:val="single" w:color="CCCCCC" w:sz="1"/>
-            </w:tcBorders>
-            <w:tcMar>
-              <w:top w:type="dxa" w:w="60"/>
-              <w:left w:type="dxa" w:w="120"/>
-              <w:bottom w:type="dxa" w:w="60"/>
-              <w:right w:type="dxa" w:w="120"/>
-            </w:tcMar>
-          </w:tcPr>
-          <w:p>
-            <w:r>
-              <w:rPr>
-                <w:b w:val="false"/>
-                <w:bCs w:val="false"/>
-              </w:rPr>
-              <w:t xml:space="preserve">3 (30/06–06/07)</w:t>
-            </w:r>
-          </w:p>
-        </w:tc>
-        <w:tc>
-          <w:tcPr>
-            <w:tcW w:type="dxa" w:w="3120"/>
-            <w:tcBorders>
-              <w:top w:val="single" w:color="CCCCCC" w:sz="1"/>
-              <w:left w:val="single" w:color="CCCCCC" w:sz="1"/>
-              <w:bottom w:val="single" w:color="CCCCCC" w:sz="1"/>
-              <w:right w:val="single" w:color="CCCCCC" w:sz="1"/>
-            </w:tcBorders>
-            <w:tcMar>
-              <w:top w:type="dxa" w:w="60"/>
-              <w:left w:type="dxa" w:w="120"/>
-              <w:bottom w:type="dxa" w:w="60"/>
-              <w:right w:type="dxa" w:w="120"/>
-            </w:tcMar>
-          </w:tcPr>
-          <w:p>
-            <w:r>
-              <w:rPr>
-                <w:b w:val="false"/>
-                <w:bCs w:val="false"/>
-              </w:rPr>
-              <w:t xml:space="preserve">Planos e esqueleto do site</w:t>
-            </w:r>
-          </w:p>
-        </w:tc>
-        <w:tc>
-          <w:tcPr>
-            <w:tcW w:type="dxa" w:w="3120"/>
-            <w:tcBorders>
-              <w:top w:val="single" w:color="CCCCCC" w:sz="1"/>
-              <w:left w:val="single" w:color="CCCCCC" w:sz="1"/>
-              <w:bottom w:val="single" w:color="CCCCCC" w:sz="1"/>
-              <w:right w:val="single" w:color="CCCCCC" w:sz="1"/>
-            </w:tcBorders>
-            <w:tcMar>
-              <w:top w:type="dxa" w:w="60"/>
-              <w:left w:type="dxa" w:w="120"/>
-              <w:bottom w:type="dxa" w:w="60"/>
-              <w:right w:type="dxa" w:w="120"/>
-            </w:tcMar>
-          </w:tcPr>
-          <w:p>
-            <w:r>
-              <w:rPr>
-                <w:b w:val="false"/>
-                <w:bCs w:val="false"/>
-              </w:rPr>
-              <w:t xml:space="preserve">Fluxograma (Bizagi), seções 9–16, estrutura do site no ar.</w:t>
+            <w:tcW w:type="dxa" w:w="2340"/>
+            <w:tcBorders>
+              <w:top w:val="single" w:color="CCCCCC" w:sz="1"/>
+              <w:left w:val="single" w:color="CCCCCC" w:sz="1"/>
+              <w:bottom w:val="single" w:color="CCCCCC" w:sz="1"/>
+              <w:right w:val="single" w:color="CCCCCC" w:sz="1"/>
+            </w:tcBorders>
+            <w:tcMar>
+              <w:top w:type="dxa" w:w="60"/>
+              <w:left w:type="dxa" w:w="120"/>
+              <w:bottom w:type="dxa" w:w="60"/>
+              <w:right w:type="dxa" w:w="120"/>
+            </w:tcMar>
+          </w:tcPr>
+          <w:p>
+            <w:r>
+              <w:rPr>
+                <w:b w:val="false"/>
+                <w:bCs w:val="false"/>
+              </w:rPr>
+              <w:t xml:space="preserve">Semana 3 (30/06–06/07)</w:t>
+            </w:r>
+          </w:p>
+        </w:tc>
+        <w:tc>
+          <w:tcPr>
+            <w:tcW w:type="dxa" w:w="2340"/>
+            <w:tcBorders>
+              <w:top w:val="single" w:color="CCCCCC" w:sz="1"/>
+              <w:left w:val="single" w:color="CCCCCC" w:sz="1"/>
+              <w:bottom w:val="single" w:color="CCCCCC" w:sz="1"/>
+              <w:right w:val="single" w:color="CCCCCC" w:sz="1"/>
+            </w:tcBorders>
+            <w:tcMar>
+              <w:top w:type="dxa" w:w="60"/>
+              <w:left w:type="dxa" w:w="120"/>
+              <w:bottom w:type="dxa" w:w="60"/>
+              <w:right w:type="dxa" w:w="120"/>
+            </w:tcMar>
+          </w:tcPr>
+          <w:p>
+            <w:r>
+              <w:rPr>
+                <w:b w:val="false"/>
+                <w:bCs w:val="false"/>
+              </w:rPr>
+              <w:t xml:space="preserve">Sprint 1 (Execução)</w:t>
+            </w:r>
+          </w:p>
+        </w:tc>
+        <w:tc>
+          <w:tcPr>
+            <w:tcW w:type="dxa" w:w="2340"/>
+            <w:tcBorders>
+              <w:top w:val="single" w:color="CCCCCC" w:sz="1"/>
+              <w:left w:val="single" w:color="CCCCCC" w:sz="1"/>
+              <w:bottom w:val="single" w:color="CCCCCC" w:sz="1"/>
+              <w:right w:val="single" w:color="CCCCCC" w:sz="1"/>
+            </w:tcBorders>
+            <w:tcMar>
+              <w:top w:type="dxa" w:w="60"/>
+              <w:left w:type="dxa" w:w="120"/>
+              <w:bottom w:type="dxa" w:w="60"/>
+              <w:right w:type="dxa" w:w="120"/>
+            </w:tcMar>
+          </w:tcPr>
+          <w:p>
+            <w:r>
+              <w:rPr>
+                <w:b w:val="false"/>
+                <w:bCs w:val="false"/>
+              </w:rPr>
+              <w:t xml:space="preserve">Planos, Modelagem e Site Base (`EP-DOCS`, `EP-PLAT`)</w:t>
+            </w:r>
+          </w:p>
+        </w:tc>
+        <w:tc>
+          <w:tcPr>
+            <w:tcW w:type="dxa" w:w="2340"/>
+            <w:tcBorders>
+              <w:top w:val="single" w:color="CCCCCC" w:sz="1"/>
+              <w:left w:val="single" w:color="CCCCCC" w:sz="1"/>
+              <w:bottom w:val="single" w:color="CCCCCC" w:sz="1"/>
+              <w:right w:val="single" w:color="CCCCCC" w:sz="1"/>
+            </w:tcBorders>
+            <w:tcMar>
+              <w:top w:type="dxa" w:w="60"/>
+              <w:left w:type="dxa" w:w="120"/>
+              <w:bottom w:type="dxa" w:w="60"/>
+              <w:right w:type="dxa" w:w="120"/>
+            </w:tcMar>
+          </w:tcPr>
+          <w:p>
+            <w:r>
+              <w:rPr>
+                <w:b w:val="false"/>
+                <w:bCs w:val="false"/>
+              </w:rPr>
+              <w:t xml:space="preserve">ERD PostgreSQL referencial (`erd_babelstack.svg`, item `S1-1`), fluxograma de atendimento (`fluxograma_atendimento.svg`, `S1-2`), organograma (`S1-3`), publicação do esqueleto do site no ar (`S1-4`) e revisão das seções 9 a 16 (`S1-5`).</w:t>
             </w:r>
           </w:p>
         </w:tc>
@@ -5932,79 +8013,105 @@
       <w:tr>
         <w:tc>
           <w:tcPr>
-            <w:tcW w:type="dxa" w:w="3120"/>
-            <w:tcBorders>
-              <w:top w:val="single" w:color="CCCCCC" w:sz="1"/>
-              <w:left w:val="single" w:color="CCCCCC" w:sz="1"/>
-              <w:bottom w:val="single" w:color="CCCCCC" w:sz="1"/>
-              <w:right w:val="single" w:color="CCCCCC" w:sz="1"/>
-            </w:tcBorders>
-            <w:tcMar>
-              <w:top w:type="dxa" w:w="60"/>
-              <w:left w:type="dxa" w:w="120"/>
-              <w:bottom w:type="dxa" w:w="60"/>
-              <w:right w:type="dxa" w:w="120"/>
-            </w:tcMar>
-          </w:tcPr>
-          <w:p>
-            <w:r>
-              <w:rPr>
-                <w:b w:val="false"/>
-                <w:bCs w:val="false"/>
-              </w:rPr>
-              <w:t xml:space="preserve">4 (07–13/07)</w:t>
-            </w:r>
-          </w:p>
-        </w:tc>
-        <w:tc>
-          <w:tcPr>
-            <w:tcW w:type="dxa" w:w="3120"/>
-            <w:tcBorders>
-              <w:top w:val="single" w:color="CCCCCC" w:sz="1"/>
-              <w:left w:val="single" w:color="CCCCCC" w:sz="1"/>
-              <w:bottom w:val="single" w:color="CCCCCC" w:sz="1"/>
-              <w:right w:val="single" w:color="CCCCCC" w:sz="1"/>
-            </w:tcBorders>
-            <w:tcMar>
-              <w:top w:type="dxa" w:w="60"/>
-              <w:left w:type="dxa" w:w="120"/>
-              <w:bottom w:type="dxa" w:w="60"/>
-              <w:right w:type="dxa" w:w="120"/>
-            </w:tcMar>
-          </w:tcPr>
-          <w:p>
-            <w:r>
-              <w:rPr>
-                <w:b w:val="false"/>
-                <w:bCs w:val="false"/>
-              </w:rPr>
-              <w:t xml:space="preserve">Build técnico I</w:t>
-            </w:r>
-          </w:p>
-        </w:tc>
-        <w:tc>
-          <w:tcPr>
-            <w:tcW w:type="dxa" w:w="3120"/>
-            <w:tcBorders>
-              <w:top w:val="single" w:color="CCCCCC" w:sz="1"/>
-              <w:left w:val="single" w:color="CCCCCC" w:sz="1"/>
-              <w:bottom w:val="single" w:color="CCCCCC" w:sz="1"/>
-              <w:right w:val="single" w:color="CCCCCC" w:sz="1"/>
-            </w:tcBorders>
-            <w:tcMar>
-              <w:top w:type="dxa" w:w="60"/>
-              <w:left w:type="dxa" w:w="120"/>
-              <w:bottom w:type="dxa" w:w="60"/>
-              <w:right w:type="dxa" w:w="120"/>
-            </w:tcMar>
-          </w:tcPr>
-          <w:p>
-            <w:r>
-              <w:rPr>
-                <w:b w:val="false"/>
-                <w:bCs w:val="false"/>
-              </w:rPr>
-              <w:t xml:space="preserve">Site publicado, VocabDeck e LingoBoard funcionais.</w:t>
+            <w:tcW w:type="dxa" w:w="2340"/>
+            <w:tcBorders>
+              <w:top w:val="single" w:color="CCCCCC" w:sz="1"/>
+              <w:left w:val="single" w:color="CCCCCC" w:sz="1"/>
+              <w:bottom w:val="single" w:color="CCCCCC" w:sz="1"/>
+              <w:right w:val="single" w:color="CCCCCC" w:sz="1"/>
+            </w:tcBorders>
+            <w:tcMar>
+              <w:top w:type="dxa" w:w="60"/>
+              <w:left w:type="dxa" w:w="120"/>
+              <w:bottom w:type="dxa" w:w="60"/>
+              <w:right w:type="dxa" w:w="120"/>
+            </w:tcMar>
+          </w:tcPr>
+          <w:p>
+            <w:r>
+              <w:rPr>
+                <w:b w:val="false"/>
+                <w:bCs w:val="false"/>
+              </w:rPr>
+              <w:t xml:space="preserve">Semana 4 (07–13/07)</w:t>
+            </w:r>
+          </w:p>
+        </w:tc>
+        <w:tc>
+          <w:tcPr>
+            <w:tcW w:type="dxa" w:w="2340"/>
+            <w:tcBorders>
+              <w:top w:val="single" w:color="CCCCCC" w:sz="1"/>
+              <w:left w:val="single" w:color="CCCCCC" w:sz="1"/>
+              <w:bottom w:val="single" w:color="CCCCCC" w:sz="1"/>
+              <w:right w:val="single" w:color="CCCCCC" w:sz="1"/>
+            </w:tcBorders>
+            <w:tcMar>
+              <w:top w:type="dxa" w:w="60"/>
+              <w:left w:type="dxa" w:w="120"/>
+              <w:bottom w:type="dxa" w:w="60"/>
+              <w:right w:type="dxa" w:w="120"/>
+            </w:tcMar>
+          </w:tcPr>
+          <w:p>
+            <w:r>
+              <w:rPr>
+                <w:b w:val="false"/>
+                <w:bCs w:val="false"/>
+              </w:rPr>
+              <w:t xml:space="preserve">Sprint 2 (Execução)</w:t>
+            </w:r>
+          </w:p>
+        </w:tc>
+        <w:tc>
+          <w:tcPr>
+            <w:tcW w:type="dxa" w:w="2340"/>
+            <w:tcBorders>
+              <w:top w:val="single" w:color="CCCCCC" w:sz="1"/>
+              <w:left w:val="single" w:color="CCCCCC" w:sz="1"/>
+              <w:bottom w:val="single" w:color="CCCCCC" w:sz="1"/>
+              <w:right w:val="single" w:color="CCCCCC" w:sz="1"/>
+            </w:tcBorders>
+            <w:tcMar>
+              <w:top w:type="dxa" w:w="60"/>
+              <w:left w:type="dxa" w:w="120"/>
+              <w:bottom w:type="dxa" w:w="60"/>
+              <w:right w:type="dxa" w:w="120"/>
+            </w:tcMar>
+          </w:tcPr>
+          <w:p>
+            <w:r>
+              <w:rPr>
+                <w:b w:val="false"/>
+                <w:bCs w:val="false"/>
+              </w:rPr>
+              <w:t xml:space="preserve">Build Técnico I: BI e Flashcards (`EP-LINGO`, `EP-VOCAB`, `EP-PLAT`)</w:t>
+            </w:r>
+          </w:p>
+        </w:tc>
+        <w:tc>
+          <w:tcPr>
+            <w:tcW w:type="dxa" w:w="2340"/>
+            <w:tcBorders>
+              <w:top w:val="single" w:color="CCCCCC" w:sz="1"/>
+              <w:left w:val="single" w:color="CCCCCC" w:sz="1"/>
+              <w:bottom w:val="single" w:color="CCCCCC" w:sz="1"/>
+              <w:right w:val="single" w:color="CCCCCC" w:sz="1"/>
+            </w:tcBorders>
+            <w:tcMar>
+              <w:top w:type="dxa" w:w="60"/>
+              <w:left w:type="dxa" w:w="120"/>
+              <w:bottom w:type="dxa" w:w="60"/>
+              <w:right w:type="dxa" w:w="120"/>
+            </w:tcMar>
+          </w:tcPr>
+          <w:p>
+            <w:r>
+              <w:rPr>
+                <w:b w:val="false"/>
+                <w:bCs w:val="false"/>
+              </w:rPr>
+              <w:t xml:space="preserve">Publicação do site no GitHub Pages (`S2-5`), **VocabDeck MVP** funcional (`index.html`/`app.js` com motor Leitner em `localStorage`, `S2-3`, `S2-4`) e **LingoBoard MVP** funcional (`app.py` em Streamlit com 4 gráficos via Pandas, `S2-2`), lendo CSV derivado do ERD (`S2-1`) e limiares interativos na sidebar (`S2-6`).</w:t>
             </w:r>
           </w:p>
         </w:tc>
@@ -6012,79 +8119,105 @@
       <w:tr>
         <w:tc>
           <w:tcPr>
-            <w:tcW w:type="dxa" w:w="3120"/>
-            <w:tcBorders>
-              <w:top w:val="single" w:color="CCCCCC" w:sz="1"/>
-              <w:left w:val="single" w:color="CCCCCC" w:sz="1"/>
-              <w:bottom w:val="single" w:color="CCCCCC" w:sz="1"/>
-              <w:right w:val="single" w:color="CCCCCC" w:sz="1"/>
-            </w:tcBorders>
-            <w:tcMar>
-              <w:top w:type="dxa" w:w="60"/>
-              <w:left w:type="dxa" w:w="120"/>
-              <w:bottom w:type="dxa" w:w="60"/>
-              <w:right w:type="dxa" w:w="120"/>
-            </w:tcMar>
-          </w:tcPr>
-          <w:p>
-            <w:r>
-              <w:rPr>
-                <w:b w:val="false"/>
-                <w:bCs w:val="false"/>
-              </w:rPr>
-              <w:t xml:space="preserve">5 (14–20/07)</w:t>
-            </w:r>
-          </w:p>
-        </w:tc>
-        <w:tc>
-          <w:tcPr>
-            <w:tcW w:type="dxa" w:w="3120"/>
-            <w:tcBorders>
-              <w:top w:val="single" w:color="CCCCCC" w:sz="1"/>
-              <w:left w:val="single" w:color="CCCCCC" w:sz="1"/>
-              <w:bottom w:val="single" w:color="CCCCCC" w:sz="1"/>
-              <w:right w:val="single" w:color="CCCCCC" w:sz="1"/>
-            </w:tcBorders>
-            <w:tcMar>
-              <w:top w:type="dxa" w:w="60"/>
-              <w:left w:type="dxa" w:w="120"/>
-              <w:bottom w:type="dxa" w:w="60"/>
-              <w:right w:type="dxa" w:w="120"/>
-            </w:tcMar>
-          </w:tcPr>
-          <w:p>
-            <w:r>
-              <w:rPr>
-                <w:b w:val="false"/>
-                <w:bCs w:val="false"/>
-              </w:rPr>
-              <w:t xml:space="preserve">Build técnico II e marketing</w:t>
-            </w:r>
-          </w:p>
-        </w:tc>
-        <w:tc>
-          <w:tcPr>
-            <w:tcW w:type="dxa" w:w="3120"/>
-            <w:tcBorders>
-              <w:top w:val="single" w:color="CCCCCC" w:sz="1"/>
-              <w:left w:val="single" w:color="CCCCCC" w:sz="1"/>
-              <w:bottom w:val="single" w:color="CCCCCC" w:sz="1"/>
-              <w:right w:val="single" w:color="CCCCCC" w:sz="1"/>
-            </w:tcBorders>
-            <w:tcMar>
-              <w:top w:type="dxa" w:w="60"/>
-              <w:left w:type="dxa" w:w="120"/>
-              <w:bottom w:type="dxa" w:w="60"/>
-              <w:right w:type="dxa" w:w="120"/>
-            </w:tcMar>
-          </w:tcPr>
-          <w:p>
-            <w:r>
-              <w:rPr>
-                <w:b w:val="false"/>
-                <w:bCs w:val="false"/>
-              </w:rPr>
-              <w:t xml:space="preserve">EduLanding, IntegraSchool, BabelUX, redes sociais, Gantt.</w:t>
+            <w:tcW w:type="dxa" w:w="2340"/>
+            <w:tcBorders>
+              <w:top w:val="single" w:color="CCCCCC" w:sz="1"/>
+              <w:left w:val="single" w:color="CCCCCC" w:sz="1"/>
+              <w:bottom w:val="single" w:color="CCCCCC" w:sz="1"/>
+              <w:right w:val="single" w:color="CCCCCC" w:sz="1"/>
+            </w:tcBorders>
+            <w:tcMar>
+              <w:top w:type="dxa" w:w="60"/>
+              <w:left w:type="dxa" w:w="120"/>
+              <w:bottom w:type="dxa" w:w="60"/>
+              <w:right w:type="dxa" w:w="120"/>
+            </w:tcMar>
+          </w:tcPr>
+          <w:p>
+            <w:r>
+              <w:rPr>
+                <w:b w:val="false"/>
+                <w:bCs w:val="false"/>
+              </w:rPr>
+              <w:t xml:space="preserve">Semana 5 (14–20/07)</w:t>
+            </w:r>
+          </w:p>
+        </w:tc>
+        <w:tc>
+          <w:tcPr>
+            <w:tcW w:type="dxa" w:w="2340"/>
+            <w:tcBorders>
+              <w:top w:val="single" w:color="CCCCCC" w:sz="1"/>
+              <w:left w:val="single" w:color="CCCCCC" w:sz="1"/>
+              <w:bottom w:val="single" w:color="CCCCCC" w:sz="1"/>
+              <w:right w:val="single" w:color="CCCCCC" w:sz="1"/>
+            </w:tcBorders>
+            <w:tcMar>
+              <w:top w:type="dxa" w:w="60"/>
+              <w:left w:type="dxa" w:w="120"/>
+              <w:bottom w:type="dxa" w:w="60"/>
+              <w:right w:type="dxa" w:w="120"/>
+            </w:tcMar>
+          </w:tcPr>
+          <w:p>
+            <w:r>
+              <w:rPr>
+                <w:b w:val="false"/>
+                <w:bCs w:val="false"/>
+              </w:rPr>
+              <w:t xml:space="preserve">Sprint 3 (Execução)</w:t>
+            </w:r>
+          </w:p>
+        </w:tc>
+        <w:tc>
+          <w:tcPr>
+            <w:tcW w:type="dxa" w:w="2340"/>
+            <w:tcBorders>
+              <w:top w:val="single" w:color="CCCCCC" w:sz="1"/>
+              <w:left w:val="single" w:color="CCCCCC" w:sz="1"/>
+              <w:bottom w:val="single" w:color="CCCCCC" w:sz="1"/>
+              <w:right w:val="single" w:color="CCCCCC" w:sz="1"/>
+            </w:tcBorders>
+            <w:tcMar>
+              <w:top w:type="dxa" w:w="60"/>
+              <w:left w:type="dxa" w:w="120"/>
+              <w:bottom w:type="dxa" w:w="60"/>
+              <w:right w:type="dxa" w:w="120"/>
+            </w:tcMar>
+          </w:tcPr>
+          <w:p>
+            <w:r>
+              <w:rPr>
+                <w:b w:val="false"/>
+                <w:bCs w:val="false"/>
+              </w:rPr>
+              <w:t xml:space="preserve">Build Técnico II: Landing, Automação, UX e Gantt (`EP-EDU`, `EP-INTEGRA`, `EP-BABELUX`)</w:t>
+            </w:r>
+          </w:p>
+        </w:tc>
+        <w:tc>
+          <w:tcPr>
+            <w:tcW w:type="dxa" w:w="2340"/>
+            <w:tcBorders>
+              <w:top w:val="single" w:color="CCCCCC" w:sz="1"/>
+              <w:left w:val="single" w:color="CCCCCC" w:sz="1"/>
+              <w:bottom w:val="single" w:color="CCCCCC" w:sz="1"/>
+              <w:right w:val="single" w:color="CCCCCC" w:sz="1"/>
+            </w:tcBorders>
+            <w:tcMar>
+              <w:top w:type="dxa" w:w="60"/>
+              <w:left w:type="dxa" w:w="120"/>
+              <w:bottom w:type="dxa" w:w="60"/>
+              <w:right w:type="dxa" w:w="120"/>
+            </w:tcMar>
+          </w:tcPr>
+          <w:p>
+            <w:r>
+              <w:rPr>
+                <w:b w:val="false"/>
+                <w:bCs w:val="false"/>
+              </w:rPr>
+              <w:t xml:space="preserve">**EduLanding** completo com exemplo "Feira Cultural" (`S3-1`), **IntegraSchool** em modo simulação Python para relatórios de aula (`S3-2`), **BabelUX** com diagnóstico heurístico e protótipo Antes/Depois (`S3-3`, `S3-4`), gráfico de Gantt SVG (`gantt_cronograma.svg`, `S3-5`) e setup de redes sociais (`S3-6`, [estimativa] opcional).</w:t>
             </w:r>
           </w:p>
         </w:tc>
@@ -6092,79 +8225,105 @@
       <w:tr>
         <w:tc>
           <w:tcPr>
-            <w:tcW w:type="dxa" w:w="3120"/>
-            <w:tcBorders>
-              <w:top w:val="single" w:color="CCCCCC" w:sz="1"/>
-              <w:left w:val="single" w:color="CCCCCC" w:sz="1"/>
-              <w:bottom w:val="single" w:color="CCCCCC" w:sz="1"/>
-              <w:right w:val="single" w:color="CCCCCC" w:sz="1"/>
-            </w:tcBorders>
-            <w:tcMar>
-              <w:top w:type="dxa" w:w="60"/>
-              <w:left w:type="dxa" w:w="120"/>
-              <w:bottom w:type="dxa" w:w="60"/>
-              <w:right w:type="dxa" w:w="120"/>
-            </w:tcMar>
-          </w:tcPr>
-          <w:p>
-            <w:r>
-              <w:rPr>
-                <w:b w:val="false"/>
-                <w:bCs w:val="false"/>
-              </w:rPr>
-              <w:t xml:space="preserve">6 (21–24/07)</w:t>
-            </w:r>
-          </w:p>
-        </w:tc>
-        <w:tc>
-          <w:tcPr>
-            <w:tcW w:type="dxa" w:w="3120"/>
-            <w:tcBorders>
-              <w:top w:val="single" w:color="CCCCCC" w:sz="1"/>
-              <w:left w:val="single" w:color="CCCCCC" w:sz="1"/>
-              <w:bottom w:val="single" w:color="CCCCCC" w:sz="1"/>
-              <w:right w:val="single" w:color="CCCCCC" w:sz="1"/>
-            </w:tcBorders>
-            <w:tcMar>
-              <w:top w:type="dxa" w:w="60"/>
-              <w:left w:type="dxa" w:w="120"/>
-              <w:bottom w:type="dxa" w:w="60"/>
-              <w:right w:type="dxa" w:w="120"/>
-            </w:tcMar>
-          </w:tcPr>
-          <w:p>
-            <w:r>
-              <w:rPr>
-                <w:b w:val="false"/>
-                <w:bCs w:val="false"/>
-              </w:rPr>
-              <w:t xml:space="preserve">Montagem e 1ª apresentação</w:t>
-            </w:r>
-          </w:p>
-        </w:tc>
-        <w:tc>
-          <w:tcPr>
-            <w:tcW w:type="dxa" w:w="3120"/>
-            <w:tcBorders>
-              <w:top w:val="single" w:color="CCCCCC" w:sz="1"/>
-              <w:left w:val="single" w:color="CCCCCC" w:sz="1"/>
-              <w:bottom w:val="single" w:color="CCCCCC" w:sz="1"/>
-              <w:right w:val="single" w:color="CCCCCC" w:sz="1"/>
-            </w:tcBorders>
-            <w:tcMar>
-              <w:top w:type="dxa" w:w="60"/>
-              <w:left w:type="dxa" w:w="120"/>
-              <w:bottom w:type="dxa" w:w="60"/>
-              <w:right w:type="dxa" w:w="120"/>
-            </w:tcMar>
-          </w:tcPr>
-          <w:p>
-            <w:r>
-              <w:rPr>
-                <w:b w:val="false"/>
-                <w:bCs w:val="false"/>
-              </w:rPr>
-              <w:t xml:space="preserve">Documento 20+ páginas, ensaio, apresentação 24/07.</w:t>
+            <w:tcW w:type="dxa" w:w="2340"/>
+            <w:tcBorders>
+              <w:top w:val="single" w:color="CCCCCC" w:sz="1"/>
+              <w:left w:val="single" w:color="CCCCCC" w:sz="1"/>
+              <w:bottom w:val="single" w:color="CCCCCC" w:sz="1"/>
+              <w:right w:val="single" w:color="CCCCCC" w:sz="1"/>
+            </w:tcBorders>
+            <w:tcMar>
+              <w:top w:type="dxa" w:w="60"/>
+              <w:left w:type="dxa" w:w="120"/>
+              <w:bottom w:type="dxa" w:w="60"/>
+              <w:right w:type="dxa" w:w="120"/>
+            </w:tcMar>
+          </w:tcPr>
+          <w:p>
+            <w:r>
+              <w:rPr>
+                <w:b w:val="false"/>
+                <w:bCs w:val="false"/>
+              </w:rPr>
+              <w:t xml:space="preserve">Semana 6 (21–24/07)</w:t>
+            </w:r>
+          </w:p>
+        </w:tc>
+        <w:tc>
+          <w:tcPr>
+            <w:tcW w:type="dxa" w:w="2340"/>
+            <w:tcBorders>
+              <w:top w:val="single" w:color="CCCCCC" w:sz="1"/>
+              <w:left w:val="single" w:color="CCCCCC" w:sz="1"/>
+              <w:bottom w:val="single" w:color="CCCCCC" w:sz="1"/>
+              <w:right w:val="single" w:color="CCCCCC" w:sz="1"/>
+            </w:tcBorders>
+            <w:tcMar>
+              <w:top w:type="dxa" w:w="60"/>
+              <w:left w:type="dxa" w:w="120"/>
+              <w:bottom w:type="dxa" w:w="60"/>
+              <w:right w:type="dxa" w:w="120"/>
+            </w:tcMar>
+          </w:tcPr>
+          <w:p>
+            <w:r>
+              <w:rPr>
+                <w:b w:val="false"/>
+                <w:bCs w:val="false"/>
+              </w:rPr>
+              <w:t xml:space="preserve">Sprint 4 (Execução)</w:t>
+            </w:r>
+          </w:p>
+        </w:tc>
+        <w:tc>
+          <w:tcPr>
+            <w:tcW w:type="dxa" w:w="2340"/>
+            <w:tcBorders>
+              <w:top w:val="single" w:color="CCCCCC" w:sz="1"/>
+              <w:left w:val="single" w:color="CCCCCC" w:sz="1"/>
+              <w:bottom w:val="single" w:color="CCCCCC" w:sz="1"/>
+              <w:right w:val="single" w:color="CCCCCC" w:sz="1"/>
+            </w:tcBorders>
+            <w:tcMar>
+              <w:top w:type="dxa" w:w="60"/>
+              <w:left w:type="dxa" w:w="120"/>
+              <w:bottom w:type="dxa" w:w="60"/>
+              <w:right w:type="dxa" w:w="120"/>
+            </w:tcMar>
+          </w:tcPr>
+          <w:p>
+            <w:r>
+              <w:rPr>
+                <w:b w:val="false"/>
+                <w:bCs w:val="false"/>
+              </w:rPr>
+              <w:t xml:space="preserve">Montagem Documental, Deck e 1ª Apresentação (`EP-DOCS`, `EP-ENTREGA`)</w:t>
+            </w:r>
+          </w:p>
+        </w:tc>
+        <w:tc>
+          <w:tcPr>
+            <w:tcW w:type="dxa" w:w="2340"/>
+            <w:tcBorders>
+              <w:top w:val="single" w:color="CCCCCC" w:sz="1"/>
+              <w:left w:val="single" w:color="CCCCCC" w:sz="1"/>
+              <w:bottom w:val="single" w:color="CCCCCC" w:sz="1"/>
+              <w:right w:val="single" w:color="CCCCCC" w:sz="1"/>
+            </w:tcBorders>
+            <w:tcMar>
+              <w:top w:type="dxa" w:w="60"/>
+              <w:left w:type="dxa" w:w="120"/>
+              <w:bottom w:type="dxa" w:w="60"/>
+              <w:right w:type="dxa" w:w="120"/>
+            </w:tcMar>
+          </w:tcPr>
+          <w:p>
+            <w:r>
+              <w:rPr>
+                <w:b w:val="false"/>
+                <w:bCs w:val="false"/>
+              </w:rPr>
+              <w:t xml:space="preserve">Captura de mockups para seções 8 e 9 (`S4-1`), montagem do documento final e regeneração do `.docx` com 18 seções + anexos (`S4-2`, `S4-3`), deck de apresentação (`S4-4`) e **1ª Apresentação na Banca (Marco em 24/07/2026, `S4-5`)**.</w:t>
             </w:r>
           </w:p>
         </w:tc>
@@ -6172,79 +8331,105 @@
       <w:tr>
         <w:tc>
           <w:tcPr>
-            <w:tcW w:type="dxa" w:w="3120"/>
-            <w:tcBorders>
-              <w:top w:val="single" w:color="CCCCCC" w:sz="1"/>
-              <w:left w:val="single" w:color="CCCCCC" w:sz="1"/>
-              <w:bottom w:val="single" w:color="CCCCCC" w:sz="1"/>
-              <w:right w:val="single" w:color="CCCCCC" w:sz="1"/>
-            </w:tcBorders>
-            <w:tcMar>
-              <w:top w:type="dxa" w:w="60"/>
-              <w:left w:type="dxa" w:w="120"/>
-              <w:bottom w:type="dxa" w:w="60"/>
-              <w:right w:type="dxa" w:w="120"/>
-            </w:tcMar>
-          </w:tcPr>
-          <w:p>
-            <w:r>
-              <w:rPr>
-                <w:b w:val="false"/>
-                <w:bCs w:val="false"/>
-              </w:rPr>
-              <w:t xml:space="preserve">7 (25–31/07)</w:t>
-            </w:r>
-          </w:p>
-        </w:tc>
-        <w:tc>
-          <w:tcPr>
-            <w:tcW w:type="dxa" w:w="3120"/>
-            <w:tcBorders>
-              <w:top w:val="single" w:color="CCCCCC" w:sz="1"/>
-              <w:left w:val="single" w:color="CCCCCC" w:sz="1"/>
-              <w:bottom w:val="single" w:color="CCCCCC" w:sz="1"/>
-              <w:right w:val="single" w:color="CCCCCC" w:sz="1"/>
-            </w:tcBorders>
-            <w:tcMar>
-              <w:top w:type="dxa" w:w="60"/>
-              <w:left w:type="dxa" w:w="120"/>
-              <w:bottom w:type="dxa" w:w="60"/>
-              <w:right w:type="dxa" w:w="120"/>
-            </w:tcMar>
-          </w:tcPr>
-          <w:p>
-            <w:r>
-              <w:rPr>
-                <w:b w:val="false"/>
-                <w:bCs w:val="false"/>
-              </w:rPr>
-              <w:t xml:space="preserve">Ajustes e entrega final</w:t>
-            </w:r>
-          </w:p>
-        </w:tc>
-        <w:tc>
-          <w:tcPr>
-            <w:tcW w:type="dxa" w:w="3120"/>
-            <w:tcBorders>
-              <w:top w:val="single" w:color="CCCCCC" w:sz="1"/>
-              <w:left w:val="single" w:color="CCCCCC" w:sz="1"/>
-              <w:bottom w:val="single" w:color="CCCCCC" w:sz="1"/>
-              <w:right w:val="single" w:color="CCCCCC" w:sz="1"/>
-            </w:tcBorders>
-            <w:tcMar>
-              <w:top w:type="dxa" w:w="60"/>
-              <w:left w:type="dxa" w:w="120"/>
-              <w:bottom w:type="dxa" w:w="60"/>
-              <w:right w:type="dxa" w:w="120"/>
-            </w:tcMar>
-          </w:tcPr>
-          <w:p>
-            <w:r>
-              <w:rPr>
-                <w:b w:val="false"/>
-                <w:bCs w:val="false"/>
-              </w:rPr>
-              <w:t xml:space="preserve">Correções pós-feedback, apresentação final 31/07.</w:t>
+            <w:tcW w:type="dxa" w:w="2340"/>
+            <w:tcBorders>
+              <w:top w:val="single" w:color="CCCCCC" w:sz="1"/>
+              <w:left w:val="single" w:color="CCCCCC" w:sz="1"/>
+              <w:bottom w:val="single" w:color="CCCCCC" w:sz="1"/>
+              <w:right w:val="single" w:color="CCCCCC" w:sz="1"/>
+            </w:tcBorders>
+            <w:tcMar>
+              <w:top w:type="dxa" w:w="60"/>
+              <w:left w:type="dxa" w:w="120"/>
+              <w:bottom w:type="dxa" w:w="60"/>
+              <w:right w:type="dxa" w:w="120"/>
+            </w:tcMar>
+          </w:tcPr>
+          <w:p>
+            <w:r>
+              <w:rPr>
+                <w:b w:val="false"/>
+                <w:bCs w:val="false"/>
+              </w:rPr>
+              <w:t xml:space="preserve">Semana 7 (25–31/07)</w:t>
+            </w:r>
+          </w:p>
+        </w:tc>
+        <w:tc>
+          <w:tcPr>
+            <w:tcW w:type="dxa" w:w="2340"/>
+            <w:tcBorders>
+              <w:top w:val="single" w:color="CCCCCC" w:sz="1"/>
+              <w:left w:val="single" w:color="CCCCCC" w:sz="1"/>
+              <w:bottom w:val="single" w:color="CCCCCC" w:sz="1"/>
+              <w:right w:val="single" w:color="CCCCCC" w:sz="1"/>
+            </w:tcBorders>
+            <w:tcMar>
+              <w:top w:type="dxa" w:w="60"/>
+              <w:left w:type="dxa" w:w="120"/>
+              <w:bottom w:type="dxa" w:w="60"/>
+              <w:right w:type="dxa" w:w="120"/>
+            </w:tcMar>
+          </w:tcPr>
+          <w:p>
+            <w:r>
+              <w:rPr>
+                <w:b w:val="false"/>
+                <w:bCs w:val="false"/>
+              </w:rPr>
+              <w:t xml:space="preserve">Sprint 5 (Fechamento)</w:t>
+            </w:r>
+          </w:p>
+        </w:tc>
+        <w:tc>
+          <w:tcPr>
+            <w:tcW w:type="dxa" w:w="2340"/>
+            <w:tcBorders>
+              <w:top w:val="single" w:color="CCCCCC" w:sz="1"/>
+              <w:left w:val="single" w:color="CCCCCC" w:sz="1"/>
+              <w:bottom w:val="single" w:color="CCCCCC" w:sz="1"/>
+              <w:right w:val="single" w:color="CCCCCC" w:sz="1"/>
+            </w:tcBorders>
+            <w:tcMar>
+              <w:top w:type="dxa" w:w="60"/>
+              <w:left w:type="dxa" w:w="120"/>
+              <w:bottom w:type="dxa" w:w="60"/>
+              <w:right w:type="dxa" w:w="120"/>
+            </w:tcMar>
+          </w:tcPr>
+          <w:p>
+            <w:r>
+              <w:rPr>
+                <w:b w:val="false"/>
+                <w:bCs w:val="false"/>
+              </w:rPr>
+              <w:t xml:space="preserve">Ajustes Pós-Feedback e Entrega Final (`EP-ENTREGA`)</w:t>
+            </w:r>
+          </w:p>
+        </w:tc>
+        <w:tc>
+          <w:tcPr>
+            <w:tcW w:type="dxa" w:w="2340"/>
+            <w:tcBorders>
+              <w:top w:val="single" w:color="CCCCCC" w:sz="1"/>
+              <w:left w:val="single" w:color="CCCCCC" w:sz="1"/>
+              <w:bottom w:val="single" w:color="CCCCCC" w:sz="1"/>
+              <w:right w:val="single" w:color="CCCCCC" w:sz="1"/>
+            </w:tcBorders>
+            <w:tcMar>
+              <w:top w:type="dxa" w:w="60"/>
+              <w:left w:type="dxa" w:w="120"/>
+              <w:bottom w:type="dxa" w:w="60"/>
+              <w:right w:type="dxa" w:w="120"/>
+            </w:tcMar>
+          </w:tcPr>
+          <w:p>
+            <w:r>
+              <w:rPr>
+                <w:b w:val="false"/>
+                <w:bCs w:val="false"/>
+              </w:rPr>
+              <w:t xml:space="preserve">Ajustes finos no relatório técnico e nos códigos do portfólio com base nas considerações da banca avaliadora, ensaio final e **2ª Apresentação e Entrega Definitiva do Projeto (Marco em 31/07/2026)**.</w:t>
             </w:r>
           </w:p>
         </w:tc>
@@ -6257,14 +8442,58 @@
     </w:p>
     <w:p>
       <w:pPr>
-        <w:spacing w:after="120"/>
-      </w:pPr>
-      <w:r>
-        <w:rPr>
-          <w:b w:val="false"/>
-          <w:bCs w:val="false"/>
-        </w:rPr>
-        <w:t xml:space="preserve">Data final: 31/07/2026 — conclusão de todos os entregáveis, site online com no mínimo 5 soluções e apresentações nos dias 24/07 e 31/07.</w:t>
+        <w:pStyle w:val="Heading2"/>
+      </w:pPr>
+      <w:r>
+        <w:t xml:space="preserve">2. Caminho Crítico e Dependências Interligadas</w:t>
+      </w:r>
+    </w:p>
+    <w:p>
+      <w:pPr>
+        <w:pStyle w:val="ListParagraph"/>
+        <w:numPr>
+          <w:ilvl w:val="0"/>
+          <w:numId w:val="2"/>
+        </w:numPr>
+        <w:spacing w:after="60"/>
+      </w:pPr>
+      <w:r>
+        <w:rPr>
+          <w:b/>
+          <w:bCs/>
+        </w:rPr>
+        <w:t xml:space="preserve">Caminho Crítico do Build Técnico:</w:t>
+      </w:r>
+      <w:r>
+        <w:rPr>
+          <w:b w:val="false"/>
+          <w:bCs w:val="false"/>
+        </w:rPr>
+        <w:t xml:space="preserve"> o progresso arquitetural depende estritamente da sequência `ERD PostgreSQL (Sprint 1) → CSVs de Exemplo (Sprint 2) → LingoBoard e IntegraSchool (Sprints 2 e 3) → Anexos e Documento Final (Sprint 4)`. A formalização das 6 entidades em `tdd_arquitetura.md` foi pré-requisito indispensável para validar a lógica analítica em Streamlit e a geração de relatórios administrativos.</w:t>
+      </w:r>
+    </w:p>
+    <w:p>
+      <w:pPr>
+        <w:pStyle w:val="ListParagraph"/>
+        <w:numPr>
+          <w:ilvl w:val="0"/>
+          <w:numId w:val="2"/>
+        </w:numPr>
+        <w:spacing w:after="60"/>
+      </w:pPr>
+      <w:r>
+        <w:rPr>
+          <w:b/>
+          <w:bCs/>
+        </w:rPr>
+        <w:t xml:space="preserve">Independência de Frontend:</w:t>
+      </w:r>
+      <w:r>
+        <w:rPr>
+          <w:b w:val="false"/>
+          <w:bCs w:val="false"/>
+        </w:rPr>
+        <w:t xml:space="preserve"> VocabDeck, EduLanding e o site institucional seguem trilha paralela baseada no design system compartilhado (`tokens.css`), permitindo à CPO (Raquel) evoluir o front e protótipos Figma simultaneamente aos desenvolvimentos de dados conduzidos pelo CTO (Roger).</w:t>
       </w:r>
     </w:p>
     <w:p>
@@ -6278,6 +8507,25 @@
           <w:color w:val="64748B"/>
         </w:rPr>
         <w:t xml:space="preserve">[Anexo: gráfico de Gantt do cronograma, com as datas reais (16/06–31/07/2026) e os marcos das apresentações (24/07 e 31/07) — ver diagramas/gantt_cronograma.svg (fonte .mmd)]</w:t>
+      </w:r>
+    </w:p>
+    <w:p>
+      <w:pPr>
+        <w:spacing w:after="120"/>
+      </w:pPr>
+      <w:r>
+        <w:rPr>
+          <w:b/>
+          <w:bCs/>
+        </w:rPr>
+        <w:t xml:space="preserve">Data final do projeto: 31/07/2026</w:t>
+      </w:r>
+      <w:r>
+        <w:rPr>
+          <w:b w:val="false"/>
+          <w:bCs w:val="false"/>
+        </w:rPr>
+        <w:t xml:space="preserve"> — conclusão integral de todos os entregáveis acadêmicos, site em produção com os 5 produtos funcionais e apresentações devidamente homologadas nos dias 24/07 e 31/07/2026.</w:t>
       </w:r>
     </w:p>
     <w:sectPr>
